--- a/fuentes/22810022_CF2_DI.docx
+++ b/fuentes/22810022_CF2_DI.docx
@@ -1195,6 +1195,7 @@
         </w:pBdr>
         <w:rPr>
           <w:bCs/>
+          <w:color w:val="000000" w:themeColor="text1"/>
           <w:sz w:val="20"/>
           <w:szCs w:val="20"/>
         </w:rPr>
@@ -1202,6 +1203,7 @@
       <w:r>
         <w:rPr>
           <w:bCs/>
+          <w:color w:val="000000" w:themeColor="text1"/>
           <w:sz w:val="20"/>
           <w:szCs w:val="20"/>
         </w:rPr>
@@ -1211,7 +1213,7 @@
       <w:r>
         <w:rPr>
           <w:bCs/>
-          <w:color w:val="00B050"/>
+          <w:color w:val="000000" w:themeColor="text1"/>
           <w:sz w:val="20"/>
           <w:szCs w:val="20"/>
         </w:rPr>
@@ -1220,7 +1222,7 @@
       <w:r>
         <w:rPr>
           <w:bCs/>
-          <w:color w:val="00B050"/>
+          <w:color w:val="000000" w:themeColor="text1"/>
           <w:sz w:val="20"/>
           <w:szCs w:val="20"/>
         </w:rPr>
@@ -1229,7 +1231,7 @@
       <w:r>
         <w:rPr>
           <w:bCs/>
-          <w:color w:val="00B050"/>
+          <w:color w:val="000000" w:themeColor="text1"/>
           <w:sz w:val="20"/>
           <w:szCs w:val="20"/>
         </w:rPr>
@@ -1239,12 +1241,14 @@
       <w:r>
         <w:rPr>
           <w:rStyle w:val="Refdecomentario"/>
+          <w:color w:val="000000" w:themeColor="text1"/>
         </w:rPr>
         <w:commentReference w:id="3"/>
       </w:r>
       <w:r>
         <w:rPr>
           <w:bCs/>
+          <w:color w:val="000000" w:themeColor="text1"/>
           <w:sz w:val="20"/>
           <w:szCs w:val="20"/>
         </w:rPr>
@@ -1255,6 +1259,7 @@
         <w:rPr>
           <w:rStyle w:val="Refdecomentario"/>
           <w:bCs/>
+          <w:color w:val="000000" w:themeColor="text1"/>
           <w:sz w:val="20"/>
           <w:szCs w:val="20"/>
         </w:rPr>
@@ -1920,6 +1925,7 @@
       <w:pPr>
         <w:rPr>
           <w:rFonts w:eastAsia="Times New Roman"/>
+          <w:color w:val="000000" w:themeColor="text1"/>
           <w:sz w:val="20"/>
           <w:szCs w:val="20"/>
           <w:lang w:eastAsia="es-MX"/>
@@ -1931,6 +1937,7 @@
           <w:rFonts w:eastAsia="Times New Roman"/>
           <w:b/>
           <w:bCs/>
+          <w:color w:val="000000" w:themeColor="text1"/>
           <w:sz w:val="20"/>
           <w:szCs w:val="20"/>
           <w:lang w:eastAsia="es-MX"/>
@@ -1940,6 +1947,7 @@
       <w:r>
         <w:rPr>
           <w:rFonts w:eastAsia="Times New Roman"/>
+          <w:color w:val="000000" w:themeColor="text1"/>
           <w:sz w:val="20"/>
           <w:szCs w:val="20"/>
           <w:lang w:eastAsia="es-MX"/>
@@ -1951,14 +1959,16 @@
       <w:pPr>
         <w:rPr>
           <w:rFonts w:eastAsia="Times New Roman"/>
-          <w:sz w:val="20"/>
-          <w:szCs w:val="20"/>
-          <w:lang w:eastAsia="es-MX"/>
-        </w:rPr>
-      </w:pPr>
-      <w:r>
-        <w:rPr>
-          <w:rFonts w:eastAsia="Times New Roman"/>
+          <w:color w:val="000000" w:themeColor="text1"/>
+          <w:sz w:val="20"/>
+          <w:szCs w:val="20"/>
+          <w:lang w:eastAsia="es-MX"/>
+        </w:rPr>
+      </w:pPr>
+      <w:r>
+        <w:rPr>
+          <w:rFonts w:eastAsia="Times New Roman"/>
+          <w:color w:val="000000" w:themeColor="text1"/>
           <w:sz w:val="20"/>
           <w:szCs w:val="20"/>
           <w:lang w:eastAsia="es-MX"/>
@@ -1971,7 +1981,7 @@
           <w:rFonts w:eastAsia="Times New Roman"/>
           <w:i/>
           <w:iCs/>
-          <w:color w:val="00B050"/>
+          <w:color w:val="000000" w:themeColor="text1"/>
           <w:sz w:val="20"/>
           <w:szCs w:val="20"/>
           <w:highlight w:val="yellow"/>
@@ -1983,12 +1993,14 @@
       <w:r>
         <w:rPr>
           <w:rStyle w:val="Refdecomentario"/>
+          <w:color w:val="000000" w:themeColor="text1"/>
         </w:rPr>
         <w:commentReference w:id="8"/>
       </w:r>
       <w:r>
         <w:rPr>
           <w:rFonts w:eastAsia="Times New Roman"/>
+          <w:color w:val="000000" w:themeColor="text1"/>
           <w:sz w:val="20"/>
           <w:szCs w:val="20"/>
           <w:lang w:eastAsia="es-MX"/>
@@ -1999,7 +2011,7 @@
       <w:r>
         <w:rPr>
           <w:rFonts w:eastAsia="Times New Roman"/>
-          <w:color w:val="00B050"/>
+          <w:color w:val="000000" w:themeColor="text1"/>
           <w:sz w:val="20"/>
           <w:szCs w:val="20"/>
           <w:lang w:eastAsia="es-MX"/>
@@ -2010,12 +2022,14 @@
       <w:r>
         <w:rPr>
           <w:rStyle w:val="Refdecomentario"/>
+          <w:color w:val="000000" w:themeColor="text1"/>
         </w:rPr>
         <w:commentReference w:id="9"/>
       </w:r>
       <w:r>
         <w:rPr>
           <w:rFonts w:eastAsia="Times New Roman"/>
+          <w:color w:val="000000" w:themeColor="text1"/>
           <w:sz w:val="20"/>
           <w:szCs w:val="20"/>
           <w:lang w:eastAsia="es-MX"/>
@@ -2037,6 +2051,7 @@
       <w:pPr>
         <w:rPr>
           <w:rFonts w:eastAsia="Times New Roman"/>
+          <w:color w:val="000000" w:themeColor="text1"/>
           <w:sz w:val="20"/>
           <w:szCs w:val="20"/>
           <w:lang w:eastAsia="es-MX"/>
@@ -2047,6 +2062,7 @@
           <w:rFonts w:eastAsia="Times New Roman"/>
           <w:b/>
           <w:bCs/>
+          <w:color w:val="000000" w:themeColor="text1"/>
           <w:sz w:val="20"/>
           <w:szCs w:val="20"/>
           <w:lang w:eastAsia="es-MX"/>
@@ -2056,6 +2072,7 @@
       <w:r>
         <w:rPr>
           <w:rFonts w:eastAsia="Times New Roman"/>
+          <w:color w:val="000000" w:themeColor="text1"/>
           <w:sz w:val="20"/>
           <w:szCs w:val="20"/>
           <w:lang w:eastAsia="es-MX"/>
@@ -2067,14 +2084,16 @@
       <w:pPr>
         <w:rPr>
           <w:rFonts w:eastAsia="Times New Roman"/>
-          <w:sz w:val="20"/>
-          <w:szCs w:val="20"/>
-          <w:lang w:eastAsia="es-MX"/>
-        </w:rPr>
-      </w:pPr>
-      <w:r>
-        <w:rPr>
-          <w:rFonts w:eastAsia="Times New Roman"/>
+          <w:color w:val="000000" w:themeColor="text1"/>
+          <w:sz w:val="20"/>
+          <w:szCs w:val="20"/>
+          <w:lang w:eastAsia="es-MX"/>
+        </w:rPr>
+      </w:pPr>
+      <w:r>
+        <w:rPr>
+          <w:rFonts w:eastAsia="Times New Roman"/>
+          <w:color w:val="000000" w:themeColor="text1"/>
           <w:sz w:val="20"/>
           <w:szCs w:val="20"/>
           <w:lang w:eastAsia="es-MX"/>
@@ -2085,7 +2104,7 @@
       <w:r>
         <w:rPr>
           <w:rFonts w:eastAsia="Times New Roman"/>
-          <w:color w:val="00B050"/>
+          <w:color w:val="000000" w:themeColor="text1"/>
           <w:sz w:val="20"/>
           <w:szCs w:val="20"/>
           <w:lang w:eastAsia="es-MX"/>
@@ -2095,7 +2114,7 @@
       <w:r>
         <w:rPr>
           <w:rFonts w:eastAsia="Times New Roman"/>
-          <w:color w:val="00B050"/>
+          <w:color w:val="000000" w:themeColor="text1"/>
           <w:sz w:val="20"/>
           <w:szCs w:val="20"/>
           <w:lang w:eastAsia="es-MX"/>
@@ -2106,12 +2125,14 @@
       <w:r>
         <w:rPr>
           <w:rStyle w:val="Refdecomentario"/>
+          <w:color w:val="000000" w:themeColor="text1"/>
         </w:rPr>
         <w:commentReference w:id="10"/>
       </w:r>
       <w:r>
         <w:rPr>
           <w:rFonts w:eastAsia="Times New Roman"/>
+          <w:color w:val="000000" w:themeColor="text1"/>
           <w:sz w:val="20"/>
           <w:szCs w:val="20"/>
           <w:lang w:eastAsia="es-MX"/>
@@ -2122,6 +2143,7 @@
       <w:r>
         <w:rPr>
           <w:rFonts w:eastAsia="Times New Roman"/>
+          <w:color w:val="000000" w:themeColor="text1"/>
           <w:sz w:val="20"/>
           <w:szCs w:val="20"/>
           <w:lang w:eastAsia="es-MX"/>
@@ -2132,6 +2154,7 @@
       <w:r>
         <w:rPr>
           <w:rFonts w:eastAsia="Times New Roman"/>
+          <w:color w:val="000000" w:themeColor="text1"/>
           <w:sz w:val="20"/>
           <w:szCs w:val="20"/>
           <w:lang w:eastAsia="es-MX"/>
@@ -2155,6 +2178,7 @@
       <w:pPr>
         <w:rPr>
           <w:rFonts w:eastAsia="Times New Roman"/>
+          <w:color w:val="000000" w:themeColor="text1"/>
           <w:sz w:val="20"/>
           <w:szCs w:val="20"/>
           <w:lang w:eastAsia="es-MX"/>
@@ -2165,6 +2189,7 @@
           <w:rFonts w:eastAsia="Times New Roman"/>
           <w:b/>
           <w:bCs/>
+          <w:color w:val="000000" w:themeColor="text1"/>
           <w:sz w:val="20"/>
           <w:szCs w:val="20"/>
           <w:lang w:eastAsia="es-MX"/>
@@ -2178,6 +2203,7 @@
           <w:bCs/>
           <w:i/>
           <w:iCs/>
+          <w:color w:val="000000" w:themeColor="text1"/>
           <w:sz w:val="20"/>
           <w:szCs w:val="20"/>
           <w:lang w:eastAsia="es-MX"/>
@@ -2189,78 +2215,72 @@
           <w:rFonts w:eastAsia="Times New Roman"/>
           <w:b/>
           <w:bCs/>
-          <w:sz w:val="20"/>
-          <w:szCs w:val="20"/>
-          <w:lang w:eastAsia="es-MX"/>
-        </w:rPr>
-        <w:t>Almacenamiento (Unidad de Estado Sólido, SSD)</w:t>
-      </w:r>
+          <w:color w:val="000000" w:themeColor="text1"/>
+          <w:sz w:val="20"/>
+          <w:szCs w:val="20"/>
+          <w:lang w:eastAsia="es-MX"/>
+        </w:rPr>
+        <w:t xml:space="preserve">Almacenamiento (Unidad de Estado Sólido, SSD) </w:t>
+      </w:r>
+    </w:p>
+    <w:p>
+      <w:pPr>
+        <w:rPr>
+          <w:rFonts w:eastAsia="Times New Roman"/>
+          <w:color w:val="000000" w:themeColor="text1"/>
+          <w:sz w:val="20"/>
+          <w:szCs w:val="20"/>
+          <w:lang w:eastAsia="es-MX"/>
+        </w:rPr>
+      </w:pPr>
+      <w:r>
+        <w:rPr>
+          <w:rFonts w:eastAsia="Times New Roman"/>
+          <w:color w:val="000000" w:themeColor="text1"/>
+          <w:sz w:val="20"/>
+          <w:szCs w:val="20"/>
+          <w:lang w:eastAsia="es-MX"/>
+        </w:rPr>
+        <w:t xml:space="preserve">La carpeta </w:t>
+      </w:r>
+      <w:commentRangeStart w:id="11"/>
+      <w:proofErr w:type="spellStart"/>
       <w:r>
         <w:rPr>
           <w:rFonts w:eastAsia="Times New Roman"/>
           <w:b/>
           <w:bCs/>
+          <w:color w:val="000000" w:themeColor="text1"/>
+          <w:sz w:val="20"/>
+          <w:szCs w:val="20"/>
+          <w:highlight w:val="lightGray"/>
+          <w:lang w:eastAsia="es-MX"/>
+        </w:rPr>
+        <w:t>node_modules</w:t>
+      </w:r>
+      <w:proofErr w:type="spellEnd"/>
+      <w:r>
+        <w:rPr>
+          <w:rFonts w:eastAsia="Times New Roman"/>
+          <w:color w:val="000000" w:themeColor="text1"/>
           <w:sz w:val="20"/>
           <w:szCs w:val="20"/>
           <w:lang w:eastAsia="es-MX"/>
         </w:rPr>
         <w:t xml:space="preserve"> </w:t>
       </w:r>
-    </w:p>
-    <w:p>
-      <w:pPr>
-        <w:rPr>
-          <w:rFonts w:eastAsia="Times New Roman"/>
-          <w:sz w:val="20"/>
-          <w:szCs w:val="20"/>
-          <w:lang w:eastAsia="es-MX"/>
-        </w:rPr>
-      </w:pPr>
-      <w:r>
-        <w:rPr>
-          <w:rFonts w:eastAsia="Times New Roman"/>
-          <w:sz w:val="20"/>
-          <w:szCs w:val="20"/>
-          <w:lang w:eastAsia="es-MX"/>
-        </w:rPr>
-        <w:t xml:space="preserve">La carpeta </w:t>
-      </w:r>
-      <w:commentRangeStart w:id="11"/>
-      <w:proofErr w:type="spellStart"/>
-      <w:r>
-        <w:rPr>
-          <w:rFonts w:eastAsia="Times New Roman"/>
-          <w:b/>
-          <w:bCs/>
-          <w:color w:val="00B050"/>
-          <w:sz w:val="20"/>
-          <w:szCs w:val="20"/>
-          <w:highlight w:val="lightGray"/>
-          <w:lang w:eastAsia="es-MX"/>
-        </w:rPr>
-        <w:t>node_modules</w:t>
-      </w:r>
-      <w:proofErr w:type="spellEnd"/>
-      <w:r>
-        <w:rPr>
-          <w:rFonts w:eastAsia="Times New Roman"/>
-          <w:color w:val="00B050"/>
-          <w:sz w:val="20"/>
-          <w:szCs w:val="20"/>
-          <w:lang w:eastAsia="es-MX"/>
-        </w:rPr>
-        <w:t xml:space="preserve"> </w:t>
-      </w:r>
       <w:commentRangeEnd w:id="11"/>
       <w:r>
         <w:rPr>
           <w:rStyle w:val="Refdecomentario"/>
+          <w:color w:val="000000" w:themeColor="text1"/>
         </w:rPr>
         <w:commentReference w:id="11"/>
       </w:r>
       <w:r>
         <w:rPr>
           <w:rFonts w:eastAsia="Times New Roman"/>
+          <w:color w:val="000000" w:themeColor="text1"/>
           <w:sz w:val="20"/>
           <w:szCs w:val="20"/>
           <w:lang w:eastAsia="es-MX"/>
@@ -2272,7 +2292,7 @@
       <w:r>
         <w:rPr>
           <w:rFonts w:eastAsia="Times New Roman"/>
-          <w:color w:val="00B050"/>
+          <w:color w:val="000000" w:themeColor="text1"/>
           <w:sz w:val="20"/>
           <w:szCs w:val="20"/>
           <w:lang w:eastAsia="es-MX"/>
@@ -2284,12 +2304,14 @@
       <w:r>
         <w:rPr>
           <w:rStyle w:val="Refdecomentario"/>
+          <w:color w:val="000000" w:themeColor="text1"/>
         </w:rPr>
         <w:commentReference w:id="12"/>
       </w:r>
       <w:r>
         <w:rPr>
           <w:rFonts w:eastAsia="Times New Roman"/>
+          <w:color w:val="000000" w:themeColor="text1"/>
           <w:sz w:val="20"/>
           <w:szCs w:val="20"/>
           <w:lang w:eastAsia="es-MX"/>
@@ -2301,6 +2323,7 @@
         <w:rPr>
           <w:rStyle w:val="Refdecomentario"/>
           <w:rFonts w:eastAsia="Times New Roman"/>
+          <w:color w:val="000000" w:themeColor="text1"/>
           <w:sz w:val="20"/>
           <w:szCs w:val="20"/>
           <w:lang w:eastAsia="es-MX"/>
@@ -2454,6 +2477,7 @@
       <w:pPr>
         <w:rPr>
           <w:rFonts w:eastAsia="Times New Roman"/>
+          <w:color w:val="000000" w:themeColor="text1"/>
           <w:sz w:val="20"/>
           <w:szCs w:val="20"/>
           <w:lang w:eastAsia="es-MX"/>
@@ -2465,6 +2489,7 @@
           <w:rFonts w:eastAsia="Times New Roman"/>
           <w:b/>
           <w:bCs/>
+          <w:color w:val="000000" w:themeColor="text1"/>
           <w:sz w:val="20"/>
           <w:szCs w:val="20"/>
           <w:lang w:eastAsia="es-MX"/>
@@ -2476,6 +2501,7 @@
           <w:rFonts w:eastAsia="Times New Roman"/>
           <w:b/>
           <w:bCs/>
+          <w:color w:val="000000" w:themeColor="text1"/>
           <w:sz w:val="20"/>
           <w:szCs w:val="20"/>
           <w:lang w:eastAsia="es-MX"/>
@@ -2485,6 +2511,7 @@
       <w:r>
         <w:rPr>
           <w:rFonts w:eastAsia="Times New Roman"/>
+          <w:color w:val="000000" w:themeColor="text1"/>
           <w:sz w:val="20"/>
           <w:szCs w:val="20"/>
           <w:lang w:eastAsia="es-MX"/>
@@ -2504,6 +2531,7 @@
       <w:r>
         <w:rPr>
           <w:rFonts w:eastAsia="Times New Roman"/>
+          <w:color w:val="000000" w:themeColor="text1"/>
           <w:sz w:val="20"/>
           <w:szCs w:val="20"/>
           <w:lang w:eastAsia="es-MX"/>
@@ -2514,7 +2542,7 @@
       <w:r>
         <w:rPr>
           <w:rFonts w:eastAsia="Times New Roman"/>
-          <w:color w:val="00B050"/>
+          <w:color w:val="000000" w:themeColor="text1"/>
           <w:sz w:val="20"/>
           <w:szCs w:val="20"/>
           <w:lang w:eastAsia="es-MX"/>
@@ -2525,7 +2553,7 @@
       <w:r>
         <w:rPr>
           <w:rFonts w:eastAsia="Times New Roman"/>
-          <w:color w:val="00B050"/>
+          <w:color w:val="000000" w:themeColor="text1"/>
           <w:sz w:val="20"/>
           <w:szCs w:val="20"/>
           <w:lang w:eastAsia="es-MX"/>
@@ -2536,7 +2564,7 @@
       <w:r>
         <w:rPr>
           <w:rFonts w:eastAsia="Times New Roman"/>
-          <w:color w:val="00B050"/>
+          <w:color w:val="000000" w:themeColor="text1"/>
           <w:sz w:val="20"/>
           <w:szCs w:val="20"/>
           <w:lang w:eastAsia="es-MX"/>
@@ -2547,7 +2575,7 @@
       <w:r>
         <w:rPr>
           <w:rFonts w:eastAsia="Times New Roman"/>
-          <w:color w:val="00B050"/>
+          <w:color w:val="000000" w:themeColor="text1"/>
           <w:sz w:val="20"/>
           <w:szCs w:val="20"/>
           <w:lang w:eastAsia="es-MX"/>
@@ -2558,7 +2586,7 @@
       <w:r>
         <w:rPr>
           <w:rFonts w:eastAsia="Times New Roman"/>
-          <w:color w:val="00B050"/>
+          <w:color w:val="000000" w:themeColor="text1"/>
           <w:sz w:val="20"/>
           <w:szCs w:val="20"/>
           <w:lang w:eastAsia="es-MX"/>
@@ -2569,13 +2597,14 @@
       <w:r>
         <w:rPr>
           <w:rStyle w:val="Refdecomentario"/>
+          <w:color w:val="000000" w:themeColor="text1"/>
         </w:rPr>
         <w:commentReference w:id="15"/>
       </w:r>
       <w:r>
         <w:rPr>
           <w:rFonts w:eastAsia="Times New Roman"/>
-          <w:color w:val="00B050"/>
+          <w:color w:val="000000" w:themeColor="text1"/>
           <w:sz w:val="20"/>
           <w:szCs w:val="20"/>
           <w:lang w:eastAsia="es-MX"/>
@@ -2585,6 +2614,7 @@
       <w:r>
         <w:rPr>
           <w:rFonts w:eastAsia="Times New Roman"/>
+          <w:color w:val="000000" w:themeColor="text1"/>
           <w:sz w:val="20"/>
           <w:szCs w:val="20"/>
           <w:lang w:eastAsia="es-MX"/>
@@ -2596,7 +2626,7 @@
       <w:r>
         <w:rPr>
           <w:rFonts w:eastAsia="Times New Roman"/>
-          <w:color w:val="00B050"/>
+          <w:color w:val="000000" w:themeColor="text1"/>
           <w:sz w:val="20"/>
           <w:szCs w:val="20"/>
           <w:lang w:eastAsia="es-MX"/>
@@ -2608,12 +2638,14 @@
       <w:r>
         <w:rPr>
           <w:rStyle w:val="Refdecomentario"/>
+          <w:color w:val="000000" w:themeColor="text1"/>
         </w:rPr>
         <w:commentReference w:id="16"/>
       </w:r>
       <w:r>
         <w:rPr>
           <w:rFonts w:eastAsia="Times New Roman"/>
+          <w:color w:val="000000" w:themeColor="text1"/>
           <w:sz w:val="20"/>
           <w:szCs w:val="20"/>
           <w:lang w:eastAsia="es-MX"/>
@@ -2624,7 +2656,7 @@
       <w:r>
         <w:rPr>
           <w:rFonts w:eastAsia="Times New Roman"/>
-          <w:color w:val="00B050"/>
+          <w:color w:val="000000" w:themeColor="text1"/>
           <w:sz w:val="20"/>
           <w:szCs w:val="20"/>
           <w:lang w:eastAsia="es-MX"/>
@@ -2634,7 +2666,7 @@
       <w:r>
         <w:rPr>
           <w:rFonts w:eastAsia="Times New Roman"/>
-          <w:color w:val="00B050"/>
+          <w:color w:val="000000" w:themeColor="text1"/>
           <w:sz w:val="20"/>
           <w:szCs w:val="20"/>
           <w:lang w:eastAsia="es-MX"/>
@@ -2644,7 +2676,7 @@
       <w:r>
         <w:rPr>
           <w:rFonts w:eastAsia="Times New Roman"/>
-          <w:color w:val="00B050"/>
+          <w:color w:val="000000" w:themeColor="text1"/>
           <w:sz w:val="20"/>
           <w:szCs w:val="20"/>
           <w:lang w:eastAsia="es-MX"/>
@@ -2655,12 +2687,14 @@
       <w:r>
         <w:rPr>
           <w:rStyle w:val="Refdecomentario"/>
+          <w:color w:val="000000" w:themeColor="text1"/>
         </w:rPr>
         <w:commentReference w:id="17"/>
       </w:r>
       <w:r>
         <w:rPr>
           <w:rFonts w:eastAsia="Times New Roman"/>
+          <w:color w:val="000000" w:themeColor="text1"/>
           <w:sz w:val="20"/>
           <w:szCs w:val="20"/>
           <w:lang w:eastAsia="es-MX"/>
@@ -2692,6 +2726,7 @@
       <w:pPr>
         <w:rPr>
           <w:rFonts w:eastAsia="Times New Roman"/>
+          <w:color w:val="000000" w:themeColor="text1"/>
           <w:sz w:val="20"/>
           <w:szCs w:val="20"/>
           <w:lang w:eastAsia="es-MX"/>
@@ -2702,6 +2737,7 @@
           <w:rFonts w:eastAsia="Times New Roman"/>
           <w:b/>
           <w:bCs/>
+          <w:color w:val="000000" w:themeColor="text1"/>
           <w:sz w:val="20"/>
           <w:szCs w:val="20"/>
           <w:lang w:eastAsia="es-MX"/>
@@ -2713,92 +2749,81 @@
           <w:rFonts w:eastAsia="Times New Roman"/>
           <w:b/>
           <w:bCs/>
-          <w:sz w:val="20"/>
-          <w:szCs w:val="20"/>
-          <w:lang w:eastAsia="es-MX"/>
-        </w:rPr>
-        <w:t xml:space="preserve"> 2 — </w:t>
+          <w:color w:val="000000" w:themeColor="text1"/>
+          <w:sz w:val="20"/>
+          <w:szCs w:val="20"/>
+          <w:lang w:eastAsia="es-MX"/>
+        </w:rPr>
+        <w:t xml:space="preserve"> 2 — Node.js y el </w:t>
       </w:r>
       <w:r>
         <w:rPr>
           <w:rFonts w:eastAsia="Times New Roman"/>
           <w:b/>
           <w:bCs/>
-          <w:color w:val="00B050"/>
-          <w:sz w:val="20"/>
-          <w:szCs w:val="20"/>
-          <w:lang w:eastAsia="es-MX"/>
-        </w:rPr>
-        <w:t xml:space="preserve">Node.js y el </w:t>
+          <w:color w:val="000000" w:themeColor="text1"/>
+          <w:sz w:val="20"/>
+          <w:szCs w:val="20"/>
+          <w:lang w:eastAsia="es-MX"/>
+        </w:rPr>
+        <w:t>g</w:t>
       </w:r>
       <w:r>
         <w:rPr>
           <w:rFonts w:eastAsia="Times New Roman"/>
           <w:b/>
           <w:bCs/>
-          <w:color w:val="00B050"/>
-          <w:sz w:val="20"/>
-          <w:szCs w:val="20"/>
-          <w:lang w:eastAsia="es-MX"/>
-        </w:rPr>
-        <w:t>g</w:t>
+          <w:color w:val="000000" w:themeColor="text1"/>
+          <w:sz w:val="20"/>
+          <w:szCs w:val="20"/>
+          <w:lang w:eastAsia="es-MX"/>
+        </w:rPr>
+        <w:t xml:space="preserve">estor de </w:t>
       </w:r>
       <w:r>
         <w:rPr>
           <w:rFonts w:eastAsia="Times New Roman"/>
           <w:b/>
           <w:bCs/>
-          <w:color w:val="00B050"/>
-          <w:sz w:val="20"/>
-          <w:szCs w:val="20"/>
-          <w:lang w:eastAsia="es-MX"/>
-        </w:rPr>
-        <w:t xml:space="preserve">estor de </w:t>
+          <w:color w:val="000000" w:themeColor="text1"/>
+          <w:sz w:val="20"/>
+          <w:szCs w:val="20"/>
+          <w:lang w:eastAsia="es-MX"/>
+        </w:rPr>
+        <w:t>p</w:t>
       </w:r>
       <w:r>
         <w:rPr>
           <w:rFonts w:eastAsia="Times New Roman"/>
           <w:b/>
           <w:bCs/>
-          <w:color w:val="00B050"/>
-          <w:sz w:val="20"/>
-          <w:szCs w:val="20"/>
-          <w:lang w:eastAsia="es-MX"/>
-        </w:rPr>
-        <w:t>p</w:t>
-      </w:r>
+          <w:color w:val="000000" w:themeColor="text1"/>
+          <w:sz w:val="20"/>
+          <w:szCs w:val="20"/>
+          <w:lang w:eastAsia="es-MX"/>
+        </w:rPr>
+        <w:t xml:space="preserve">aquetes de </w:t>
+      </w:r>
+      <w:proofErr w:type="spellStart"/>
       <w:r>
         <w:rPr>
           <w:rFonts w:eastAsia="Times New Roman"/>
           <w:b/>
           <w:bCs/>
-          <w:color w:val="00B050"/>
-          <w:sz w:val="20"/>
-          <w:szCs w:val="20"/>
-          <w:lang w:eastAsia="es-MX"/>
-        </w:rPr>
-        <w:t xml:space="preserve">aquetes de </w:t>
-      </w:r>
-      <w:proofErr w:type="spellStart"/>
+          <w:color w:val="000000" w:themeColor="text1"/>
+          <w:sz w:val="20"/>
+          <w:szCs w:val="20"/>
+          <w:lang w:eastAsia="es-MX"/>
+        </w:rPr>
+        <w:t>Node</w:t>
+      </w:r>
+      <w:proofErr w:type="spellEnd"/>
       <w:r>
         <w:rPr>
           <w:rFonts w:eastAsia="Times New Roman"/>
           <w:b/>
           <w:bCs/>
-          <w:color w:val="00B050"/>
-          <w:sz w:val="20"/>
-          <w:szCs w:val="20"/>
-          <w:lang w:eastAsia="es-MX"/>
-        </w:rPr>
-        <w:t>Node</w:t>
-      </w:r>
-      <w:proofErr w:type="spellEnd"/>
-      <w:r>
-        <w:rPr>
-          <w:rFonts w:eastAsia="Times New Roman"/>
-          <w:b/>
-          <w:bCs/>
-          <w:color w:val="00B050"/>
+          <w:color w:val="000000" w:themeColor="text1"/>
           <w:sz w:val="20"/>
           <w:szCs w:val="20"/>
           <w:lang w:eastAsia="es-MX"/>
@@ -2813,7 +2838,7 @@
           <w:bCs/>
           <w:i/>
           <w:iCs/>
-          <w:color w:val="00B050"/>
+          <w:color w:val="000000" w:themeColor="text1"/>
           <w:sz w:val="20"/>
           <w:szCs w:val="20"/>
           <w:highlight w:val="yellow"/>
@@ -2829,7 +2854,7 @@
           <w:bCs/>
           <w:i/>
           <w:iCs/>
-          <w:color w:val="00B050"/>
+          <w:color w:val="000000" w:themeColor="text1"/>
           <w:sz w:val="20"/>
           <w:szCs w:val="20"/>
           <w:highlight w:val="yellow"/>
@@ -2845,7 +2870,7 @@
           <w:bCs/>
           <w:i/>
           <w:iCs/>
-          <w:color w:val="00B050"/>
+          <w:color w:val="000000" w:themeColor="text1"/>
           <w:sz w:val="20"/>
           <w:szCs w:val="20"/>
           <w:highlight w:val="yellow"/>
@@ -2861,7 +2886,7 @@
           <w:bCs/>
           <w:i/>
           <w:iCs/>
-          <w:color w:val="00B050"/>
+          <w:color w:val="000000" w:themeColor="text1"/>
           <w:sz w:val="20"/>
           <w:szCs w:val="20"/>
           <w:highlight w:val="yellow"/>
@@ -2874,7 +2899,7 @@
           <w:rFonts w:eastAsia="Times New Roman"/>
           <w:b/>
           <w:bCs/>
-          <w:color w:val="00B050"/>
+          <w:color w:val="000000" w:themeColor="text1"/>
           <w:sz w:val="20"/>
           <w:szCs w:val="20"/>
           <w:lang w:eastAsia="es-MX"/>
@@ -2888,7 +2913,7 @@
           <w:rFonts w:eastAsia="Times New Roman"/>
           <w:b/>
           <w:bCs/>
-          <w:color w:val="00B050"/>
+          <w:color w:val="000000" w:themeColor="text1"/>
           <w:sz w:val="20"/>
           <w:szCs w:val="20"/>
           <w:lang w:eastAsia="es-MX"/>
@@ -2900,7 +2925,7 @@
       <w:r>
         <w:rPr>
           <w:rStyle w:val="Refdecomentario"/>
-          <w:color w:val="00B050"/>
+          <w:color w:val="000000" w:themeColor="text1"/>
         </w:rPr>
         <w:commentReference w:id="18"/>
       </w:r>
@@ -2909,6 +2934,7 @@
           <w:rFonts w:eastAsia="Times New Roman"/>
           <w:b/>
           <w:bCs/>
+          <w:color w:val="000000" w:themeColor="text1"/>
           <w:sz w:val="20"/>
           <w:szCs w:val="20"/>
           <w:lang w:eastAsia="es-MX"/>
@@ -2918,6 +2944,7 @@
       <w:r>
         <w:rPr>
           <w:rFonts w:eastAsia="Times New Roman"/>
+          <w:color w:val="000000" w:themeColor="text1"/>
           <w:sz w:val="20"/>
           <w:szCs w:val="20"/>
           <w:lang w:eastAsia="es-MX"/>
@@ -2929,14 +2956,16 @@
       <w:pPr>
         <w:rPr>
           <w:rFonts w:eastAsia="Times New Roman"/>
-          <w:sz w:val="20"/>
-          <w:szCs w:val="20"/>
-          <w:lang w:eastAsia="es-MX"/>
-        </w:rPr>
-      </w:pPr>
-      <w:r>
-        <w:rPr>
-          <w:rFonts w:eastAsia="Times New Roman"/>
+          <w:color w:val="000000" w:themeColor="text1"/>
+          <w:sz w:val="20"/>
+          <w:szCs w:val="20"/>
+          <w:lang w:eastAsia="es-MX"/>
+        </w:rPr>
+      </w:pPr>
+      <w:r>
+        <w:rPr>
+          <w:rFonts w:eastAsia="Times New Roman"/>
+          <w:color w:val="000000" w:themeColor="text1"/>
           <w:sz w:val="20"/>
           <w:szCs w:val="20"/>
           <w:lang w:eastAsia="es-MX"/>
@@ -2946,6 +2975,7 @@
       <w:r>
         <w:rPr>
           <w:rFonts w:eastAsia="Times New Roman"/>
+          <w:color w:val="000000" w:themeColor="text1"/>
           <w:sz w:val="20"/>
           <w:szCs w:val="20"/>
           <w:lang w:eastAsia="es-MX"/>
@@ -2957,6 +2987,7 @@
         <w:rPr>
           <w:rStyle w:val="Refdecomentario"/>
           <w:rFonts w:eastAsia="Times New Roman"/>
+          <w:color w:val="000000" w:themeColor="text1"/>
           <w:sz w:val="20"/>
           <w:szCs w:val="20"/>
           <w:lang w:eastAsia="es-MX"/>
@@ -3013,6 +3044,7 @@
       <w:pPr>
         <w:rPr>
           <w:rFonts w:eastAsia="Times New Roman"/>
+          <w:color w:val="000000" w:themeColor="text1"/>
           <w:sz w:val="20"/>
           <w:szCs w:val="20"/>
           <w:lang w:eastAsia="es-MX"/>
@@ -3111,13 +3143,23 @@
           <w:szCs w:val="20"/>
           <w:lang w:eastAsia="es-MX"/>
         </w:rPr>
-        <w:t xml:space="preserve">Un </w:t>
+        <w:t>U</w:t>
+      </w:r>
+      <w:r>
+        <w:rPr>
+          <w:rFonts w:eastAsia="Times New Roman"/>
+          <w:color w:val="000000" w:themeColor="text1"/>
+          <w:sz w:val="20"/>
+          <w:szCs w:val="20"/>
+          <w:lang w:eastAsia="es-MX"/>
+        </w:rPr>
+        <w:t xml:space="preserve">n </w:t>
       </w:r>
       <w:commentRangeStart w:id="20"/>
       <w:r>
         <w:rPr>
           <w:rFonts w:eastAsia="Times New Roman"/>
-          <w:color w:val="00B050"/>
+          <w:color w:val="000000" w:themeColor="text1"/>
           <w:sz w:val="20"/>
           <w:szCs w:val="20"/>
           <w:lang w:eastAsia="es-MX"/>
@@ -3127,7 +3169,7 @@
       <w:r>
         <w:rPr>
           <w:rFonts w:eastAsia="Times New Roman"/>
-          <w:color w:val="00B050"/>
+          <w:color w:val="000000" w:themeColor="text1"/>
           <w:sz w:val="20"/>
           <w:szCs w:val="20"/>
           <w:lang w:eastAsia="es-MX"/>
@@ -3137,7 +3179,7 @@
       <w:r>
         <w:rPr>
           <w:rFonts w:eastAsia="Times New Roman"/>
-          <w:color w:val="00B050"/>
+          <w:color w:val="000000" w:themeColor="text1"/>
           <w:sz w:val="20"/>
           <w:szCs w:val="20"/>
           <w:lang w:eastAsia="es-MX"/>
@@ -3147,7 +3189,7 @@
       <w:r>
         <w:rPr>
           <w:rFonts w:eastAsia="Times New Roman"/>
-          <w:color w:val="00B050"/>
+          <w:color w:val="000000" w:themeColor="text1"/>
           <w:sz w:val="20"/>
           <w:szCs w:val="20"/>
           <w:lang w:eastAsia="es-MX"/>
@@ -3157,7 +3199,7 @@
       <w:r>
         <w:rPr>
           <w:rFonts w:eastAsia="Times New Roman"/>
-          <w:color w:val="00B050"/>
+          <w:color w:val="000000" w:themeColor="text1"/>
           <w:sz w:val="20"/>
           <w:szCs w:val="20"/>
           <w:lang w:eastAsia="es-MX"/>
@@ -3167,7 +3209,7 @@
       <w:r>
         <w:rPr>
           <w:rFonts w:eastAsia="Times New Roman"/>
-          <w:color w:val="00B050"/>
+          <w:color w:val="000000" w:themeColor="text1"/>
           <w:sz w:val="20"/>
           <w:szCs w:val="20"/>
           <w:lang w:eastAsia="es-MX"/>
@@ -3178,12 +3220,14 @@
       <w:r>
         <w:rPr>
           <w:rStyle w:val="Refdecomentario"/>
+          <w:color w:val="000000" w:themeColor="text1"/>
         </w:rPr>
         <w:commentReference w:id="20"/>
       </w:r>
       <w:r>
         <w:rPr>
           <w:rFonts w:eastAsia="Times New Roman"/>
+          <w:color w:val="000000" w:themeColor="text1"/>
           <w:sz w:val="20"/>
           <w:szCs w:val="20"/>
           <w:lang w:eastAsia="es-MX"/>
@@ -3196,6 +3240,7 @@
           <w:rFonts w:eastAsia="Times New Roman"/>
           <w:i/>
           <w:iCs/>
+          <w:color w:val="000000" w:themeColor="text1"/>
           <w:sz w:val="20"/>
           <w:szCs w:val="20"/>
           <w:highlight w:val="yellow"/>
@@ -3209,6 +3254,7 @@
           <w:rFonts w:eastAsia="Times New Roman"/>
           <w:i/>
           <w:iCs/>
+          <w:color w:val="000000" w:themeColor="text1"/>
           <w:sz w:val="20"/>
           <w:szCs w:val="20"/>
           <w:highlight w:val="yellow"/>
@@ -3222,6 +3268,7 @@
           <w:rFonts w:eastAsia="Times New Roman"/>
           <w:i/>
           <w:iCs/>
+          <w:color w:val="000000" w:themeColor="text1"/>
           <w:sz w:val="20"/>
           <w:szCs w:val="20"/>
           <w:highlight w:val="yellow"/>
@@ -3235,6 +3282,7 @@
           <w:rFonts w:eastAsia="Times New Roman"/>
           <w:i/>
           <w:iCs/>
+          <w:color w:val="000000" w:themeColor="text1"/>
           <w:sz w:val="20"/>
           <w:szCs w:val="20"/>
           <w:highlight w:val="yellow"/>
@@ -3248,6 +3296,7 @@
           <w:rFonts w:eastAsia="Times New Roman"/>
           <w:i/>
           <w:iCs/>
+          <w:color w:val="000000" w:themeColor="text1"/>
           <w:sz w:val="20"/>
           <w:szCs w:val="20"/>
           <w:highlight w:val="yellow"/>
@@ -3259,6 +3308,7 @@
       <w:r>
         <w:rPr>
           <w:rFonts w:eastAsia="Times New Roman"/>
+          <w:color w:val="000000" w:themeColor="text1"/>
           <w:sz w:val="20"/>
           <w:szCs w:val="20"/>
           <w:highlight w:val="yellow"/>
@@ -3269,6 +3319,7 @@
       <w:r>
         <w:rPr>
           <w:rFonts w:eastAsia="Times New Roman"/>
+          <w:color w:val="000000" w:themeColor="text1"/>
           <w:sz w:val="20"/>
           <w:szCs w:val="20"/>
           <w:lang w:eastAsia="es-MX"/>
@@ -3279,6 +3330,7 @@
       <w:r>
         <w:rPr>
           <w:rFonts w:eastAsia="Times New Roman"/>
+          <w:color w:val="000000" w:themeColor="text1"/>
           <w:sz w:val="20"/>
           <w:szCs w:val="20"/>
           <w:lang w:eastAsia="es-MX"/>
@@ -3289,6 +3341,7 @@
       <w:r>
         <w:rPr>
           <w:rFonts w:eastAsia="Times New Roman"/>
+          <w:color w:val="000000" w:themeColor="text1"/>
           <w:sz w:val="20"/>
           <w:szCs w:val="20"/>
           <w:lang w:eastAsia="es-MX"/>
@@ -3299,6 +3352,7 @@
       <w:r>
         <w:rPr>
           <w:rFonts w:eastAsia="Times New Roman"/>
+          <w:color w:val="000000" w:themeColor="text1"/>
           <w:sz w:val="20"/>
           <w:szCs w:val="20"/>
           <w:lang w:eastAsia="es-MX"/>
@@ -3309,6 +3363,7 @@
       <w:r>
         <w:rPr>
           <w:rFonts w:eastAsia="Times New Roman"/>
+          <w:color w:val="000000" w:themeColor="text1"/>
           <w:sz w:val="20"/>
           <w:szCs w:val="20"/>
           <w:lang w:eastAsia="es-MX"/>
@@ -3320,24 +3375,26 @@
       <w:pPr>
         <w:rPr>
           <w:rFonts w:eastAsia="Times New Roman"/>
-          <w:sz w:val="20"/>
-          <w:szCs w:val="20"/>
-          <w:lang w:eastAsia="es-MX"/>
-        </w:rPr>
-      </w:pPr>
-    </w:p>
-    <w:p>
-      <w:pPr>
-        <w:rPr>
-          <w:rFonts w:eastAsia="Times New Roman"/>
-          <w:sz w:val="20"/>
-          <w:szCs w:val="20"/>
-          <w:lang w:eastAsia="es-MX"/>
-        </w:rPr>
-      </w:pPr>
-      <w:r>
-        <w:rPr>
-          <w:rFonts w:eastAsia="Times New Roman"/>
+          <w:color w:val="000000" w:themeColor="text1"/>
+          <w:sz w:val="20"/>
+          <w:szCs w:val="20"/>
+          <w:lang w:eastAsia="es-MX"/>
+        </w:rPr>
+      </w:pPr>
+    </w:p>
+    <w:p>
+      <w:pPr>
+        <w:rPr>
+          <w:rFonts w:eastAsia="Times New Roman"/>
+          <w:sz w:val="20"/>
+          <w:szCs w:val="20"/>
+          <w:lang w:eastAsia="es-MX"/>
+        </w:rPr>
+      </w:pPr>
+      <w:r>
+        <w:rPr>
+          <w:rFonts w:eastAsia="Times New Roman"/>
+          <w:color w:val="000000" w:themeColor="text1"/>
           <w:sz w:val="20"/>
           <w:szCs w:val="20"/>
           <w:lang w:eastAsia="es-MX"/>
@@ -3348,6 +3405,7 @@
       <w:r>
         <w:rPr>
           <w:rFonts w:eastAsia="Times New Roman"/>
+          <w:color w:val="000000" w:themeColor="text1"/>
           <w:sz w:val="20"/>
           <w:szCs w:val="20"/>
           <w:lang w:eastAsia="es-MX"/>
@@ -3358,6 +3416,7 @@
       <w:r>
         <w:rPr>
           <w:rFonts w:eastAsia="Times New Roman"/>
+          <w:color w:val="000000" w:themeColor="text1"/>
           <w:sz w:val="20"/>
           <w:szCs w:val="20"/>
           <w:lang w:eastAsia="es-MX"/>
@@ -3369,7 +3428,7 @@
       <w:r>
         <w:rPr>
           <w:rFonts w:eastAsia="Times New Roman"/>
-          <w:color w:val="00B050"/>
+          <w:color w:val="000000" w:themeColor="text1"/>
           <w:sz w:val="20"/>
           <w:szCs w:val="20"/>
           <w:lang w:eastAsia="es-MX"/>
@@ -3381,12 +3440,14 @@
       <w:r>
         <w:rPr>
           <w:rStyle w:val="Refdecomentario"/>
+          <w:color w:val="000000" w:themeColor="text1"/>
         </w:rPr>
         <w:commentReference w:id="21"/>
       </w:r>
       <w:r>
         <w:rPr>
           <w:rFonts w:eastAsia="Times New Roman"/>
+          <w:color w:val="000000" w:themeColor="text1"/>
           <w:sz w:val="20"/>
           <w:szCs w:val="20"/>
           <w:lang w:eastAsia="es-MX"/>
@@ -3399,6 +3460,7 @@
           <w:rFonts w:eastAsia="Times New Roman"/>
           <w:i/>
           <w:iCs/>
+          <w:color w:val="000000" w:themeColor="text1"/>
           <w:sz w:val="20"/>
           <w:szCs w:val="20"/>
           <w:highlight w:val="yellow"/>
@@ -3410,6 +3472,7 @@
       <w:r>
         <w:rPr>
           <w:rFonts w:eastAsia="Times New Roman"/>
+          <w:color w:val="000000" w:themeColor="text1"/>
           <w:sz w:val="20"/>
           <w:szCs w:val="20"/>
           <w:lang w:eastAsia="es-MX"/>
@@ -3420,6 +3483,7 @@
       <w:r>
         <w:rPr>
           <w:rFonts w:eastAsia="Times New Roman"/>
+          <w:color w:val="000000" w:themeColor="text1"/>
           <w:sz w:val="20"/>
           <w:szCs w:val="20"/>
           <w:lang w:eastAsia="es-MX"/>
@@ -3430,11 +3494,21 @@
       <w:r>
         <w:rPr>
           <w:rFonts w:eastAsia="Times New Roman"/>
-          <w:sz w:val="20"/>
-          <w:szCs w:val="20"/>
-          <w:lang w:eastAsia="es-MX"/>
-        </w:rPr>
-        <w:t>. Esto explica por qué funciona de forma idéntica en cualquier sistema operativo y por qué consume una cantidad de memoria RAM considerable. A cambio, ofrece tres funcionalidades críticas para el desarrollo profesional:</w:t>
+          <w:color w:val="000000" w:themeColor="text1"/>
+          <w:sz w:val="20"/>
+          <w:szCs w:val="20"/>
+          <w:lang w:eastAsia="es-MX"/>
+        </w:rPr>
+        <w:t xml:space="preserve">. Esto explica por qué funciona de forma idéntica en cualquier sistema operativo y por qué consume una cantidad de memoria RAM considerable. A cambio, ofrece tres funcionalidades </w:t>
+      </w:r>
+      <w:r>
+        <w:rPr>
+          <w:rFonts w:eastAsia="Times New Roman"/>
+          <w:sz w:val="20"/>
+          <w:szCs w:val="20"/>
+          <w:lang w:eastAsia="es-MX"/>
+        </w:rPr>
+        <w:t>críticas para el desarrollo profesional:</w:t>
       </w:r>
     </w:p>
     <w:p>
@@ -3991,14 +4065,16 @@
       <w:pPr>
         <w:rPr>
           <w:rFonts w:eastAsia="Times New Roman"/>
-          <w:sz w:val="20"/>
-          <w:szCs w:val="20"/>
-          <w:lang w:eastAsia="es-MX"/>
-        </w:rPr>
-      </w:pPr>
-      <w:r>
-        <w:rPr>
-          <w:rFonts w:eastAsia="Times New Roman"/>
+          <w:color w:val="000000" w:themeColor="text1"/>
+          <w:sz w:val="20"/>
+          <w:szCs w:val="20"/>
+          <w:lang w:eastAsia="es-MX"/>
+        </w:rPr>
+      </w:pPr>
+      <w:r>
+        <w:rPr>
+          <w:rFonts w:eastAsia="Times New Roman"/>
+          <w:color w:val="000000" w:themeColor="text1"/>
           <w:sz w:val="20"/>
           <w:szCs w:val="20"/>
           <w:lang w:eastAsia="es-MX"/>
@@ -4009,7 +4085,7 @@
       <w:r>
         <w:rPr>
           <w:rFonts w:eastAsia="Times New Roman"/>
-          <w:color w:val="00B050"/>
+          <w:color w:val="000000" w:themeColor="text1"/>
           <w:sz w:val="20"/>
           <w:szCs w:val="20"/>
           <w:lang w:eastAsia="es-MX"/>
@@ -4019,7 +4095,7 @@
       <w:r>
         <w:rPr>
           <w:rFonts w:eastAsia="Times New Roman"/>
-          <w:color w:val="00B050"/>
+          <w:color w:val="000000" w:themeColor="text1"/>
           <w:sz w:val="20"/>
           <w:szCs w:val="20"/>
           <w:lang w:eastAsia="es-MX"/>
@@ -4030,12 +4106,14 @@
       <w:r>
         <w:rPr>
           <w:rStyle w:val="Refdecomentario"/>
+          <w:color w:val="000000" w:themeColor="text1"/>
         </w:rPr>
         <w:commentReference w:id="23"/>
       </w:r>
       <w:r>
         <w:rPr>
           <w:rFonts w:eastAsia="Times New Roman"/>
+          <w:color w:val="000000" w:themeColor="text1"/>
           <w:sz w:val="20"/>
           <w:szCs w:val="20"/>
           <w:lang w:eastAsia="es-MX"/>
@@ -4047,6 +4125,7 @@
       <w:pPr>
         <w:rPr>
           <w:rFonts w:eastAsia="Times New Roman"/>
+          <w:color w:val="000000" w:themeColor="text1"/>
           <w:sz w:val="20"/>
           <w:szCs w:val="20"/>
           <w:lang w:eastAsia="es-MX"/>
@@ -4398,7 +4477,7 @@
           <w:rFonts w:eastAsia="Times New Roman"/>
           <w:b/>
           <w:bCs/>
-          <w:color w:val="00B050"/>
+          <w:color w:val="000000" w:themeColor="text1"/>
           <w:sz w:val="20"/>
           <w:szCs w:val="20"/>
           <w:highlight w:val="lightGray"/>
@@ -4412,6 +4491,7 @@
       <w:r>
         <w:rPr>
           <w:rStyle w:val="Refdecomentario"/>
+          <w:color w:val="000000" w:themeColor="text1"/>
         </w:rPr>
         <w:commentReference w:id="24"/>
       </w:r>
@@ -4431,7 +4511,17 @@
           <w:szCs w:val="20"/>
           <w:lang w:eastAsia="es-MX"/>
         </w:rPr>
-        <w:t xml:space="preserve"> el documento de identidad del proyecto. Registra el nombre del sistema, la versión, el archivo principal de entrada (</w:t>
+        <w:t xml:space="preserve"> el documento de identidad del proyecto. Registra el nombre del sistema, la versión, el archivo principal de entrada </w:t>
+      </w:r>
+      <w:r>
+        <w:rPr>
+          <w:rFonts w:eastAsia="Times New Roman"/>
+          <w:color w:val="000000" w:themeColor="text1"/>
+          <w:sz w:val="20"/>
+          <w:szCs w:val="20"/>
+          <w:lang w:eastAsia="es-MX"/>
+        </w:rPr>
+        <w:t>(</w:t>
       </w:r>
       <w:commentRangeStart w:id="25"/>
       <w:r>
@@ -4439,7 +4529,7 @@
           <w:rFonts w:eastAsia="Times New Roman"/>
           <w:b/>
           <w:bCs/>
-          <w:color w:val="00B050"/>
+          <w:color w:val="000000" w:themeColor="text1"/>
           <w:sz w:val="20"/>
           <w:szCs w:val="20"/>
           <w:highlight w:val="lightGray"/>
@@ -4451,17 +4541,28 @@
       <w:r>
         <w:rPr>
           <w:rStyle w:val="Refdecomentario"/>
+          <w:color w:val="000000" w:themeColor="text1"/>
         </w:rPr>
         <w:commentReference w:id="25"/>
       </w:r>
       <w:r>
         <w:rPr>
           <w:rFonts w:eastAsia="Times New Roman"/>
-          <w:sz w:val="20"/>
-          <w:szCs w:val="20"/>
-          <w:lang w:eastAsia="es-MX"/>
-        </w:rPr>
-        <w:t xml:space="preserve">) y el inventario de todas las dependencias de terceros que se instalarán. La </w:t>
+          <w:color w:val="000000" w:themeColor="text1"/>
+          <w:sz w:val="20"/>
+          <w:szCs w:val="20"/>
+          <w:lang w:eastAsia="es-MX"/>
+        </w:rPr>
+        <w:t xml:space="preserve">) </w:t>
+      </w:r>
+      <w:r>
+        <w:rPr>
+          <w:rFonts w:eastAsia="Times New Roman"/>
+          <w:sz w:val="20"/>
+          <w:szCs w:val="20"/>
+          <w:lang w:eastAsia="es-MX"/>
+        </w:rPr>
+        <w:t xml:space="preserve">y el inventario de todas las dependencias de terceros que se instalarán. La </w:t>
       </w:r>
       <w:proofErr w:type="spellStart"/>
       <w:r>
@@ -4492,7 +4593,7 @@
           <w:rFonts w:eastAsia="Times New Roman"/>
           <w:b/>
           <w:bCs/>
-          <w:color w:val="00B050"/>
+          <w:color w:val="000000" w:themeColor="text1"/>
           <w:sz w:val="20"/>
           <w:szCs w:val="20"/>
           <w:highlight w:val="lightGray"/>
@@ -4503,7 +4604,7 @@
       <w:r>
         <w:rPr>
           <w:rFonts w:eastAsia="Times New Roman"/>
-          <w:color w:val="00B050"/>
+          <w:color w:val="000000" w:themeColor="text1"/>
           <w:sz w:val="20"/>
           <w:szCs w:val="20"/>
           <w:lang w:eastAsia="es-MX"/>
@@ -4514,6 +4615,7 @@
       <w:r>
         <w:rPr>
           <w:rStyle w:val="Refdecomentario"/>
+          <w:color w:val="000000" w:themeColor="text1"/>
         </w:rPr>
         <w:commentReference w:id="26"/>
       </w:r>
@@ -4562,7 +4664,7 @@
           <w:rFonts w:eastAsia="Times New Roman"/>
           <w:b/>
           <w:bCs/>
-          <w:color w:val="00B050"/>
+          <w:color w:val="000000" w:themeColor="text1"/>
           <w:sz w:val="20"/>
           <w:szCs w:val="20"/>
           <w:highlight w:val="lightGray"/>
@@ -4575,7 +4677,7 @@
       <w:r>
         <w:rPr>
           <w:rFonts w:eastAsia="Times New Roman"/>
-          <w:color w:val="00B050"/>
+          <w:color w:val="000000" w:themeColor="text1"/>
           <w:sz w:val="20"/>
           <w:szCs w:val="20"/>
           <w:lang w:eastAsia="es-MX"/>
@@ -4650,7 +4752,7 @@
           <w:rFonts w:eastAsia="Times New Roman"/>
           <w:b/>
           <w:bCs/>
-          <w:color w:val="00B050"/>
+          <w:color w:val="000000" w:themeColor="text1"/>
           <w:sz w:val="20"/>
           <w:szCs w:val="20"/>
           <w:highlight w:val="lightGray"/>
@@ -4663,7 +4765,7 @@
       <w:r>
         <w:rPr>
           <w:rFonts w:eastAsia="Times New Roman"/>
-          <w:color w:val="00B050"/>
+          <w:color w:val="000000" w:themeColor="text1"/>
           <w:sz w:val="20"/>
           <w:szCs w:val="20"/>
           <w:lang w:eastAsia="es-MX"/>
@@ -4925,14 +5027,16 @@
       <w:pPr>
         <w:rPr>
           <w:rFonts w:eastAsia="Times New Roman"/>
-          <w:sz w:val="20"/>
-          <w:szCs w:val="20"/>
-          <w:lang w:eastAsia="es-MX"/>
-        </w:rPr>
-      </w:pPr>
-      <w:r>
-        <w:rPr>
-          <w:rFonts w:eastAsia="Times New Roman"/>
+          <w:color w:val="000000" w:themeColor="text1"/>
+          <w:sz w:val="20"/>
+          <w:szCs w:val="20"/>
+          <w:lang w:eastAsia="es-MX"/>
+        </w:rPr>
+      </w:pPr>
+      <w:r>
+        <w:rPr>
+          <w:rFonts w:eastAsia="Times New Roman"/>
+          <w:color w:val="000000" w:themeColor="text1"/>
           <w:sz w:val="20"/>
           <w:szCs w:val="20"/>
           <w:lang w:eastAsia="es-MX"/>
@@ -4946,7 +5050,7 @@
           <w:rFonts w:eastAsia="Times New Roman"/>
           <w:b/>
           <w:bCs/>
-          <w:color w:val="00B050"/>
+          <w:color w:val="000000" w:themeColor="text1"/>
           <w:sz w:val="20"/>
           <w:szCs w:val="20"/>
           <w:highlight w:val="lightGray"/>
@@ -4958,7 +5062,7 @@
       <w:r>
         <w:rPr>
           <w:rFonts w:eastAsia="Times New Roman"/>
-          <w:color w:val="00B050"/>
+          <w:color w:val="000000" w:themeColor="text1"/>
           <w:sz w:val="20"/>
           <w:szCs w:val="20"/>
           <w:lang w:eastAsia="es-MX"/>
@@ -4969,12 +5073,14 @@
       <w:r>
         <w:rPr>
           <w:rStyle w:val="Refdecomentario"/>
+          <w:color w:val="000000" w:themeColor="text1"/>
         </w:rPr>
         <w:commentReference w:id="27"/>
       </w:r>
       <w:r>
         <w:rPr>
           <w:rFonts w:eastAsia="Times New Roman"/>
+          <w:color w:val="000000" w:themeColor="text1"/>
           <w:sz w:val="20"/>
           <w:szCs w:val="20"/>
           <w:lang w:eastAsia="es-MX"/>
@@ -4988,7 +5094,7 @@
           <w:rFonts w:eastAsia="Times New Roman"/>
           <w:b/>
           <w:bCs/>
-          <w:color w:val="00B050"/>
+          <w:color w:val="000000" w:themeColor="text1"/>
           <w:sz w:val="20"/>
           <w:szCs w:val="20"/>
           <w:highlight w:val="lightGray"/>
@@ -5001,21 +5107,12 @@
       <w:r>
         <w:rPr>
           <w:rFonts w:eastAsia="Times New Roman"/>
-          <w:color w:val="00B050"/>
-          <w:sz w:val="20"/>
-          <w:szCs w:val="20"/>
-          <w:lang w:eastAsia="es-MX"/>
-        </w:rPr>
-        <w:t xml:space="preserve"> </w:t>
-      </w:r>
-      <w:r>
-        <w:rPr>
-          <w:rFonts w:eastAsia="Times New Roman"/>
-          <w:sz w:val="20"/>
-          <w:szCs w:val="20"/>
-          <w:lang w:eastAsia="es-MX"/>
-        </w:rPr>
-        <w:t xml:space="preserve">y </w:t>
+          <w:color w:val="000000" w:themeColor="text1"/>
+          <w:sz w:val="20"/>
+          <w:szCs w:val="20"/>
+          <w:lang w:eastAsia="es-MX"/>
+        </w:rPr>
+        <w:t xml:space="preserve"> y </w:t>
       </w:r>
       <w:proofErr w:type="spellStart"/>
       <w:r>
@@ -5023,7 +5120,7 @@
           <w:rFonts w:eastAsia="Times New Roman"/>
           <w:b/>
           <w:bCs/>
-          <w:color w:val="00B050"/>
+          <w:color w:val="000000" w:themeColor="text1"/>
           <w:sz w:val="20"/>
           <w:szCs w:val="20"/>
           <w:highlight w:val="lightGray"/>
@@ -5035,6 +5132,7 @@
       <w:r>
         <w:rPr>
           <w:rFonts w:eastAsia="Times New Roman"/>
+          <w:color w:val="000000" w:themeColor="text1"/>
           <w:sz w:val="20"/>
           <w:szCs w:val="20"/>
           <w:lang w:eastAsia="es-MX"/>
@@ -5047,7 +5145,7 @@
           <w:rFonts w:eastAsia="Times New Roman"/>
           <w:b/>
           <w:bCs/>
-          <w:color w:val="00B050"/>
+          <w:color w:val="000000" w:themeColor="text1"/>
           <w:sz w:val="20"/>
           <w:szCs w:val="20"/>
           <w:highlight w:val="lightGray"/>
@@ -5059,27 +5157,18 @@
       <w:r>
         <w:rPr>
           <w:rFonts w:eastAsia="Times New Roman"/>
-          <w:color w:val="C00000"/>
-          <w:sz w:val="20"/>
-          <w:szCs w:val="20"/>
-          <w:lang w:eastAsia="es-MX"/>
-        </w:rPr>
-        <w:t xml:space="preserve"> </w:t>
-      </w:r>
-      <w:r>
-        <w:rPr>
-          <w:rFonts w:eastAsia="Times New Roman"/>
-          <w:sz w:val="20"/>
-          <w:szCs w:val="20"/>
-          <w:lang w:eastAsia="es-MX"/>
-        </w:rPr>
-        <w:t>nunca se comparte ni se sube al repositorio de control de versiones</w:t>
+          <w:color w:val="000000" w:themeColor="text1"/>
+          <w:sz w:val="20"/>
+          <w:szCs w:val="20"/>
+          <w:lang w:eastAsia="es-MX"/>
+        </w:rPr>
+        <w:t xml:space="preserve"> nunca se comparte ni se sube al repositorio de control de versiones</w:t>
       </w:r>
       <w:commentRangeStart w:id="28"/>
       <w:r>
         <w:rPr>
           <w:rFonts w:eastAsia="Times New Roman"/>
-          <w:color w:val="00B050"/>
+          <w:color w:val="000000" w:themeColor="text1"/>
           <w:sz w:val="20"/>
           <w:szCs w:val="20"/>
           <w:lang w:eastAsia="es-MX"/>
@@ -5089,7 +5178,7 @@
       <w:r>
         <w:rPr>
           <w:rFonts w:eastAsia="Times New Roman"/>
-          <w:color w:val="00B050"/>
+          <w:color w:val="000000" w:themeColor="text1"/>
           <w:sz w:val="20"/>
           <w:szCs w:val="20"/>
           <w:lang w:eastAsia="es-MX"/>
@@ -5100,12 +5189,14 @@
       <w:r>
         <w:rPr>
           <w:rStyle w:val="Refdecomentario"/>
+          <w:color w:val="000000" w:themeColor="text1"/>
         </w:rPr>
         <w:commentReference w:id="28"/>
       </w:r>
       <w:r>
         <w:rPr>
           <w:rFonts w:eastAsia="Times New Roman"/>
+          <w:color w:val="000000" w:themeColor="text1"/>
           <w:sz w:val="20"/>
           <w:szCs w:val="20"/>
           <w:lang w:eastAsia="es-MX"/>
@@ -5119,7 +5210,7 @@
           <w:rFonts w:eastAsia="Times New Roman"/>
           <w:b/>
           <w:bCs/>
-          <w:color w:val="00B050"/>
+          <w:color w:val="000000" w:themeColor="text1"/>
           <w:sz w:val="20"/>
           <w:szCs w:val="20"/>
           <w:highlight w:val="lightGray"/>
@@ -5132,6 +5223,7 @@
       <w:r>
         <w:rPr>
           <w:rFonts w:eastAsia="Times New Roman"/>
+          <w:color w:val="000000" w:themeColor="text1"/>
           <w:sz w:val="20"/>
           <w:szCs w:val="20"/>
           <w:lang w:eastAsia="es-MX"/>
@@ -5143,6 +5235,7 @@
         <w:rPr>
           <w:rStyle w:val="Refdecomentario"/>
           <w:rFonts w:eastAsia="Times New Roman"/>
+          <w:color w:val="000000" w:themeColor="text1"/>
           <w:sz w:val="20"/>
           <w:szCs w:val="20"/>
           <w:lang w:eastAsia="es-MX"/>
@@ -5154,6 +5247,7 @@
       <w:pPr>
         <w:rPr>
           <w:rFonts w:eastAsia="Times New Roman"/>
+          <w:color w:val="000000" w:themeColor="text1"/>
           <w:sz w:val="20"/>
           <w:szCs w:val="20"/>
           <w:lang w:eastAsia="es-MX"/>
@@ -5291,14 +5385,16 @@
       <w:pPr>
         <w:rPr>
           <w:rFonts w:eastAsia="Times New Roman"/>
-          <w:sz w:val="20"/>
-          <w:szCs w:val="20"/>
-          <w:lang w:eastAsia="es-MX"/>
-        </w:rPr>
-      </w:pPr>
-      <w:r>
-        <w:rPr>
-          <w:rFonts w:eastAsia="Times New Roman"/>
+          <w:color w:val="000000" w:themeColor="text1"/>
+          <w:sz w:val="20"/>
+          <w:szCs w:val="20"/>
+          <w:lang w:eastAsia="es-MX"/>
+        </w:rPr>
+      </w:pPr>
+      <w:r>
+        <w:rPr>
+          <w:rFonts w:eastAsia="Times New Roman"/>
+          <w:color w:val="000000" w:themeColor="text1"/>
           <w:sz w:val="20"/>
           <w:szCs w:val="20"/>
           <w:lang w:eastAsia="es-MX"/>
@@ -5309,7 +5405,7 @@
       <w:r>
         <w:rPr>
           <w:rFonts w:eastAsia="Times New Roman"/>
-          <w:color w:val="00B050"/>
+          <w:color w:val="000000" w:themeColor="text1"/>
           <w:sz w:val="20"/>
           <w:szCs w:val="20"/>
           <w:lang w:eastAsia="es-MX"/>
@@ -5319,7 +5415,7 @@
       <w:r>
         <w:rPr>
           <w:rFonts w:eastAsia="Times New Roman"/>
-          <w:color w:val="00B050"/>
+          <w:color w:val="000000" w:themeColor="text1"/>
           <w:sz w:val="20"/>
           <w:szCs w:val="20"/>
           <w:lang w:eastAsia="es-MX"/>
@@ -5330,12 +5426,14 @@
       <w:r>
         <w:rPr>
           <w:rStyle w:val="Refdecomentario"/>
+          <w:color w:val="000000" w:themeColor="text1"/>
         </w:rPr>
         <w:commentReference w:id="30"/>
       </w:r>
       <w:r>
         <w:rPr>
           <w:rFonts w:eastAsia="Times New Roman"/>
+          <w:color w:val="000000" w:themeColor="text1"/>
           <w:sz w:val="20"/>
           <w:szCs w:val="20"/>
           <w:lang w:eastAsia="es-MX"/>
@@ -5347,6 +5445,7 @@
       <w:pPr>
         <w:rPr>
           <w:rFonts w:eastAsia="Times New Roman"/>
+          <w:color w:val="000000" w:themeColor="text1"/>
           <w:sz w:val="20"/>
           <w:szCs w:val="20"/>
           <w:lang w:eastAsia="es-MX"/>
@@ -5441,6 +5540,7 @@
         <w:spacing w:before="0" w:beforeAutospacing="0" w:after="0" w:afterAutospacing="0" w:line="276" w:lineRule="auto"/>
         <w:rPr>
           <w:rFonts w:ascii="Arial" w:hAnsi="Arial" w:cs="Arial"/>
+          <w:color w:val="000000" w:themeColor="text1"/>
           <w:sz w:val="20"/>
           <w:szCs w:val="20"/>
         </w:rPr>
@@ -5448,6 +5548,7 @@
       <w:r>
         <w:rPr>
           <w:rFonts w:ascii="Arial" w:hAnsi="Arial" w:cs="Arial"/>
+          <w:color w:val="000000" w:themeColor="text1"/>
           <w:sz w:val="20"/>
           <w:szCs w:val="20"/>
         </w:rPr>
@@ -5459,6 +5560,7 @@
           <w:rFonts w:ascii="Arial" w:hAnsi="Arial" w:cs="Arial"/>
           <w:i/>
           <w:iCs/>
+          <w:color w:val="000000" w:themeColor="text1"/>
           <w:sz w:val="20"/>
           <w:szCs w:val="20"/>
           <w:highlight w:val="yellow"/>
@@ -5469,6 +5571,7 @@
       <w:r>
         <w:rPr>
           <w:rFonts w:ascii="Arial" w:hAnsi="Arial" w:cs="Arial"/>
+          <w:color w:val="000000" w:themeColor="text1"/>
           <w:sz w:val="20"/>
           <w:szCs w:val="20"/>
         </w:rPr>
@@ -5478,7 +5581,7 @@
       <w:r>
         <w:rPr>
           <w:rFonts w:ascii="Arial" w:hAnsi="Arial" w:cs="Arial"/>
-          <w:color w:val="00B050"/>
+          <w:color w:val="000000" w:themeColor="text1"/>
           <w:sz w:val="20"/>
           <w:szCs w:val="20"/>
         </w:rPr>
@@ -5487,7 +5590,7 @@
       <w:r>
         <w:rPr>
           <w:rFonts w:ascii="Arial" w:hAnsi="Arial" w:cs="Arial"/>
-          <w:color w:val="00B050"/>
+          <w:color w:val="000000" w:themeColor="text1"/>
           <w:sz w:val="20"/>
           <w:szCs w:val="20"/>
         </w:rPr>
@@ -5498,6 +5601,7 @@
         <w:rPr>
           <w:rStyle w:val="Refdecomentario"/>
           <w:rFonts w:ascii="Arial" w:eastAsia="Arial" w:hAnsi="Arial" w:cs="Arial"/>
+          <w:color w:val="000000" w:themeColor="text1"/>
           <w:lang w:eastAsia="ja-JP"/>
         </w:rPr>
         <w:commentReference w:id="31"/>
@@ -5505,6 +5609,7 @@
       <w:r>
         <w:rPr>
           <w:rFonts w:ascii="Arial" w:hAnsi="Arial" w:cs="Arial"/>
+          <w:color w:val="000000" w:themeColor="text1"/>
           <w:sz w:val="20"/>
           <w:szCs w:val="20"/>
         </w:rPr>
@@ -5671,6 +5776,7 @@
         <w:spacing w:before="0" w:beforeAutospacing="0" w:after="0" w:afterAutospacing="0" w:line="276" w:lineRule="auto"/>
         <w:rPr>
           <w:rFonts w:ascii="Arial" w:hAnsi="Arial" w:cs="Arial"/>
+          <w:color w:val="000000" w:themeColor="text1"/>
           <w:sz w:val="20"/>
           <w:szCs w:val="20"/>
         </w:rPr>
@@ -5678,6 +5784,7 @@
       <w:r>
         <w:rPr>
           <w:rFonts w:ascii="Arial" w:hAnsi="Arial" w:cs="Arial"/>
+          <w:color w:val="000000" w:themeColor="text1"/>
           <w:sz w:val="20"/>
           <w:szCs w:val="20"/>
         </w:rPr>
@@ -5690,7 +5797,7 @@
           <w:rFonts w:ascii="Arial" w:hAnsi="Arial" w:cs="Arial"/>
           <w:b/>
           <w:bCs/>
-          <w:color w:val="00B050"/>
+          <w:color w:val="000000" w:themeColor="text1"/>
           <w:highlight w:val="lightGray"/>
         </w:rPr>
         <w:t>http</w:t>
@@ -5700,6 +5807,7 @@
         <w:rPr>
           <w:rStyle w:val="Refdecomentario"/>
           <w:rFonts w:ascii="Arial" w:eastAsia="Arial" w:hAnsi="Arial" w:cs="Arial"/>
+          <w:color w:val="000000" w:themeColor="text1"/>
           <w:lang w:eastAsia="ja-JP"/>
         </w:rPr>
         <w:commentReference w:id="33"/>
@@ -5707,6 +5815,7 @@
       <w:r>
         <w:rPr>
           <w:rFonts w:ascii="Arial" w:hAnsi="Arial" w:cs="Arial"/>
+          <w:color w:val="000000" w:themeColor="text1"/>
           <w:sz w:val="20"/>
           <w:szCs w:val="20"/>
         </w:rPr>
@@ -5717,6 +5826,7 @@
         <w:rPr>
           <w:rStyle w:val="nfasis"/>
           <w:rFonts w:ascii="Arial" w:hAnsi="Arial" w:cs="Arial"/>
+          <w:color w:val="000000" w:themeColor="text1"/>
           <w:sz w:val="20"/>
           <w:szCs w:val="20"/>
           <w:highlight w:val="yellow"/>
@@ -5727,6 +5837,7 @@
       <w:r>
         <w:rPr>
           <w:rFonts w:ascii="Arial" w:hAnsi="Arial" w:cs="Arial"/>
+          <w:color w:val="000000" w:themeColor="text1"/>
           <w:sz w:val="20"/>
           <w:szCs w:val="20"/>
         </w:rPr>
@@ -6041,14 +6152,16 @@
         <w:spacing w:before="100" w:beforeAutospacing="1" w:after="100" w:afterAutospacing="1" w:line="240" w:lineRule="auto"/>
         <w:rPr>
           <w:rFonts w:eastAsia="Times New Roman"/>
-          <w:sz w:val="20"/>
-          <w:szCs w:val="20"/>
-          <w:lang w:eastAsia="es-MX"/>
-        </w:rPr>
-      </w:pPr>
-      <w:r>
-        <w:rPr>
-          <w:rFonts w:eastAsia="Times New Roman"/>
+          <w:color w:val="000000" w:themeColor="text1"/>
+          <w:sz w:val="20"/>
+          <w:szCs w:val="20"/>
+          <w:lang w:eastAsia="es-MX"/>
+        </w:rPr>
+      </w:pPr>
+      <w:r>
+        <w:rPr>
+          <w:rFonts w:eastAsia="Times New Roman"/>
+          <w:color w:val="000000" w:themeColor="text1"/>
           <w:sz w:val="20"/>
           <w:szCs w:val="20"/>
           <w:lang w:eastAsia="es-MX"/>
@@ -6058,6 +6171,7 @@
       <w:r>
         <w:rPr>
           <w:rFonts w:eastAsia="Times New Roman"/>
+          <w:color w:val="000000" w:themeColor="text1"/>
           <w:sz w:val="20"/>
           <w:szCs w:val="20"/>
           <w:lang w:eastAsia="es-MX"/>
@@ -6068,7 +6182,7 @@
       <w:r>
         <w:rPr>
           <w:rFonts w:eastAsia="Times New Roman"/>
-          <w:color w:val="00B050"/>
+          <w:color w:val="000000" w:themeColor="text1"/>
           <w:sz w:val="20"/>
           <w:szCs w:val="20"/>
           <w:lang w:eastAsia="es-MX"/>
@@ -6079,12 +6193,14 @@
       <w:r>
         <w:rPr>
           <w:rStyle w:val="Refdecomentario"/>
+          <w:color w:val="000000" w:themeColor="text1"/>
         </w:rPr>
         <w:commentReference w:id="34"/>
       </w:r>
       <w:r>
         <w:rPr>
           <w:rFonts w:eastAsia="Times New Roman"/>
+          <w:color w:val="000000" w:themeColor="text1"/>
           <w:sz w:val="20"/>
           <w:szCs w:val="20"/>
           <w:lang w:eastAsia="es-MX"/>
@@ -6097,7 +6213,7 @@
           <w:rFonts w:eastAsia="Times New Roman"/>
           <w:b/>
           <w:bCs/>
-          <w:color w:val="00B050"/>
+          <w:color w:val="000000" w:themeColor="text1"/>
           <w:sz w:val="20"/>
           <w:szCs w:val="20"/>
           <w:highlight w:val="lightGray"/>
@@ -6108,7 +6224,7 @@
       <w:r>
         <w:rPr>
           <w:rFonts w:eastAsia="Times New Roman"/>
-          <w:color w:val="00B050"/>
+          <w:color w:val="000000" w:themeColor="text1"/>
           <w:sz w:val="20"/>
           <w:szCs w:val="20"/>
           <w:lang w:eastAsia="es-MX"/>
@@ -6119,12 +6235,14 @@
       <w:r>
         <w:rPr>
           <w:rStyle w:val="Refdecomentario"/>
+          <w:color w:val="000000" w:themeColor="text1"/>
         </w:rPr>
         <w:commentReference w:id="35"/>
       </w:r>
       <w:r>
         <w:rPr>
           <w:rFonts w:eastAsia="Times New Roman"/>
+          <w:color w:val="000000" w:themeColor="text1"/>
           <w:sz w:val="20"/>
           <w:szCs w:val="20"/>
           <w:lang w:eastAsia="es-MX"/>
@@ -6507,14 +6625,16 @@
         <w:spacing w:before="100" w:beforeAutospacing="1" w:after="100" w:afterAutospacing="1" w:line="240" w:lineRule="auto"/>
         <w:rPr>
           <w:rFonts w:eastAsia="Times New Roman"/>
-          <w:sz w:val="20"/>
-          <w:szCs w:val="20"/>
-          <w:lang w:eastAsia="es-MX"/>
-        </w:rPr>
-      </w:pPr>
-      <w:r>
-        <w:rPr>
-          <w:rFonts w:eastAsia="Times New Roman"/>
+          <w:color w:val="000000" w:themeColor="text1"/>
+          <w:sz w:val="20"/>
+          <w:szCs w:val="20"/>
+          <w:lang w:eastAsia="es-MX"/>
+        </w:rPr>
+      </w:pPr>
+      <w:r>
+        <w:rPr>
+          <w:rFonts w:eastAsia="Times New Roman"/>
+          <w:color w:val="000000" w:themeColor="text1"/>
           <w:sz w:val="20"/>
           <w:szCs w:val="20"/>
           <w:lang w:eastAsia="es-MX"/>
@@ -6528,7 +6648,7 @@
           <w:rFonts w:eastAsia="Times New Roman"/>
           <w:b/>
           <w:bCs/>
-          <w:color w:val="00B050"/>
+          <w:color w:val="000000" w:themeColor="text1"/>
           <w:sz w:val="20"/>
           <w:szCs w:val="20"/>
           <w:highlight w:val="lightGray"/>
@@ -6540,28 +6660,19 @@
       <w:r>
         <w:rPr>
           <w:rFonts w:eastAsia="Times New Roman"/>
-          <w:color w:val="C00000"/>
-          <w:sz w:val="20"/>
-          <w:szCs w:val="20"/>
-          <w:lang w:eastAsia="es-MX"/>
-        </w:rPr>
-        <w:t xml:space="preserve"> </w:t>
-      </w:r>
-      <w:r>
-        <w:rPr>
-          <w:rFonts w:eastAsia="Times New Roman"/>
-          <w:sz w:val="20"/>
-          <w:szCs w:val="20"/>
-          <w:lang w:eastAsia="es-MX"/>
-        </w:rPr>
-        <w:t xml:space="preserve">y </w:t>
+          <w:color w:val="000000" w:themeColor="text1"/>
+          <w:sz w:val="20"/>
+          <w:szCs w:val="20"/>
+          <w:lang w:eastAsia="es-MX"/>
+        </w:rPr>
+        <w:t xml:space="preserve"> y </w:t>
       </w:r>
       <w:r>
         <w:rPr>
           <w:rFonts w:eastAsia="Times New Roman"/>
           <w:b/>
           <w:bCs/>
-          <w:color w:val="00B050"/>
+          <w:color w:val="000000" w:themeColor="text1"/>
           <w:sz w:val="20"/>
           <w:szCs w:val="20"/>
           <w:highlight w:val="lightGray"/>
@@ -6572,6 +6683,7 @@
       <w:r>
         <w:rPr>
           <w:rFonts w:eastAsia="Times New Roman"/>
+          <w:color w:val="000000" w:themeColor="text1"/>
           <w:sz w:val="20"/>
           <w:szCs w:val="20"/>
           <w:lang w:eastAsia="es-MX"/>
@@ -6582,12 +6694,14 @@
       <w:r>
         <w:rPr>
           <w:rStyle w:val="Refdecomentario"/>
+          <w:color w:val="000000" w:themeColor="text1"/>
         </w:rPr>
         <w:commentReference w:id="36"/>
       </w:r>
       <w:r>
         <w:rPr>
           <w:rFonts w:eastAsia="Times New Roman"/>
+          <w:color w:val="000000" w:themeColor="text1"/>
           <w:sz w:val="20"/>
           <w:szCs w:val="20"/>
           <w:lang w:eastAsia="es-MX"/>
@@ -6599,7 +6713,7 @@
           <w:rFonts w:eastAsia="Times New Roman"/>
           <w:b/>
           <w:bCs/>
-          <w:color w:val="00B050"/>
+          <w:color w:val="000000" w:themeColor="text1"/>
           <w:sz w:val="20"/>
           <w:szCs w:val="20"/>
           <w:highlight w:val="lightGray"/>
@@ -6610,6 +6724,7 @@
       <w:r>
         <w:rPr>
           <w:rFonts w:eastAsia="Times New Roman"/>
+          <w:color w:val="000000" w:themeColor="text1"/>
           <w:sz w:val="20"/>
           <w:szCs w:val="20"/>
           <w:lang w:eastAsia="es-MX"/>
@@ -6621,6 +6736,7 @@
           <w:rFonts w:eastAsia="Times New Roman"/>
           <w:i/>
           <w:iCs/>
+          <w:color w:val="000000" w:themeColor="text1"/>
           <w:sz w:val="20"/>
           <w:szCs w:val="20"/>
           <w:highlight w:val="yellow"/>
@@ -6632,7 +6748,7 @@
       <w:r>
         <w:rPr>
           <w:rFonts w:eastAsia="Times New Roman"/>
-          <w:color w:val="00B050"/>
+          <w:color w:val="000000" w:themeColor="text1"/>
           <w:sz w:val="20"/>
           <w:szCs w:val="20"/>
           <w:lang w:eastAsia="es-MX"/>
@@ -6643,13 +6759,14 @@
       <w:r>
         <w:rPr>
           <w:rStyle w:val="Refdecomentario"/>
-          <w:color w:val="00B050"/>
+          <w:color w:val="000000" w:themeColor="text1"/>
         </w:rPr>
         <w:commentReference w:id="37"/>
       </w:r>
       <w:r>
         <w:rPr>
           <w:rFonts w:eastAsia="Times New Roman"/>
+          <w:color w:val="000000" w:themeColor="text1"/>
           <w:sz w:val="20"/>
           <w:szCs w:val="20"/>
           <w:lang w:eastAsia="es-MX"/>
@@ -6659,6 +6776,7 @@
       <w:r>
         <w:rPr>
           <w:rFonts w:eastAsia="Times New Roman"/>
+          <w:color w:val="000000" w:themeColor="text1"/>
           <w:sz w:val="20"/>
           <w:szCs w:val="20"/>
           <w:lang w:eastAsia="es-MX"/>
@@ -6669,6 +6787,7 @@
       <w:r>
         <w:rPr>
           <w:rFonts w:eastAsia="Times New Roman"/>
+          <w:color w:val="000000" w:themeColor="text1"/>
           <w:sz w:val="20"/>
           <w:szCs w:val="20"/>
           <w:lang w:eastAsia="es-MX"/>
@@ -6679,6 +6798,7 @@
       <w:r>
         <w:rPr>
           <w:rFonts w:eastAsia="Times New Roman"/>
+          <w:color w:val="000000" w:themeColor="text1"/>
           <w:sz w:val="20"/>
           <w:szCs w:val="20"/>
           <w:lang w:eastAsia="es-MX"/>
@@ -7047,14 +7167,16 @@
         <w:spacing w:before="100" w:beforeAutospacing="1" w:after="100" w:afterAutospacing="1" w:line="240" w:lineRule="auto"/>
         <w:rPr>
           <w:rFonts w:eastAsia="Times New Roman"/>
-          <w:sz w:val="20"/>
-          <w:szCs w:val="20"/>
-          <w:lang w:eastAsia="es-MX"/>
-        </w:rPr>
-      </w:pPr>
-      <w:r>
-        <w:rPr>
-          <w:rFonts w:eastAsia="Times New Roman"/>
+          <w:color w:val="000000" w:themeColor="text1"/>
+          <w:sz w:val="20"/>
+          <w:szCs w:val="20"/>
+          <w:lang w:eastAsia="es-MX"/>
+        </w:rPr>
+      </w:pPr>
+      <w:r>
+        <w:rPr>
+          <w:rFonts w:eastAsia="Times New Roman"/>
+          <w:color w:val="000000" w:themeColor="text1"/>
           <w:sz w:val="20"/>
           <w:szCs w:val="20"/>
           <w:lang w:eastAsia="es-MX"/>
@@ -7069,7 +7191,7 @@
           <w:rFonts w:eastAsia="Times New Roman"/>
           <w:b/>
           <w:bCs/>
-          <w:color w:val="00B050"/>
+          <w:color w:val="000000" w:themeColor="text1"/>
           <w:sz w:val="20"/>
           <w:szCs w:val="20"/>
           <w:highlight w:val="lightGray"/>
@@ -7083,7 +7205,7 @@
           <w:rFonts w:eastAsia="Times New Roman"/>
           <w:b/>
           <w:bCs/>
-          <w:color w:val="00B050"/>
+          <w:color w:val="000000" w:themeColor="text1"/>
           <w:sz w:val="20"/>
           <w:szCs w:val="20"/>
           <w:highlight w:val="lightGray"/>
@@ -7097,7 +7219,7 @@
           <w:rFonts w:eastAsia="Times New Roman"/>
           <w:b/>
           <w:bCs/>
-          <w:color w:val="00B050"/>
+          <w:color w:val="000000" w:themeColor="text1"/>
           <w:sz w:val="20"/>
           <w:szCs w:val="20"/>
           <w:highlight w:val="lightGray"/>
@@ -7108,21 +7230,12 @@
       <w:r>
         <w:rPr>
           <w:rFonts w:eastAsia="Times New Roman"/>
-          <w:color w:val="00B050"/>
-          <w:sz w:val="20"/>
-          <w:szCs w:val="20"/>
-          <w:lang w:eastAsia="es-MX"/>
-        </w:rPr>
-        <w:t xml:space="preserve"> </w:t>
-      </w:r>
-      <w:r>
-        <w:rPr>
-          <w:rFonts w:eastAsia="Times New Roman"/>
-          <w:sz w:val="20"/>
-          <w:szCs w:val="20"/>
-          <w:lang w:eastAsia="es-MX"/>
-        </w:rPr>
-        <w:t xml:space="preserve">se crea una instancia de la aplicación. Luego, </w:t>
+          <w:color w:val="000000" w:themeColor="text1"/>
+          <w:sz w:val="20"/>
+          <w:szCs w:val="20"/>
+          <w:lang w:eastAsia="es-MX"/>
+        </w:rPr>
+        <w:t xml:space="preserve"> se crea una instancia de la aplicación. Luego, </w:t>
       </w:r>
       <w:commentRangeStart w:id="38"/>
       <w:proofErr w:type="spellStart"/>
@@ -7132,7 +7245,7 @@
           <w:rFonts w:eastAsia="Times New Roman"/>
           <w:b/>
           <w:bCs/>
-          <w:color w:val="00B050"/>
+          <w:color w:val="000000" w:themeColor="text1"/>
           <w:sz w:val="20"/>
           <w:szCs w:val="20"/>
           <w:highlight w:val="lightGray"/>
@@ -7147,7 +7260,7 @@
           <w:rFonts w:eastAsia="Times New Roman"/>
           <w:b/>
           <w:bCs/>
-          <w:color w:val="00B050"/>
+          <w:color w:val="000000" w:themeColor="text1"/>
           <w:sz w:val="20"/>
           <w:szCs w:val="20"/>
           <w:highlight w:val="lightGray"/>
@@ -7158,7 +7271,7 @@
       <w:r>
         <w:rPr>
           <w:rFonts w:eastAsia="Times New Roman"/>
-          <w:color w:val="C00000"/>
+          <w:color w:val="000000" w:themeColor="text1"/>
           <w:sz w:val="20"/>
           <w:szCs w:val="20"/>
           <w:lang w:eastAsia="es-MX"/>
@@ -7169,12 +7282,14 @@
       <w:r>
         <w:rPr>
           <w:rStyle w:val="Refdecomentario"/>
+          <w:color w:val="000000" w:themeColor="text1"/>
         </w:rPr>
         <w:commentReference w:id="38"/>
       </w:r>
       <w:r>
         <w:rPr>
           <w:rFonts w:eastAsia="Times New Roman"/>
+          <w:color w:val="000000" w:themeColor="text1"/>
           <w:sz w:val="20"/>
           <w:szCs w:val="20"/>
           <w:lang w:eastAsia="es-MX"/>
@@ -7185,6 +7300,7 @@
       <w:r>
         <w:rPr>
           <w:rFonts w:eastAsia="Times New Roman"/>
+          <w:color w:val="000000" w:themeColor="text1"/>
           <w:sz w:val="20"/>
           <w:szCs w:val="20"/>
           <w:lang w:eastAsia="es-MX"/>
@@ -7195,6 +7311,7 @@
       <w:r>
         <w:rPr>
           <w:rFonts w:eastAsia="Times New Roman"/>
+          <w:color w:val="000000" w:themeColor="text1"/>
           <w:sz w:val="20"/>
           <w:szCs w:val="20"/>
           <w:lang w:eastAsia="es-MX"/>
@@ -7663,14 +7780,16 @@
         <w:spacing w:before="100" w:beforeAutospacing="1" w:after="100" w:afterAutospacing="1" w:line="240" w:lineRule="auto"/>
         <w:rPr>
           <w:rFonts w:eastAsia="Times New Roman"/>
-          <w:sz w:val="20"/>
-          <w:szCs w:val="20"/>
-          <w:lang w:eastAsia="es-MX"/>
-        </w:rPr>
-      </w:pPr>
-      <w:r>
-        <w:rPr>
-          <w:rFonts w:eastAsia="Times New Roman"/>
+          <w:color w:val="000000" w:themeColor="text1"/>
+          <w:sz w:val="20"/>
+          <w:szCs w:val="20"/>
+          <w:lang w:eastAsia="es-MX"/>
+        </w:rPr>
+      </w:pPr>
+      <w:r>
+        <w:rPr>
+          <w:rFonts w:eastAsia="Times New Roman"/>
+          <w:color w:val="000000" w:themeColor="text1"/>
           <w:sz w:val="20"/>
           <w:szCs w:val="20"/>
           <w:lang w:eastAsia="es-MX"/>
@@ -7683,7 +7802,7 @@
           <w:rFonts w:eastAsia="Times New Roman"/>
           <w:b/>
           <w:bCs/>
-          <w:color w:val="00B050"/>
+          <w:color w:val="000000" w:themeColor="text1"/>
           <w:sz w:val="20"/>
           <w:szCs w:val="20"/>
           <w:highlight w:val="lightGray"/>
@@ -7695,6 +7814,7 @@
       <w:r>
         <w:rPr>
           <w:rFonts w:eastAsia="Times New Roman"/>
+          <w:color w:val="000000" w:themeColor="text1"/>
           <w:sz w:val="20"/>
           <w:szCs w:val="20"/>
           <w:lang w:eastAsia="es-MX"/>
@@ -7707,6 +7827,7 @@
           <w:rFonts w:eastAsia="Times New Roman"/>
           <w:i/>
           <w:iCs/>
+          <w:color w:val="000000" w:themeColor="text1"/>
           <w:sz w:val="20"/>
           <w:szCs w:val="20"/>
           <w:highlight w:val="yellow"/>
@@ -7718,6 +7839,7 @@
       <w:r>
         <w:rPr>
           <w:rFonts w:eastAsia="Times New Roman"/>
+          <w:color w:val="000000" w:themeColor="text1"/>
           <w:sz w:val="20"/>
           <w:szCs w:val="20"/>
           <w:lang w:eastAsia="es-MX"/>
@@ -7727,6 +7849,7 @@
       <w:r>
         <w:rPr>
           <w:rFonts w:eastAsia="Times New Roman"/>
+          <w:color w:val="000000" w:themeColor="text1"/>
           <w:sz w:val="20"/>
           <w:szCs w:val="20"/>
           <w:lang w:eastAsia="es-MX"/>
@@ -7736,6 +7859,7 @@
       <w:r>
         <w:rPr>
           <w:rFonts w:eastAsia="Times New Roman"/>
+          <w:color w:val="000000" w:themeColor="text1"/>
           <w:sz w:val="20"/>
           <w:szCs w:val="20"/>
           <w:lang w:eastAsia="es-MX"/>
@@ -7748,7 +7872,7 @@
           <w:rFonts w:eastAsia="Times New Roman"/>
           <w:b/>
           <w:bCs/>
-          <w:color w:val="00B050"/>
+          <w:color w:val="000000" w:themeColor="text1"/>
           <w:sz w:val="20"/>
           <w:szCs w:val="20"/>
           <w:highlight w:val="lightGray"/>
@@ -7760,12 +7884,14 @@
       <w:r>
         <w:rPr>
           <w:rStyle w:val="Refdecomentario"/>
+          <w:color w:val="000000" w:themeColor="text1"/>
         </w:rPr>
         <w:commentReference w:id="39"/>
       </w:r>
       <w:r>
         <w:rPr>
           <w:rFonts w:eastAsia="Times New Roman"/>
+          <w:color w:val="000000" w:themeColor="text1"/>
           <w:sz w:val="20"/>
           <w:szCs w:val="20"/>
           <w:lang w:eastAsia="es-MX"/>
@@ -7777,6 +7903,7 @@
           <w:rFonts w:eastAsia="Times New Roman"/>
           <w:i/>
           <w:iCs/>
+          <w:color w:val="000000" w:themeColor="text1"/>
           <w:sz w:val="20"/>
           <w:szCs w:val="20"/>
           <w:highlight w:val="yellow"/>
@@ -7787,6 +7914,7 @@
       <w:r>
         <w:rPr>
           <w:rFonts w:eastAsia="Times New Roman"/>
+          <w:color w:val="000000" w:themeColor="text1"/>
           <w:sz w:val="20"/>
           <w:szCs w:val="20"/>
           <w:lang w:eastAsia="es-MX"/>
@@ -7796,6 +7924,7 @@
       <w:r>
         <w:rPr>
           <w:rFonts w:eastAsia="Times New Roman"/>
+          <w:color w:val="000000" w:themeColor="text1"/>
           <w:sz w:val="20"/>
           <w:szCs w:val="20"/>
           <w:lang w:eastAsia="es-MX"/>
@@ -7805,6 +7934,7 @@
       <w:r>
         <w:rPr>
           <w:rFonts w:eastAsia="Times New Roman"/>
+          <w:color w:val="000000" w:themeColor="text1"/>
           <w:sz w:val="20"/>
           <w:szCs w:val="20"/>
           <w:lang w:eastAsia="es-MX"/>
@@ -8363,6 +8493,7 @@
         <w:spacing w:before="100" w:beforeAutospacing="1" w:after="100" w:afterAutospacing="1" w:line="240" w:lineRule="auto"/>
         <w:rPr>
           <w:rFonts w:eastAsia="Times New Roman"/>
+          <w:color w:val="000000" w:themeColor="text1"/>
           <w:sz w:val="20"/>
           <w:szCs w:val="20"/>
           <w:lang w:eastAsia="es-MX"/>
@@ -8375,7 +8506,7 @@
           <w:rFonts w:eastAsia="Times New Roman"/>
           <w:b/>
           <w:bCs/>
-          <w:color w:val="00B050"/>
+          <w:color w:val="000000" w:themeColor="text1"/>
           <w:sz w:val="20"/>
           <w:szCs w:val="20"/>
           <w:highlight w:val="lightGray"/>
@@ -8388,21 +8519,12 @@
       <w:r>
         <w:rPr>
           <w:rFonts w:eastAsia="Times New Roman"/>
-          <w:color w:val="00B050"/>
-          <w:sz w:val="20"/>
-          <w:szCs w:val="20"/>
-          <w:lang w:eastAsia="es-MX"/>
-        </w:rPr>
-        <w:t xml:space="preserve"> </w:t>
-      </w:r>
-      <w:r>
-        <w:rPr>
-          <w:rFonts w:eastAsia="Times New Roman"/>
-          <w:sz w:val="20"/>
-          <w:szCs w:val="20"/>
-          <w:lang w:eastAsia="es-MX"/>
-        </w:rPr>
-        <w:t xml:space="preserve">bloquea el puerto 3000 y mantiene el proceso activo indefinidamente dentro del </w:t>
+          <w:color w:val="000000" w:themeColor="text1"/>
+          <w:sz w:val="20"/>
+          <w:szCs w:val="20"/>
+          <w:lang w:eastAsia="es-MX"/>
+        </w:rPr>
+        <w:t xml:space="preserve"> bloquea el puerto 3000 y mantiene el proceso activo indefinidamente dentro del </w:t>
       </w:r>
       <w:proofErr w:type="spellStart"/>
       <w:r>
@@ -8410,6 +8532,7 @@
           <w:rFonts w:eastAsia="Times New Roman"/>
           <w:i/>
           <w:iCs/>
+          <w:color w:val="000000" w:themeColor="text1"/>
           <w:sz w:val="20"/>
           <w:szCs w:val="20"/>
           <w:highlight w:val="yellow"/>
@@ -8423,6 +8546,7 @@
           <w:rFonts w:eastAsia="Times New Roman"/>
           <w:i/>
           <w:iCs/>
+          <w:color w:val="000000" w:themeColor="text1"/>
           <w:sz w:val="20"/>
           <w:szCs w:val="20"/>
           <w:highlight w:val="yellow"/>
@@ -8436,6 +8560,7 @@
           <w:rFonts w:eastAsia="Times New Roman"/>
           <w:i/>
           <w:iCs/>
+          <w:color w:val="000000" w:themeColor="text1"/>
           <w:sz w:val="20"/>
           <w:szCs w:val="20"/>
           <w:highlight w:val="yellow"/>
@@ -8447,6 +8572,7 @@
       <w:r>
         <w:rPr>
           <w:rFonts w:eastAsia="Times New Roman"/>
+          <w:color w:val="000000" w:themeColor="text1"/>
           <w:sz w:val="20"/>
           <w:szCs w:val="20"/>
           <w:lang w:eastAsia="es-MX"/>
@@ -8458,7 +8584,7 @@
           <w:rFonts w:eastAsia="Times New Roman"/>
           <w:b/>
           <w:bCs/>
-          <w:color w:val="00B050"/>
+          <w:color w:val="000000" w:themeColor="text1"/>
           <w:sz w:val="20"/>
           <w:szCs w:val="20"/>
           <w:highlight w:val="lightGray"/>
@@ -8469,6 +8595,7 @@
       <w:r>
         <w:rPr>
           <w:rFonts w:eastAsia="Times New Roman"/>
+          <w:color w:val="000000" w:themeColor="text1"/>
           <w:sz w:val="20"/>
           <w:szCs w:val="20"/>
           <w:lang w:eastAsia="es-MX"/>
@@ -8481,7 +8608,7 @@
           <w:rFonts w:eastAsia="Times New Roman"/>
           <w:b/>
           <w:bCs/>
-          <w:color w:val="00B050"/>
+          <w:color w:val="000000" w:themeColor="text1"/>
           <w:sz w:val="20"/>
           <w:szCs w:val="20"/>
           <w:lang w:eastAsia="es-MX"/>
@@ -8493,7 +8620,7 @@
           <w:rFonts w:eastAsia="Times New Roman"/>
           <w:b/>
           <w:bCs/>
-          <w:color w:val="00B050"/>
+          <w:color w:val="000000" w:themeColor="text1"/>
           <w:sz w:val="20"/>
           <w:szCs w:val="20"/>
           <w:highlight w:val="lightGray"/>
@@ -8505,12 +8632,14 @@
       <w:r>
         <w:rPr>
           <w:rStyle w:val="Refdecomentario"/>
+          <w:color w:val="000000" w:themeColor="text1"/>
         </w:rPr>
         <w:commentReference w:id="40"/>
       </w:r>
       <w:r>
         <w:rPr>
           <w:rFonts w:eastAsia="Times New Roman"/>
+          <w:color w:val="000000" w:themeColor="text1"/>
           <w:sz w:val="20"/>
           <w:szCs w:val="20"/>
           <w:lang w:eastAsia="es-MX"/>
@@ -8568,55 +8697,34 @@
     <w:p>
       <w:pPr>
         <w:rPr>
-          <w:sz w:val="20"/>
-          <w:szCs w:val="20"/>
-        </w:rPr>
-      </w:pPr>
-      <w:r>
-        <w:rPr>
+          <w:color w:val="000000" w:themeColor="text1"/>
+          <w:sz w:val="20"/>
+          <w:szCs w:val="20"/>
+        </w:rPr>
+      </w:pPr>
+      <w:r>
+        <w:rPr>
+          <w:color w:val="000000" w:themeColor="text1"/>
           <w:sz w:val="20"/>
           <w:szCs w:val="20"/>
         </w:rPr>
         <w:t>El servidor HTTP construido en la sección anterior resuelve eficientemente las peticiones tradicionales: un cliente pregunta, el servidor responde y la conexión se cierra. Sin embargo, este modelo tiene un límite estructural que lo hace inviable para aplicaciones en tiempo real: el servidor jamás puede iniciar una conversación</w:t>
       </w:r>
-      <w:commentRangeStart w:id="41"/>
-      <w:r>
-        <w:rPr>
-          <w:color w:val="00B050"/>
-          <w:sz w:val="20"/>
-          <w:szCs w:val="20"/>
-        </w:rPr>
-        <w:t>;</w:t>
-      </w:r>
-      <w:r>
-        <w:rPr>
-          <w:color w:val="00B050"/>
-          <w:sz w:val="20"/>
-          <w:szCs w:val="20"/>
-        </w:rPr>
-        <w:t xml:space="preserve"> s</w:t>
-      </w:r>
-      <w:r>
-        <w:rPr>
-          <w:color w:val="00B050"/>
-          <w:sz w:val="20"/>
-          <w:szCs w:val="20"/>
-        </w:rPr>
-        <w:t xml:space="preserve">iempre </w:t>
-      </w:r>
-      <w:commentRangeEnd w:id="41"/>
-      <w:r>
-        <w:rPr>
-          <w:rStyle w:val="Refdecomentario"/>
-        </w:rPr>
-        <w:commentReference w:id="41"/>
-      </w:r>
-      <w:r>
-        <w:rPr>
-          <w:sz w:val="20"/>
-          <w:szCs w:val="20"/>
-        </w:rPr>
-        <w:t>espera a que el cliente dé el primer paso.</w:t>
+      <w:r>
+        <w:rPr>
+          <w:color w:val="000000" w:themeColor="text1"/>
+          <w:sz w:val="20"/>
+          <w:szCs w:val="20"/>
+        </w:rPr>
+        <w:t>; s</w:t>
+      </w:r>
+      <w:r>
+        <w:rPr>
+          <w:color w:val="000000" w:themeColor="text1"/>
+          <w:sz w:val="20"/>
+          <w:szCs w:val="20"/>
+        </w:rPr>
+        <w:t>iempre espera a que el cliente dé el primer paso.</w:t>
       </w:r>
     </w:p>
     <w:p>
@@ -8635,12 +8743,11 @@
           <w:szCs w:val="20"/>
         </w:rPr>
       </w:pPr>
-      <w:commentRangeStart w:id="42"/>
       <w:r>
         <w:rPr>
           <w:b/>
           <w:bCs/>
-          <w:color w:val="00B050"/>
+          <w:color w:val="000000" w:themeColor="text1"/>
           <w:sz w:val="20"/>
           <w:szCs w:val="20"/>
         </w:rPr>
@@ -8650,7 +8757,7 @@
         <w:rPr>
           <w:b/>
           <w:bCs/>
-          <w:color w:val="00B050"/>
+          <w:color w:val="000000" w:themeColor="text1"/>
           <w:sz w:val="20"/>
           <w:szCs w:val="20"/>
         </w:rPr>
@@ -8660,7 +8767,7 @@
         <w:rPr>
           <w:b/>
           <w:bCs/>
-          <w:color w:val="00B050"/>
+          <w:color w:val="000000" w:themeColor="text1"/>
           <w:sz w:val="20"/>
           <w:szCs w:val="20"/>
         </w:rPr>
@@ -8668,25 +8775,18 @@
       </w:r>
       <w:r>
         <w:rPr>
-          <w:color w:val="00B050"/>
-          <w:sz w:val="20"/>
-          <w:szCs w:val="20"/>
-        </w:rPr>
-        <w:t xml:space="preserve">Comparación </w:t>
-      </w:r>
-      <w:commentRangeEnd w:id="42"/>
-      <w:r>
-        <w:rPr>
-          <w:rStyle w:val="Refdecomentario"/>
-        </w:rPr>
-        <w:commentReference w:id="42"/>
-      </w:r>
-      <w:r>
-        <w:rPr>
-          <w:sz w:val="20"/>
-          <w:szCs w:val="20"/>
-        </w:rPr>
-        <w:t>entre HTTP tradicional (</w:t>
+          <w:color w:val="000000" w:themeColor="text1"/>
+          <w:sz w:val="20"/>
+          <w:szCs w:val="20"/>
+        </w:rPr>
+        <w:t xml:space="preserve">Comparación entre </w:t>
+      </w:r>
+      <w:r>
+        <w:rPr>
+          <w:sz w:val="20"/>
+          <w:szCs w:val="20"/>
+        </w:rPr>
+        <w:t>HTTP tradicional (</w:t>
       </w:r>
       <w:proofErr w:type="spellStart"/>
       <w:r>
@@ -8849,6 +8949,7 @@
               <w:rPr>
                 <w:b/>
                 <w:bCs/>
+                <w:color w:val="000000" w:themeColor="text1"/>
                 <w:sz w:val="20"/>
                 <w:szCs w:val="20"/>
               </w:rPr>
@@ -8857,7 +8958,7 @@
               <w:rPr>
                 <w:b/>
                 <w:bCs/>
-                <w:color w:val="000000"/>
+                <w:color w:val="000000" w:themeColor="text1"/>
                 <w:sz w:val="20"/>
                 <w:szCs w:val="20"/>
               </w:rPr>
@@ -8875,13 +8976,14 @@
               <w:rPr>
                 <w:b/>
                 <w:bCs/>
+                <w:color w:val="000000" w:themeColor="text1"/>
                 <w:sz w:val="20"/>
                 <w:szCs w:val="20"/>
               </w:rPr>
             </w:pPr>
             <w:r>
               <w:rPr>
-                <w:color w:val="000000"/>
+                <w:color w:val="000000" w:themeColor="text1"/>
                 <w:sz w:val="20"/>
                 <w:szCs w:val="20"/>
               </w:rPr>
@@ -8899,13 +9001,14 @@
               <w:rPr>
                 <w:b/>
                 <w:bCs/>
+                <w:color w:val="000000" w:themeColor="text1"/>
                 <w:sz w:val="20"/>
                 <w:szCs w:val="20"/>
               </w:rPr>
             </w:pPr>
             <w:r>
               <w:rPr>
-                <w:color w:val="000000"/>
+                <w:color w:val="000000" w:themeColor="text1"/>
                 <w:sz w:val="20"/>
                 <w:szCs w:val="20"/>
               </w:rPr>
@@ -8925,6 +9028,7 @@
               <w:rPr>
                 <w:b/>
                 <w:bCs/>
+                <w:color w:val="000000" w:themeColor="text1"/>
                 <w:sz w:val="20"/>
                 <w:szCs w:val="20"/>
               </w:rPr>
@@ -8933,7 +9037,7 @@
               <w:rPr>
                 <w:b/>
                 <w:bCs/>
-                <w:color w:val="000000"/>
+                <w:color w:val="000000" w:themeColor="text1"/>
                 <w:sz w:val="20"/>
                 <w:szCs w:val="20"/>
               </w:rPr>
@@ -8951,13 +9055,14 @@
               <w:rPr>
                 <w:b/>
                 <w:bCs/>
+                <w:color w:val="000000" w:themeColor="text1"/>
                 <w:sz w:val="20"/>
                 <w:szCs w:val="20"/>
               </w:rPr>
             </w:pPr>
             <w:r>
               <w:rPr>
-                <w:color w:val="000000"/>
+                <w:color w:val="000000" w:themeColor="text1"/>
                 <w:sz w:val="20"/>
                 <w:szCs w:val="20"/>
               </w:rPr>
@@ -8975,13 +9080,14 @@
               <w:rPr>
                 <w:b/>
                 <w:bCs/>
+                <w:color w:val="000000" w:themeColor="text1"/>
                 <w:sz w:val="20"/>
                 <w:szCs w:val="20"/>
               </w:rPr>
             </w:pPr>
             <w:r>
               <w:rPr>
-                <w:color w:val="000000"/>
+                <w:color w:val="000000" w:themeColor="text1"/>
                 <w:sz w:val="20"/>
                 <w:szCs w:val="20"/>
               </w:rPr>
@@ -9001,6 +9107,7 @@
               <w:rPr>
                 <w:b/>
                 <w:bCs/>
+                <w:color w:val="000000" w:themeColor="text1"/>
                 <w:sz w:val="20"/>
                 <w:szCs w:val="20"/>
               </w:rPr>
@@ -9009,7 +9116,7 @@
               <w:rPr>
                 <w:b/>
                 <w:bCs/>
-                <w:color w:val="000000"/>
+                <w:color w:val="000000" w:themeColor="text1"/>
                 <w:sz w:val="20"/>
                 <w:szCs w:val="20"/>
               </w:rPr>
@@ -9027,13 +9134,14 @@
               <w:rPr>
                 <w:b/>
                 <w:bCs/>
+                <w:color w:val="000000" w:themeColor="text1"/>
                 <w:sz w:val="20"/>
                 <w:szCs w:val="20"/>
               </w:rPr>
             </w:pPr>
             <w:r>
               <w:rPr>
-                <w:color w:val="000000"/>
+                <w:color w:val="000000" w:themeColor="text1"/>
                 <w:sz w:val="20"/>
                 <w:szCs w:val="20"/>
               </w:rPr>
@@ -9051,31 +9159,33 @@
               <w:rPr>
                 <w:b/>
                 <w:bCs/>
+                <w:color w:val="000000" w:themeColor="text1"/>
                 <w:sz w:val="20"/>
                 <w:szCs w:val="20"/>
               </w:rPr>
             </w:pPr>
-            <w:commentRangeStart w:id="43"/>
+            <w:commentRangeStart w:id="41"/>
             <w:r>
               <w:rPr>
-                <w:color w:val="00B050"/>
+                <w:color w:val="000000" w:themeColor="text1"/>
                 <w:sz w:val="20"/>
                 <w:szCs w:val="20"/>
               </w:rPr>
               <w:t>Bidireccional</w:t>
             </w:r>
-            <w:commentRangeEnd w:id="43"/>
+            <w:commentRangeEnd w:id="41"/>
             <w:r>
               <w:rPr>
                 <w:rStyle w:val="Refdecomentario"/>
+                <w:color w:val="000000" w:themeColor="text1"/>
               </w:rPr>
-              <w:commentReference w:id="43"/>
+              <w:commentReference w:id="41"/>
             </w:r>
             <w:r>
               <w:rPr>
                 <w:i/>
                 <w:iCs/>
-                <w:color w:val="000000"/>
+                <w:color w:val="000000" w:themeColor="text1"/>
                 <w:sz w:val="20"/>
                 <w:szCs w:val="20"/>
               </w:rPr>
@@ -9085,7 +9195,7 @@
               <w:rPr>
                 <w:i/>
                 <w:iCs/>
-                <w:color w:val="000000"/>
+                <w:color w:val="000000" w:themeColor="text1"/>
                 <w:sz w:val="20"/>
                 <w:szCs w:val="20"/>
                 <w:highlight w:val="yellow"/>
@@ -9097,7 +9207,7 @@
               <w:rPr>
                 <w:i/>
                 <w:iCs/>
-                <w:color w:val="000000"/>
+                <w:color w:val="000000" w:themeColor="text1"/>
                 <w:sz w:val="20"/>
                 <w:szCs w:val="20"/>
                 <w:highlight w:val="yellow"/>
@@ -9109,7 +9219,7 @@
               <w:rPr>
                 <w:i/>
                 <w:iCs/>
-                <w:color w:val="000000"/>
+                <w:color w:val="000000" w:themeColor="text1"/>
                 <w:sz w:val="20"/>
                 <w:szCs w:val="20"/>
               </w:rPr>
@@ -9129,6 +9239,7 @@
               <w:rPr>
                 <w:b/>
                 <w:bCs/>
+                <w:color w:val="000000" w:themeColor="text1"/>
                 <w:sz w:val="20"/>
                 <w:szCs w:val="20"/>
               </w:rPr>
@@ -9137,7 +9248,7 @@
               <w:rPr>
                 <w:b/>
                 <w:bCs/>
-                <w:color w:val="000000"/>
+                <w:color w:val="000000" w:themeColor="text1"/>
                 <w:sz w:val="20"/>
                 <w:szCs w:val="20"/>
               </w:rPr>
@@ -9155,13 +9266,14 @@
               <w:rPr>
                 <w:b/>
                 <w:bCs/>
+                <w:color w:val="000000" w:themeColor="text1"/>
                 <w:sz w:val="20"/>
                 <w:szCs w:val="20"/>
               </w:rPr>
             </w:pPr>
             <w:r>
               <w:rPr>
-                <w:color w:val="000000"/>
+                <w:color w:val="000000" w:themeColor="text1"/>
                 <w:sz w:val="20"/>
                 <w:szCs w:val="20"/>
               </w:rPr>
@@ -9169,7 +9281,7 @@
             </w:r>
             <w:r>
               <w:rPr>
-                <w:color w:val="000000"/>
+                <w:color w:val="000000" w:themeColor="text1"/>
                 <w:sz w:val="20"/>
                 <w:szCs w:val="20"/>
               </w:rPr>
@@ -9177,7 +9289,7 @@
             </w:r>
             <w:r>
               <w:rPr>
-                <w:color w:val="000000"/>
+                <w:color w:val="000000" w:themeColor="text1"/>
                 <w:sz w:val="20"/>
                 <w:szCs w:val="20"/>
               </w:rPr>
@@ -9195,13 +9307,14 @@
               <w:rPr>
                 <w:b/>
                 <w:bCs/>
+                <w:color w:val="000000" w:themeColor="text1"/>
                 <w:sz w:val="20"/>
                 <w:szCs w:val="20"/>
               </w:rPr>
             </w:pPr>
             <w:r>
               <w:rPr>
-                <w:color w:val="000000"/>
+                <w:color w:val="000000" w:themeColor="text1"/>
                 <w:sz w:val="20"/>
                 <w:szCs w:val="20"/>
               </w:rPr>
@@ -9209,7 +9322,7 @@
             </w:r>
             <w:r>
               <w:rPr>
-                <w:color w:val="000000"/>
+                <w:color w:val="000000" w:themeColor="text1"/>
                 <w:sz w:val="20"/>
                 <w:szCs w:val="20"/>
               </w:rPr>
@@ -9217,7 +9330,7 @@
             </w:r>
             <w:r>
               <w:rPr>
-                <w:color w:val="000000"/>
+                <w:color w:val="000000" w:themeColor="text1"/>
                 <w:sz w:val="20"/>
                 <w:szCs w:val="20"/>
               </w:rPr>
@@ -9237,6 +9350,7 @@
               <w:rPr>
                 <w:b/>
                 <w:bCs/>
+                <w:color w:val="000000" w:themeColor="text1"/>
                 <w:sz w:val="20"/>
                 <w:szCs w:val="20"/>
               </w:rPr>
@@ -9245,7 +9359,7 @@
               <w:rPr>
                 <w:b/>
                 <w:bCs/>
-                <w:color w:val="000000"/>
+                <w:color w:val="000000" w:themeColor="text1"/>
                 <w:sz w:val="20"/>
                 <w:szCs w:val="20"/>
               </w:rPr>
@@ -9263,13 +9377,14 @@
               <w:rPr>
                 <w:b/>
                 <w:bCs/>
+                <w:color w:val="000000" w:themeColor="text1"/>
                 <w:sz w:val="20"/>
                 <w:szCs w:val="20"/>
               </w:rPr>
             </w:pPr>
             <w:r>
               <w:rPr>
-                <w:color w:val="000000"/>
+                <w:color w:val="000000" w:themeColor="text1"/>
                 <w:sz w:val="20"/>
                 <w:szCs w:val="20"/>
               </w:rPr>
@@ -9287,13 +9402,14 @@
               <w:rPr>
                 <w:b/>
                 <w:bCs/>
+                <w:color w:val="000000" w:themeColor="text1"/>
                 <w:sz w:val="20"/>
                 <w:szCs w:val="20"/>
               </w:rPr>
             </w:pPr>
             <w:r>
               <w:rPr>
-                <w:color w:val="000000"/>
+                <w:color w:val="000000" w:themeColor="text1"/>
                 <w:sz w:val="20"/>
                 <w:szCs w:val="20"/>
               </w:rPr>
@@ -9308,6 +9424,7 @@
         <w:rPr>
           <w:b/>
           <w:bCs/>
+          <w:color w:val="000000" w:themeColor="text1"/>
           <w:sz w:val="20"/>
           <w:szCs w:val="20"/>
         </w:rPr>
@@ -9326,12 +9443,14 @@
     <w:p>
       <w:pPr>
         <w:rPr>
-          <w:sz w:val="20"/>
-          <w:szCs w:val="20"/>
-        </w:rPr>
-      </w:pPr>
-      <w:r>
-        <w:rPr>
+          <w:color w:val="000000" w:themeColor="text1"/>
+          <w:sz w:val="20"/>
+          <w:szCs w:val="20"/>
+        </w:rPr>
+      </w:pPr>
+      <w:r>
+        <w:rPr>
+          <w:color w:val="000000" w:themeColor="text1"/>
           <w:sz w:val="20"/>
           <w:szCs w:val="20"/>
         </w:rPr>
@@ -9341,6 +9460,7 @@
         <w:rPr>
           <w:i/>
           <w:iCs/>
+          <w:color w:val="000000" w:themeColor="text1"/>
           <w:sz w:val="20"/>
           <w:szCs w:val="20"/>
           <w:highlight w:val="yellow"/>
@@ -9352,6 +9472,7 @@
         <w:rPr>
           <w:i/>
           <w:iCs/>
+          <w:color w:val="000000" w:themeColor="text1"/>
           <w:sz w:val="20"/>
           <w:szCs w:val="20"/>
           <w:highlight w:val="yellow"/>
@@ -9361,6 +9482,7 @@
       <w:proofErr w:type="spellEnd"/>
       <w:r>
         <w:rPr>
+          <w:color w:val="000000" w:themeColor="text1"/>
           <w:sz w:val="20"/>
           <w:szCs w:val="20"/>
         </w:rPr>
@@ -9369,6 +9491,7 @@
       <w:proofErr w:type="gramStart"/>
       <w:r>
         <w:rPr>
+          <w:color w:val="000000" w:themeColor="text1"/>
           <w:sz w:val="20"/>
           <w:szCs w:val="20"/>
         </w:rPr>
@@ -9377,52 +9500,48 @@
       <w:proofErr w:type="gramEnd"/>
       <w:r>
         <w:rPr>
+          <w:color w:val="000000" w:themeColor="text1"/>
           <w:sz w:val="20"/>
           <w:szCs w:val="20"/>
         </w:rPr>
         <w:t xml:space="preserve"> preguntando</w:t>
       </w:r>
-      <w:commentRangeStart w:id="44"/>
-      <w:r>
-        <w:rPr>
-          <w:color w:val="00B050"/>
+      <w:r>
+        <w:rPr>
+          <w:color w:val="000000" w:themeColor="text1"/>
           <w:sz w:val="20"/>
           <w:szCs w:val="20"/>
         </w:rPr>
         <w:t>:</w:t>
       </w:r>
-      <w:commentRangeEnd w:id="44"/>
+      <w:r>
+        <w:rPr>
+          <w:color w:val="000000" w:themeColor="text1"/>
+          <w:sz w:val="20"/>
+          <w:szCs w:val="20"/>
+        </w:rPr>
+        <w:t xml:space="preserve"> "¿hay mensajes nuevos?". El resultado es el equivalente informático a alguien preguntando repetidamente si ya llegó un correo</w:t>
+      </w:r>
+      <w:commentRangeStart w:id="42"/>
+      <w:r>
+        <w:rPr>
+          <w:color w:val="000000" w:themeColor="text1"/>
+          <w:sz w:val="20"/>
+          <w:szCs w:val="20"/>
+        </w:rPr>
+        <w:t>;</w:t>
+      </w:r>
+      <w:commentRangeEnd w:id="42"/>
       <w:r>
         <w:rPr>
           <w:rStyle w:val="Refdecomentario"/>
-        </w:rPr>
-        <w:commentReference w:id="44"/>
-      </w:r>
-      <w:r>
-        <w:rPr>
-          <w:sz w:val="20"/>
-          <w:szCs w:val="20"/>
-        </w:rPr>
-        <w:t xml:space="preserve"> "¿hay mensajes nuevos?". El resultado es el equivalente informático a alguien preguntando repetidamente si ya llegó un correo</w:t>
-      </w:r>
-      <w:commentRangeStart w:id="45"/>
-      <w:r>
-        <w:rPr>
-          <w:color w:val="00B050"/>
-          <w:sz w:val="20"/>
-          <w:szCs w:val="20"/>
-        </w:rPr>
-        <w:t>;</w:t>
-      </w:r>
-      <w:commentRangeEnd w:id="45"/>
-      <w:r>
-        <w:rPr>
-          <w:rStyle w:val="Refdecomentario"/>
-        </w:rPr>
-        <w:commentReference w:id="45"/>
-      </w:r>
-      <w:r>
-        <w:rPr>
+          <w:color w:val="000000" w:themeColor="text1"/>
+        </w:rPr>
+        <w:commentReference w:id="42"/>
+      </w:r>
+      <w:r>
+        <w:rPr>
+          <w:color w:val="000000" w:themeColor="text1"/>
           <w:sz w:val="20"/>
           <w:szCs w:val="20"/>
         </w:rPr>
@@ -9430,6 +9549,7 @@
       </w:r>
       <w:r>
         <w:rPr>
+          <w:color w:val="000000" w:themeColor="text1"/>
           <w:sz w:val="20"/>
           <w:szCs w:val="20"/>
         </w:rPr>
@@ -9517,15 +9637,15 @@
     <w:p>
       <w:pPr>
         <w:rPr>
-          <w:color w:val="00B050"/>
-          <w:sz w:val="20"/>
-          <w:szCs w:val="20"/>
-        </w:rPr>
-      </w:pPr>
-      <w:commentRangeStart w:id="46"/>
-      <w:r>
-        <w:rPr>
-          <w:color w:val="00B050"/>
+          <w:color w:val="000000" w:themeColor="text1"/>
+          <w:sz w:val="20"/>
+          <w:szCs w:val="20"/>
+        </w:rPr>
+      </w:pPr>
+      <w:commentRangeStart w:id="43"/>
+      <w:r>
+        <w:rPr>
+          <w:color w:val="000000" w:themeColor="text1"/>
           <w:sz w:val="20"/>
           <w:szCs w:val="20"/>
         </w:rPr>
@@ -9533,7 +9653,7 @@
       </w:r>
       <w:r>
         <w:rPr>
-          <w:color w:val="00B050"/>
+          <w:color w:val="000000" w:themeColor="text1"/>
           <w:sz w:val="20"/>
           <w:szCs w:val="20"/>
         </w:rPr>
@@ -9541,7 +9661,7 @@
       </w:r>
       <w:r>
         <w:rPr>
-          <w:color w:val="00B050"/>
+          <w:color w:val="000000" w:themeColor="text1"/>
           <w:sz w:val="20"/>
           <w:szCs w:val="20"/>
         </w:rPr>
@@ -9551,14 +9671,14 @@
     <w:p>
       <w:pPr>
         <w:rPr>
-          <w:color w:val="00B050"/>
-          <w:sz w:val="20"/>
-          <w:szCs w:val="20"/>
-        </w:rPr>
-      </w:pPr>
-      <w:r>
-        <w:rPr>
-          <w:color w:val="00B050"/>
+          <w:color w:val="000000" w:themeColor="text1"/>
+          <w:sz w:val="20"/>
+          <w:szCs w:val="20"/>
+        </w:rPr>
+      </w:pPr>
+      <w:r>
+        <w:rPr>
+          <w:color w:val="000000" w:themeColor="text1"/>
           <w:sz w:val="20"/>
           <w:szCs w:val="20"/>
         </w:rPr>
@@ -9567,7 +9687,7 @@
       <w:proofErr w:type="spellStart"/>
       <w:r>
         <w:rPr>
-          <w:color w:val="00B050"/>
+          <w:color w:val="000000" w:themeColor="text1"/>
           <w:sz w:val="20"/>
           <w:szCs w:val="20"/>
         </w:rPr>
@@ -9576,17 +9696,33 @@
       <w:proofErr w:type="spellEnd"/>
       <w:r>
         <w:rPr>
-          <w:color w:val="00B050"/>
-          <w:sz w:val="20"/>
-          <w:szCs w:val="20"/>
-        </w:rPr>
-        <w:t xml:space="preserve"> supera las limitaciones del protocolo HTTP tradicional, se sugiere escuchar el siguiente recurso de audio: </w:t>
-      </w:r>
-    </w:p>
-    <w:p>
-      <w:pPr>
-        <w:rPr>
-          <w:color w:val="00B050"/>
+          <w:color w:val="000000" w:themeColor="text1"/>
+          <w:sz w:val="20"/>
+          <w:szCs w:val="20"/>
+        </w:rPr>
+        <w:t xml:space="preserve"> supera las limitaciones del protocolo HTTP tradicional, se sugiere e</w:t>
+      </w:r>
+      <w:r>
+        <w:rPr>
+          <w:color w:val="000000" w:themeColor="text1"/>
+          <w:sz w:val="20"/>
+          <w:szCs w:val="20"/>
+        </w:rPr>
+        <w:t>xplorar</w:t>
+      </w:r>
+      <w:r>
+        <w:rPr>
+          <w:color w:val="000000" w:themeColor="text1"/>
+          <w:sz w:val="20"/>
+          <w:szCs w:val="20"/>
+        </w:rPr>
+        <w:t xml:space="preserve"> el siguiente recurso de audio: </w:t>
+      </w:r>
+    </w:p>
+    <w:p>
+      <w:pPr>
+        <w:rPr>
+          <w:color w:val="000000" w:themeColor="text1"/>
           <w:sz w:val="20"/>
           <w:szCs w:val="20"/>
         </w:rPr>
@@ -9597,7 +9733,7 @@
         <w:rPr>
           <w:b/>
           <w:bCs/>
-          <w:color w:val="00B050"/>
+          <w:color w:val="000000" w:themeColor="text1"/>
           <w:sz w:val="20"/>
           <w:szCs w:val="20"/>
         </w:rPr>
@@ -9606,7 +9742,7 @@
         <w:rPr>
           <w:b/>
           <w:bCs/>
-          <w:color w:val="00B050"/>
+          <w:color w:val="000000" w:themeColor="text1"/>
           <w:sz w:val="20"/>
           <w:szCs w:val="20"/>
         </w:rPr>
@@ -9619,7 +9755,7 @@
           <w:bCs/>
           <w:i/>
           <w:iCs/>
-          <w:color w:val="00B050"/>
+          <w:color w:val="000000" w:themeColor="text1"/>
           <w:sz w:val="20"/>
           <w:szCs w:val="20"/>
           <w:highlight w:val="yellow"/>
@@ -9631,7 +9767,7 @@
         <w:rPr>
           <w:b/>
           <w:bCs/>
-          <w:color w:val="00B050"/>
+          <w:color w:val="000000" w:themeColor="text1"/>
           <w:sz w:val="20"/>
           <w:szCs w:val="20"/>
         </w:rPr>
@@ -9642,35 +9778,34 @@
         <w:rPr>
           <w:b/>
           <w:bCs/>
-          <w:color w:val="00B050"/>
+          <w:color w:val="000000" w:themeColor="text1"/>
           <w:sz w:val="20"/>
           <w:szCs w:val="20"/>
         </w:rPr>
         <w:t>WebSockets</w:t>
       </w:r>
-      <w:commentRangeEnd w:id="46"/>
+      <w:commentRangeEnd w:id="43"/>
       <w:proofErr w:type="spellEnd"/>
       <w:r>
         <w:rPr>
           <w:rStyle w:val="Refdecomentario"/>
           <w:b/>
           <w:bCs/>
-          <w:color w:val="00B050"/>
-          <w:sz w:val="20"/>
-          <w:szCs w:val="20"/>
-        </w:rPr>
-        <w:commentReference w:id="46"/>
-      </w:r>
-    </w:p>
-    <w:p>
-      <w:pPr>
-        <w:rPr>
-          <w:sz w:val="20"/>
-          <w:szCs w:val="20"/>
-        </w:rPr>
-      </w:pPr>
-    </w:p>
-    <w:commentRangeStart w:id="47"/>
+          <w:color w:val="000000" w:themeColor="text1"/>
+          <w:sz w:val="20"/>
+          <w:szCs w:val="20"/>
+        </w:rPr>
+        <w:commentReference w:id="43"/>
+      </w:r>
+    </w:p>
+    <w:p>
+      <w:pPr>
+        <w:rPr>
+          <w:sz w:val="20"/>
+          <w:szCs w:val="20"/>
+        </w:rPr>
+      </w:pPr>
+    </w:p>
     <w:p>
       <w:pPr>
         <w:rPr>
@@ -9680,6 +9815,7 @@
           <w:szCs w:val="20"/>
         </w:rPr>
       </w:pPr>
+      <w:commentRangeStart w:id="44"/>
       <w:r>
         <w:rPr>
           <w:noProof/>
@@ -9750,7 +9886,7 @@
                                 <w:bCs/>
                                 <w:i/>
                                 <w:iCs/>
-                                <w:color w:val="00B050"/>
+                                <w:color w:val="000000" w:themeColor="text1"/>
                                 <w:sz w:val="20"/>
                                 <w:szCs w:val="20"/>
                               </w:rPr>
@@ -9762,7 +9898,7 @@
                                 <w:bCs/>
                                 <w:i w:val="0"/>
                                 <w:iCs w:val="0"/>
-                                <w:color w:val="00B050"/>
+                                <w:color w:val="000000" w:themeColor="text1"/>
                                 <w:sz w:val="20"/>
                                 <w:szCs w:val="20"/>
                               </w:rPr>
@@ -9774,7 +9910,7 @@
                                 <w:bCs/>
                                 <w:i/>
                                 <w:iCs/>
-                                <w:color w:val="00B050"/>
+                                <w:color w:val="000000" w:themeColor="text1"/>
                                 <w:sz w:val="20"/>
                                 <w:szCs w:val="20"/>
                               </w:rPr>
@@ -9885,7 +10021,7 @@
                           <w:bCs/>
                           <w:i/>
                           <w:iCs/>
-                          <w:color w:val="00B050"/>
+                          <w:color w:val="000000" w:themeColor="text1"/>
                           <w:sz w:val="20"/>
                           <w:szCs w:val="20"/>
                         </w:rPr>
@@ -9897,7 +10033,7 @@
                           <w:bCs/>
                           <w:i w:val="0"/>
                           <w:iCs w:val="0"/>
-                          <w:color w:val="00B050"/>
+                          <w:color w:val="000000" w:themeColor="text1"/>
                           <w:sz w:val="20"/>
                           <w:szCs w:val="20"/>
                         </w:rPr>
@@ -9909,7 +10045,7 @@
                           <w:bCs/>
                           <w:i/>
                           <w:iCs/>
-                          <w:color w:val="00B050"/>
+                          <w:color w:val="000000" w:themeColor="text1"/>
                           <w:sz w:val="20"/>
                           <w:szCs w:val="20"/>
                         </w:rPr>
@@ -9939,7 +10075,6 @@
                         </w:rPr>
                         <w:t xml:space="preserve">El navegador realiza una petición HTTP normal, pero incluye una cabecera especial solicitando un </w:t>
                       </w:r>
-                      <w:proofErr w:type="spellStart"/>
                       <w:r>
                         <w:rPr>
                           <w:rStyle w:val="nfasis"/>
@@ -9949,7 +10084,6 @@
                         </w:rPr>
                         <w:t>upgrade</w:t>
                       </w:r>
-                      <w:proofErr w:type="spellEnd"/>
                       <w:r>
                         <w:rPr>
                           <w:sz w:val="20"/>
@@ -10158,7 +10292,7 @@
           </mc:Fallback>
         </mc:AlternateContent>
       </w:r>
-      <w:commentRangeStart w:id="48"/>
+      <w:commentRangeStart w:id="45"/>
     </w:p>
     <w:p>
       <w:pPr>
@@ -10509,7 +10643,7 @@
                                 <w:bCs/>
                                 <w:i/>
                                 <w:iCs/>
-                                <w:color w:val="00B050"/>
+                                <w:color w:val="000000" w:themeColor="text1"/>
                                 <w:sz w:val="20"/>
                                 <w:szCs w:val="20"/>
                               </w:rPr>
@@ -10521,7 +10655,7 @@
                                 <w:bCs/>
                                 <w:i w:val="0"/>
                                 <w:iCs w:val="0"/>
-                                <w:color w:val="00B050"/>
+                                <w:color w:val="000000" w:themeColor="text1"/>
                                 <w:sz w:val="20"/>
                                 <w:szCs w:val="20"/>
                               </w:rPr>
@@ -10534,7 +10668,7 @@
                                 <w:bCs/>
                                 <w:i w:val="0"/>
                                 <w:iCs w:val="0"/>
-                                <w:color w:val="00B050"/>
+                                <w:color w:val="000000" w:themeColor="text1"/>
                                 <w:sz w:val="20"/>
                                 <w:szCs w:val="20"/>
                               </w:rPr>
@@ -10547,7 +10681,7 @@
                                 <w:bCs/>
                                 <w:i w:val="0"/>
                                 <w:iCs w:val="0"/>
-                                <w:color w:val="00B050"/>
+                                <w:color w:val="000000" w:themeColor="text1"/>
                                 <w:sz w:val="20"/>
                                 <w:szCs w:val="20"/>
                               </w:rPr>
@@ -10559,7 +10693,7 @@
                                 <w:bCs/>
                                 <w:i/>
                                 <w:iCs/>
-                                <w:color w:val="00B050"/>
+                                <w:color w:val="000000" w:themeColor="text1"/>
                                 <w:sz w:val="20"/>
                                 <w:szCs w:val="20"/>
                               </w:rPr>
@@ -10587,14 +10721,7 @@
                                 <w:sz w:val="20"/>
                                 <w:szCs w:val="20"/>
                               </w:rPr>
-                              <w:t xml:space="preserve">Si el servidor está configurado para </w:t>
-                            </w:r>
-                            <w:r>
-                              <w:rPr>
-                                <w:sz w:val="20"/>
-                                <w:szCs w:val="20"/>
-                              </w:rPr>
-                              <w:t xml:space="preserve">WebSockets, acepta la solicitud y confirma el </w:t>
+                              <w:t xml:space="preserve">Si el servidor está configurado para WebSockets, acepta la solicitud y confirma el </w:t>
                             </w:r>
                             <w:r>
                               <w:rPr>
@@ -10684,7 +10811,7 @@
                           <w:bCs/>
                           <w:i/>
                           <w:iCs/>
-                          <w:color w:val="00B050"/>
+                          <w:color w:val="000000" w:themeColor="text1"/>
                           <w:sz w:val="20"/>
                           <w:szCs w:val="20"/>
                         </w:rPr>
@@ -10696,7 +10823,7 @@
                           <w:bCs/>
                           <w:i w:val="0"/>
                           <w:iCs w:val="0"/>
-                          <w:color w:val="00B050"/>
+                          <w:color w:val="000000" w:themeColor="text1"/>
                           <w:sz w:val="20"/>
                           <w:szCs w:val="20"/>
                         </w:rPr>
@@ -10709,7 +10836,7 @@
                           <w:bCs/>
                           <w:i w:val="0"/>
                           <w:iCs w:val="0"/>
-                          <w:color w:val="00B050"/>
+                          <w:color w:val="000000" w:themeColor="text1"/>
                           <w:sz w:val="20"/>
                           <w:szCs w:val="20"/>
                         </w:rPr>
@@ -10722,7 +10849,7 @@
                           <w:bCs/>
                           <w:i w:val="0"/>
                           <w:iCs w:val="0"/>
-                          <w:color w:val="00B050"/>
+                          <w:color w:val="000000" w:themeColor="text1"/>
                           <w:sz w:val="20"/>
                           <w:szCs w:val="20"/>
                         </w:rPr>
@@ -10734,7 +10861,7 @@
                           <w:bCs/>
                           <w:i/>
                           <w:iCs/>
-                          <w:color w:val="00B050"/>
+                          <w:color w:val="000000" w:themeColor="text1"/>
                           <w:sz w:val="20"/>
                           <w:szCs w:val="20"/>
                         </w:rPr>
@@ -10762,25 +10889,8 @@
                           <w:sz w:val="20"/>
                           <w:szCs w:val="20"/>
                         </w:rPr>
-                        <w:t xml:space="preserve">Si el servidor está configurado para </w:t>
+                        <w:t xml:space="preserve">Si el servidor está configurado para WebSockets, acepta la solicitud y confirma el </w:t>
                       </w:r>
-                      <w:proofErr w:type="spellStart"/>
-                      <w:r>
-                        <w:rPr>
-                          <w:sz w:val="20"/>
-                          <w:szCs w:val="20"/>
-                        </w:rPr>
-                        <w:t>WebSockets</w:t>
-                      </w:r>
-                      <w:proofErr w:type="spellEnd"/>
-                      <w:r>
-                        <w:rPr>
-                          <w:sz w:val="20"/>
-                          <w:szCs w:val="20"/>
-                        </w:rPr>
-                        <w:t xml:space="preserve">, acepta la solicitud y confirma el </w:t>
-                      </w:r>
-                      <w:proofErr w:type="spellStart"/>
                       <w:r>
                         <w:rPr>
                           <w:rStyle w:val="nfasis"/>
@@ -10790,7 +10900,6 @@
                         </w:rPr>
                         <w:t>upgrade</w:t>
                       </w:r>
-                      <w:proofErr w:type="spellEnd"/>
                       <w:r>
                         <w:rPr>
                           <w:sz w:val="20"/>
@@ -11371,7 +11480,7 @@
                                 <w:bCs/>
                                 <w:i/>
                                 <w:iCs/>
-                                <w:color w:val="00B050"/>
+                                <w:color w:val="000000" w:themeColor="text1"/>
                                 <w:sz w:val="20"/>
                                 <w:szCs w:val="20"/>
                               </w:rPr>
@@ -11383,7 +11492,7 @@
                                 <w:bCs/>
                                 <w:i w:val="0"/>
                                 <w:iCs w:val="0"/>
-                                <w:color w:val="00B050"/>
+                                <w:color w:val="000000" w:themeColor="text1"/>
                                 <w:sz w:val="20"/>
                                 <w:szCs w:val="20"/>
                               </w:rPr>
@@ -11395,7 +11504,7 @@
                                 <w:bCs/>
                                 <w:i/>
                                 <w:iCs/>
-                                <w:color w:val="00B050"/>
+                                <w:color w:val="000000" w:themeColor="text1"/>
                                 <w:sz w:val="20"/>
                                 <w:szCs w:val="20"/>
                               </w:rPr>
@@ -11480,7 +11589,7 @@
                           <w:bCs/>
                           <w:i/>
                           <w:iCs/>
-                          <w:color w:val="00B050"/>
+                          <w:color w:val="000000" w:themeColor="text1"/>
                           <w:sz w:val="20"/>
                           <w:szCs w:val="20"/>
                         </w:rPr>
@@ -11492,7 +11601,7 @@
                           <w:bCs/>
                           <w:i w:val="0"/>
                           <w:iCs w:val="0"/>
-                          <w:color w:val="00B050"/>
+                          <w:color w:val="000000" w:themeColor="text1"/>
                           <w:sz w:val="20"/>
                           <w:szCs w:val="20"/>
                         </w:rPr>
@@ -11504,7 +11613,7 @@
                           <w:bCs/>
                           <w:i/>
                           <w:iCs/>
-                          <w:color w:val="00B050"/>
+                          <w:color w:val="000000" w:themeColor="text1"/>
                           <w:sz w:val="20"/>
                           <w:szCs w:val="20"/>
                         </w:rPr>
@@ -11525,7 +11634,6 @@
                         </w:rPr>
                         <w:t>El canal queda abierto indefinidamente. El servidor adquiere la capacidad de enviar (</w:t>
                       </w:r>
-                      <w:proofErr w:type="spellStart"/>
                       <w:r>
                         <w:rPr>
                           <w:rStyle w:val="nfasis"/>
@@ -11535,7 +11643,6 @@
                         </w:rPr>
                         <w:t>push</w:t>
                       </w:r>
-                      <w:proofErr w:type="spellEnd"/>
                       <w:r>
                         <w:rPr>
                           <w:sz w:val="20"/>
@@ -11760,7 +11867,7 @@
         </w:rPr>
       </w:pPr>
     </w:p>
-    <w:commentRangeEnd w:id="48"/>
+    <w:commentRangeEnd w:id="45"/>
     <w:p>
       <w:pPr>
         <w:rPr>
@@ -11774,16 +11881,16 @@
           <w:sz w:val="20"/>
           <w:szCs w:val="20"/>
         </w:rPr>
-        <w:commentReference w:id="48"/>
-      </w:r>
-      <w:commentRangeEnd w:id="47"/>
+        <w:commentReference w:id="45"/>
+      </w:r>
+      <w:commentRangeEnd w:id="44"/>
       <w:r>
         <w:rPr>
           <w:rStyle w:val="Refdecomentario"/>
           <w:sz w:val="20"/>
           <w:szCs w:val="20"/>
         </w:rPr>
-        <w:commentReference w:id="47"/>
+        <w:commentReference w:id="44"/>
       </w:r>
     </w:p>
     <w:p>
@@ -11853,23 +11960,25 @@
     <w:p>
       <w:pPr>
         <w:rPr>
-          <w:sz w:val="20"/>
-          <w:szCs w:val="20"/>
-        </w:rPr>
-      </w:pPr>
-      <w:r>
-        <w:rPr>
+          <w:color w:val="000000" w:themeColor="text1"/>
+          <w:sz w:val="20"/>
+          <w:szCs w:val="20"/>
+        </w:rPr>
+      </w:pPr>
+      <w:r>
+        <w:rPr>
+          <w:color w:val="000000" w:themeColor="text1"/>
           <w:sz w:val="20"/>
           <w:szCs w:val="20"/>
         </w:rPr>
         <w:t xml:space="preserve">Se modifica el archivo </w:t>
       </w:r>
-      <w:commentRangeStart w:id="49"/>
+      <w:commentRangeStart w:id="46"/>
       <w:r>
         <w:rPr>
           <w:b/>
           <w:bCs/>
-          <w:color w:val="00B050"/>
+          <w:color w:val="000000" w:themeColor="text1"/>
           <w:sz w:val="20"/>
           <w:szCs w:val="20"/>
           <w:highlight w:val="lightGray"/>
@@ -11878,21 +11987,23 @@
       </w:r>
       <w:r>
         <w:rPr>
-          <w:color w:val="00B050"/>
+          <w:color w:val="000000" w:themeColor="text1"/>
           <w:sz w:val="20"/>
           <w:szCs w:val="20"/>
         </w:rPr>
         <w:t xml:space="preserve"> </w:t>
       </w:r>
-      <w:commentRangeEnd w:id="49"/>
+      <w:commentRangeEnd w:id="46"/>
       <w:r>
         <w:rPr>
           <w:rStyle w:val="Refdecomentario"/>
-        </w:rPr>
-        <w:commentReference w:id="49"/>
-      </w:r>
-      <w:r>
-        <w:rPr>
+          <w:color w:val="000000" w:themeColor="text1"/>
+        </w:rPr>
+        <w:commentReference w:id="46"/>
+      </w:r>
+      <w:r>
+        <w:rPr>
+          <w:color w:val="000000" w:themeColor="text1"/>
           <w:sz w:val="20"/>
           <w:szCs w:val="20"/>
         </w:rPr>
@@ -11901,6 +12012,7 @@
       <w:proofErr w:type="spellStart"/>
       <w:r>
         <w:rPr>
+          <w:color w:val="000000" w:themeColor="text1"/>
           <w:sz w:val="20"/>
           <w:szCs w:val="20"/>
         </w:rPr>
@@ -11909,21 +12021,32 @@
       <w:proofErr w:type="spellEnd"/>
       <w:r>
         <w:rPr>
-          <w:sz w:val="20"/>
-          <w:szCs w:val="20"/>
-        </w:rPr>
-        <w:t xml:space="preserve"> mediante socket.io:</w:t>
-      </w:r>
-    </w:p>
-    <w:p>
-      <w:pPr>
-        <w:rPr>
-          <w:sz w:val="20"/>
-          <w:szCs w:val="20"/>
-        </w:rPr>
-      </w:pPr>
-      <w:r>
-        <w:rPr>
+          <w:color w:val="000000" w:themeColor="text1"/>
+          <w:sz w:val="20"/>
+          <w:szCs w:val="20"/>
+        </w:rPr>
+        <w:t xml:space="preserve"> mediante socket.io</w:t>
+      </w:r>
+      <w:r>
+        <w:rPr>
+          <w:color w:val="000000" w:themeColor="text1"/>
+          <w:sz w:val="20"/>
+          <w:szCs w:val="20"/>
+        </w:rPr>
+        <w:t>.</w:t>
+      </w:r>
+    </w:p>
+    <w:p>
+      <w:pPr>
+        <w:rPr>
+          <w:color w:val="000000" w:themeColor="text1"/>
+          <w:sz w:val="20"/>
+          <w:szCs w:val="20"/>
+        </w:rPr>
+      </w:pPr>
+      <w:r>
+        <w:rPr>
+          <w:color w:val="000000" w:themeColor="text1"/>
           <w:sz w:val="20"/>
           <w:szCs w:val="20"/>
         </w:rPr>
@@ -11931,29 +12054,32 @@
       </w:r>
       <w:r>
         <w:rPr>
+          <w:color w:val="000000" w:themeColor="text1"/>
           <w:sz w:val="20"/>
           <w:szCs w:val="20"/>
         </w:rPr>
         <w:t>continuación</w:t>
       </w:r>
-      <w:commentRangeStart w:id="50"/>
-      <w:r>
-        <w:rPr>
-          <w:color w:val="00B050"/>
+      <w:commentRangeStart w:id="47"/>
+      <w:r>
+        <w:rPr>
+          <w:color w:val="000000" w:themeColor="text1"/>
           <w:sz w:val="20"/>
           <w:szCs w:val="20"/>
         </w:rPr>
         <w:t>,</w:t>
       </w:r>
-      <w:commentRangeEnd w:id="50"/>
+      <w:commentRangeEnd w:id="47"/>
       <w:r>
         <w:rPr>
           <w:rStyle w:val="Refdecomentario"/>
-        </w:rPr>
-        <w:commentReference w:id="50"/>
-      </w:r>
-      <w:r>
-        <w:rPr>
+          <w:color w:val="000000" w:themeColor="text1"/>
+        </w:rPr>
+        <w:commentReference w:id="47"/>
+      </w:r>
+      <w:r>
+        <w:rPr>
+          <w:color w:val="000000" w:themeColor="text1"/>
           <w:sz w:val="20"/>
           <w:szCs w:val="20"/>
         </w:rPr>
@@ -14595,15 +14721,17 @@
         <w:rPr>
           <w:b/>
           <w:bCs/>
-          <w:sz w:val="20"/>
-          <w:szCs w:val="20"/>
-        </w:rPr>
-      </w:pPr>
-      <w:commentRangeStart w:id="51"/>
+          <w:color w:val="000000" w:themeColor="text1"/>
+          <w:sz w:val="20"/>
+          <w:szCs w:val="20"/>
+        </w:rPr>
+      </w:pPr>
+      <w:commentRangeStart w:id="48"/>
       <w:r>
         <w:rPr>
           <w:b/>
           <w:bCs/>
+          <w:color w:val="000000" w:themeColor="text1"/>
           <w:sz w:val="20"/>
           <w:szCs w:val="20"/>
         </w:rPr>
@@ -14613,6 +14741,7 @@
         <w:rPr>
           <w:b/>
           <w:bCs/>
+          <w:color w:val="000000" w:themeColor="text1"/>
           <w:sz w:val="20"/>
           <w:szCs w:val="20"/>
         </w:rPr>
@@ -14623,7 +14752,7 @@
         <w:rPr>
           <w:b/>
           <w:bCs/>
-          <w:color w:val="00B050"/>
+          <w:color w:val="000000" w:themeColor="text1"/>
           <w:sz w:val="20"/>
           <w:szCs w:val="20"/>
           <w:highlight w:val="lightGray"/>
@@ -14635,7 +14764,7 @@
         <w:rPr>
           <w:b/>
           <w:bCs/>
-          <w:color w:val="00B050"/>
+          <w:color w:val="000000" w:themeColor="text1"/>
           <w:sz w:val="20"/>
           <w:szCs w:val="20"/>
           <w:highlight w:val="lightGray"/>
@@ -14647,7 +14776,7 @@
         <w:rPr>
           <w:b/>
           <w:bCs/>
-          <w:color w:val="00B050"/>
+          <w:color w:val="000000" w:themeColor="text1"/>
           <w:sz w:val="20"/>
           <w:szCs w:val="20"/>
           <w:highlight w:val="lightGray"/>
@@ -14659,7 +14788,7 @@
         <w:rPr>
           <w:b/>
           <w:bCs/>
-          <w:color w:val="00B050"/>
+          <w:color w:val="000000" w:themeColor="text1"/>
           <w:sz w:val="20"/>
           <w:szCs w:val="20"/>
           <w:highlight w:val="lightGray"/>
@@ -14670,7 +14799,7 @@
         <w:rPr>
           <w:b/>
           <w:bCs/>
-          <w:color w:val="00B050"/>
+          <w:color w:val="000000" w:themeColor="text1"/>
           <w:sz w:val="20"/>
           <w:szCs w:val="20"/>
         </w:rPr>
@@ -14680,12 +14809,14 @@
     <w:p>
       <w:pPr>
         <w:rPr>
-          <w:sz w:val="20"/>
-          <w:szCs w:val="20"/>
-        </w:rPr>
-      </w:pPr>
-      <w:r>
-        <w:rPr>
+          <w:color w:val="000000" w:themeColor="text1"/>
+          <w:sz w:val="20"/>
+          <w:szCs w:val="20"/>
+        </w:rPr>
+      </w:pPr>
+      <w:r>
+        <w:rPr>
+          <w:color w:val="000000" w:themeColor="text1"/>
           <w:sz w:val="20"/>
           <w:szCs w:val="20"/>
         </w:rPr>
@@ -14694,6 +14825,7 @@
       <w:proofErr w:type="spellStart"/>
       <w:r>
         <w:rPr>
+          <w:color w:val="000000" w:themeColor="text1"/>
           <w:sz w:val="20"/>
           <w:szCs w:val="20"/>
         </w:rPr>
@@ -14702,6 +14834,7 @@
       <w:proofErr w:type="spellEnd"/>
       <w:r>
         <w:rPr>
+          <w:color w:val="000000" w:themeColor="text1"/>
           <w:sz w:val="20"/>
           <w:szCs w:val="20"/>
         </w:rPr>
@@ -14710,6 +14843,7 @@
       <w:proofErr w:type="spellStart"/>
       <w:r>
         <w:rPr>
+          <w:color w:val="000000" w:themeColor="text1"/>
           <w:sz w:val="20"/>
           <w:szCs w:val="20"/>
         </w:rPr>
@@ -14718,6 +14852,7 @@
       <w:proofErr w:type="spellEnd"/>
       <w:r>
         <w:rPr>
+          <w:color w:val="000000" w:themeColor="text1"/>
           <w:sz w:val="20"/>
           <w:szCs w:val="20"/>
         </w:rPr>
@@ -14729,6 +14864,7 @@
         <w:rPr>
           <w:b/>
           <w:bCs/>
+          <w:color w:val="000000" w:themeColor="text1"/>
           <w:sz w:val="20"/>
           <w:szCs w:val="20"/>
         </w:rPr>
@@ -14739,7 +14875,7 @@
         <w:rPr>
           <w:b/>
           <w:bCs/>
-          <w:color w:val="00B050"/>
+          <w:color w:val="000000" w:themeColor="text1"/>
           <w:sz w:val="20"/>
           <w:szCs w:val="20"/>
           <w:lang w:val="en-US"/>
@@ -14750,6 +14886,7 @@
         <w:rPr>
           <w:b/>
           <w:bCs/>
+          <w:color w:val="000000" w:themeColor="text1"/>
           <w:sz w:val="20"/>
           <w:szCs w:val="20"/>
           <w:lang w:val="en-US"/>
@@ -14761,6 +14898,7 @@
         <w:rPr>
           <w:b/>
           <w:bCs/>
+          <w:color w:val="000000" w:themeColor="text1"/>
           <w:sz w:val="20"/>
           <w:szCs w:val="20"/>
           <w:lang w:val="en-US"/>
@@ -14773,7 +14911,7 @@
         <w:rPr>
           <w:b/>
           <w:bCs/>
-          <w:color w:val="00B050"/>
+          <w:color w:val="000000" w:themeColor="text1"/>
           <w:sz w:val="20"/>
           <w:szCs w:val="20"/>
           <w:highlight w:val="lightGray"/>
@@ -14787,7 +14925,7 @@
         <w:rPr>
           <w:b/>
           <w:bCs/>
-          <w:color w:val="00B050"/>
+          <w:color w:val="000000" w:themeColor="text1"/>
           <w:sz w:val="20"/>
           <w:szCs w:val="20"/>
           <w:highlight w:val="lightGray"/>
@@ -14799,7 +14937,7 @@
         <w:rPr>
           <w:b/>
           <w:bCs/>
-          <w:color w:val="00B050"/>
+          <w:color w:val="000000" w:themeColor="text1"/>
           <w:sz w:val="20"/>
           <w:szCs w:val="20"/>
           <w:lang w:val="en-US"/>
@@ -14810,12 +14948,14 @@
     <w:p>
       <w:pPr>
         <w:rPr>
-          <w:sz w:val="20"/>
-          <w:szCs w:val="20"/>
-        </w:rPr>
-      </w:pPr>
-      <w:r>
-        <w:rPr>
+          <w:color w:val="000000" w:themeColor="text1"/>
+          <w:sz w:val="20"/>
+          <w:szCs w:val="20"/>
+        </w:rPr>
+      </w:pPr>
+      <w:r>
+        <w:rPr>
+          <w:color w:val="000000" w:themeColor="text1"/>
           <w:sz w:val="20"/>
           <w:szCs w:val="20"/>
         </w:rPr>
@@ -14824,6 +14964,7 @@
       <w:proofErr w:type="spellStart"/>
       <w:r>
         <w:rPr>
+          <w:color w:val="000000" w:themeColor="text1"/>
           <w:sz w:val="20"/>
           <w:szCs w:val="20"/>
         </w:rPr>
@@ -14832,34 +14973,37 @@
       <w:proofErr w:type="spellEnd"/>
       <w:r>
         <w:rPr>
+          <w:color w:val="000000" w:themeColor="text1"/>
           <w:sz w:val="20"/>
           <w:szCs w:val="20"/>
         </w:rPr>
         <w:t xml:space="preserve"> único. No gestionar correctamente la desconexión mediante el evento </w:t>
       </w:r>
-      <w:commentRangeStart w:id="52"/>
+      <w:commentRangeStart w:id="49"/>
       <w:proofErr w:type="spellStart"/>
       <w:r>
         <w:rPr>
           <w:i/>
           <w:iCs/>
-          <w:color w:val="00B050"/>
+          <w:color w:val="000000" w:themeColor="text1"/>
           <w:sz w:val="20"/>
           <w:szCs w:val="20"/>
           <w:highlight w:val="yellow"/>
         </w:rPr>
         <w:t>disconnect</w:t>
       </w:r>
-      <w:commentRangeEnd w:id="52"/>
+      <w:commentRangeEnd w:id="49"/>
       <w:proofErr w:type="spellEnd"/>
       <w:r>
         <w:rPr>
           <w:rStyle w:val="Refdecomentario"/>
-        </w:rPr>
-        <w:commentReference w:id="52"/>
-      </w:r>
-      <w:r>
-        <w:rPr>
+          <w:color w:val="000000" w:themeColor="text1"/>
+        </w:rPr>
+        <w:commentReference w:id="49"/>
+      </w:r>
+      <w:r>
+        <w:rPr>
+          <w:color w:val="000000" w:themeColor="text1"/>
           <w:sz w:val="20"/>
           <w:szCs w:val="20"/>
         </w:rPr>
@@ -14870,6 +15014,7 @@
         <w:rPr>
           <w:i/>
           <w:iCs/>
+          <w:color w:val="000000" w:themeColor="text1"/>
           <w:sz w:val="20"/>
           <w:szCs w:val="20"/>
           <w:highlight w:val="yellow"/>
@@ -14881,6 +15026,7 @@
         <w:rPr>
           <w:i/>
           <w:iCs/>
+          <w:color w:val="000000" w:themeColor="text1"/>
           <w:sz w:val="20"/>
           <w:szCs w:val="20"/>
           <w:highlight w:val="yellow"/>
@@ -14892,6 +15038,7 @@
         <w:rPr>
           <w:i/>
           <w:iCs/>
+          <w:color w:val="000000" w:themeColor="text1"/>
           <w:sz w:val="20"/>
           <w:szCs w:val="20"/>
           <w:highlight w:val="yellow"/>
@@ -14901,6 +15048,7 @@
       <w:proofErr w:type="spellEnd"/>
       <w:r>
         <w:rPr>
+          <w:color w:val="000000" w:themeColor="text1"/>
           <w:sz w:val="20"/>
           <w:szCs w:val="20"/>
         </w:rPr>
@@ -14910,15 +15058,16 @@
     <w:p>
       <w:pPr>
         <w:rPr>
-          <w:sz w:val="20"/>
-          <w:szCs w:val="20"/>
-        </w:rPr>
-      </w:pPr>
-    </w:p>
-    <w:p>
-      <w:pPr>
-        <w:rPr>
-          <w:color w:val="C00000"/>
+          <w:color w:val="000000" w:themeColor="text1"/>
+          <w:sz w:val="20"/>
+          <w:szCs w:val="20"/>
+        </w:rPr>
+      </w:pPr>
+    </w:p>
+    <w:p>
+      <w:pPr>
+        <w:rPr>
+          <w:color w:val="000000" w:themeColor="text1"/>
           <w:sz w:val="20"/>
           <w:szCs w:val="20"/>
         </w:rPr>
@@ -14927,6 +15076,7 @@
         <w:rPr>
           <w:b/>
           <w:bCs/>
+          <w:color w:val="000000" w:themeColor="text1"/>
           <w:sz w:val="20"/>
           <w:szCs w:val="20"/>
         </w:rPr>
@@ -14936,6 +15086,7 @@
         <w:rPr>
           <w:b/>
           <w:bCs/>
+          <w:color w:val="000000" w:themeColor="text1"/>
           <w:sz w:val="20"/>
           <w:szCs w:val="20"/>
         </w:rPr>
@@ -14945,6 +15096,7 @@
         <w:rPr>
           <w:b/>
           <w:bCs/>
+          <w:color w:val="000000" w:themeColor="text1"/>
           <w:sz w:val="20"/>
           <w:szCs w:val="20"/>
         </w:rPr>
@@ -14954,6 +15106,7 @@
         <w:rPr>
           <w:b/>
           <w:bCs/>
+          <w:color w:val="000000" w:themeColor="text1"/>
           <w:sz w:val="20"/>
           <w:szCs w:val="20"/>
         </w:rPr>
@@ -14965,7 +15118,7 @@
         <w:rPr>
           <w:b/>
           <w:bCs/>
-          <w:color w:val="00B050"/>
+          <w:color w:val="000000" w:themeColor="text1"/>
           <w:sz w:val="20"/>
           <w:szCs w:val="20"/>
           <w:highlight w:val="lightGray"/>
@@ -14978,7 +15131,7 @@
         <w:rPr>
           <w:b/>
           <w:bCs/>
-          <w:color w:val="00B050"/>
+          <w:color w:val="000000" w:themeColor="text1"/>
           <w:sz w:val="20"/>
           <w:szCs w:val="20"/>
           <w:highlight w:val="lightGray"/>
@@ -14990,7 +15143,7 @@
         <w:rPr>
           <w:b/>
           <w:bCs/>
-          <w:color w:val="00B050"/>
+          <w:color w:val="000000" w:themeColor="text1"/>
           <w:sz w:val="20"/>
           <w:szCs w:val="20"/>
           <w:highlight w:val="lightGray"/>
@@ -15002,7 +15155,7 @@
         <w:rPr>
           <w:b/>
           <w:bCs/>
-          <w:color w:val="00B050"/>
+          <w:color w:val="000000" w:themeColor="text1"/>
           <w:sz w:val="20"/>
           <w:szCs w:val="20"/>
           <w:highlight w:val="lightGray"/>
@@ -15011,7 +15164,7 @@
       </w:r>
       <w:r>
         <w:rPr>
-          <w:color w:val="00B050"/>
+          <w:color w:val="000000" w:themeColor="text1"/>
           <w:sz w:val="20"/>
           <w:szCs w:val="20"/>
         </w:rPr>
@@ -15021,12 +15174,14 @@
     <w:p>
       <w:pPr>
         <w:rPr>
-          <w:sz w:val="20"/>
-          <w:szCs w:val="20"/>
-        </w:rPr>
-      </w:pPr>
-      <w:r>
-        <w:rPr>
+          <w:color w:val="000000" w:themeColor="text1"/>
+          <w:sz w:val="20"/>
+          <w:szCs w:val="20"/>
+        </w:rPr>
+      </w:pPr>
+      <w:r>
+        <w:rPr>
+          <w:color w:val="000000" w:themeColor="text1"/>
           <w:sz w:val="20"/>
           <w:szCs w:val="20"/>
         </w:rPr>
@@ -15040,18 +15195,19 @@
           <w:numId w:val="13"/>
         </w:numPr>
         <w:rPr>
-          <w:sz w:val="20"/>
-          <w:szCs w:val="20"/>
-        </w:rPr>
-      </w:pPr>
-      <w:commentRangeStart w:id="53"/>
+          <w:color w:val="000000" w:themeColor="text1"/>
+          <w:sz w:val="20"/>
+          <w:szCs w:val="20"/>
+        </w:rPr>
+      </w:pPr>
+      <w:commentRangeStart w:id="50"/>
       <w:proofErr w:type="spellStart"/>
       <w:proofErr w:type="gramStart"/>
       <w:r>
         <w:rPr>
           <w:b/>
           <w:bCs/>
-          <w:color w:val="00B050"/>
+          <w:color w:val="000000" w:themeColor="text1"/>
           <w:sz w:val="20"/>
           <w:szCs w:val="20"/>
           <w:highlight w:val="lightGray"/>
@@ -15064,7 +15220,7 @@
         <w:rPr>
           <w:b/>
           <w:bCs/>
-          <w:color w:val="00B050"/>
+          <w:color w:val="000000" w:themeColor="text1"/>
           <w:sz w:val="20"/>
           <w:szCs w:val="20"/>
           <w:highlight w:val="lightGray"/>
@@ -15073,7 +15229,7 @@
       </w:r>
       <w:r>
         <w:rPr>
-          <w:color w:val="00B050"/>
+          <w:color w:val="000000" w:themeColor="text1"/>
           <w:sz w:val="20"/>
           <w:szCs w:val="20"/>
         </w:rPr>
@@ -15081,6 +15237,7 @@
       </w:r>
       <w:r>
         <w:rPr>
+          <w:color w:val="000000" w:themeColor="text1"/>
           <w:sz w:val="20"/>
           <w:szCs w:val="20"/>
         </w:rPr>
@@ -15094,6 +15251,7 @@
           <w:numId w:val="13"/>
         </w:numPr>
         <w:rPr>
+          <w:color w:val="000000" w:themeColor="text1"/>
           <w:sz w:val="20"/>
           <w:szCs w:val="20"/>
         </w:rPr>
@@ -15104,7 +15262,7 @@
         <w:rPr>
           <w:b/>
           <w:bCs/>
-          <w:color w:val="00B050"/>
+          <w:color w:val="000000" w:themeColor="text1"/>
           <w:sz w:val="20"/>
           <w:szCs w:val="20"/>
           <w:highlight w:val="lightGray"/>
@@ -15117,7 +15275,7 @@
         <w:rPr>
           <w:b/>
           <w:bCs/>
-          <w:color w:val="00B050"/>
+          <w:color w:val="000000" w:themeColor="text1"/>
           <w:sz w:val="20"/>
           <w:szCs w:val="20"/>
           <w:highlight w:val="lightGray"/>
@@ -15126,7 +15284,7 @@
       </w:r>
       <w:r>
         <w:rPr>
-          <w:color w:val="00B050"/>
+          <w:color w:val="000000" w:themeColor="text1"/>
           <w:sz w:val="20"/>
           <w:szCs w:val="20"/>
         </w:rPr>
@@ -15134,6 +15292,7 @@
       </w:r>
       <w:r>
         <w:rPr>
+          <w:color w:val="000000" w:themeColor="text1"/>
           <w:sz w:val="20"/>
           <w:szCs w:val="20"/>
         </w:rPr>
@@ -15147,6 +15306,7 @@
           <w:numId w:val="13"/>
         </w:numPr>
         <w:rPr>
+          <w:color w:val="000000" w:themeColor="text1"/>
           <w:sz w:val="20"/>
           <w:szCs w:val="20"/>
         </w:rPr>
@@ -15157,7 +15317,7 @@
         <w:rPr>
           <w:b/>
           <w:bCs/>
-          <w:color w:val="00B050"/>
+          <w:color w:val="000000" w:themeColor="text1"/>
           <w:sz w:val="20"/>
           <w:szCs w:val="20"/>
           <w:highlight w:val="lightGray"/>
@@ -15169,7 +15329,7 @@
         <w:rPr>
           <w:b/>
           <w:bCs/>
-          <w:color w:val="00B050"/>
+          <w:color w:val="000000" w:themeColor="text1"/>
           <w:sz w:val="20"/>
           <w:szCs w:val="20"/>
           <w:highlight w:val="lightGray"/>
@@ -15181,7 +15341,7 @@
         <w:rPr>
           <w:b/>
           <w:bCs/>
-          <w:color w:val="00B050"/>
+          <w:color w:val="000000" w:themeColor="text1"/>
           <w:sz w:val="20"/>
           <w:szCs w:val="20"/>
           <w:highlight w:val="lightGray"/>
@@ -15190,7 +15350,7 @@
       </w:r>
       <w:r>
         <w:rPr>
-          <w:color w:val="00B050"/>
+          <w:color w:val="000000" w:themeColor="text1"/>
           <w:sz w:val="20"/>
           <w:szCs w:val="20"/>
         </w:rPr>
@@ -15198,6 +15358,7 @@
       </w:r>
       <w:r>
         <w:rPr>
+          <w:color w:val="000000" w:themeColor="text1"/>
           <w:sz w:val="20"/>
           <w:szCs w:val="20"/>
         </w:rPr>
@@ -15211,6 +15372,7 @@
           <w:numId w:val="13"/>
         </w:numPr>
         <w:rPr>
+          <w:color w:val="000000" w:themeColor="text1"/>
           <w:sz w:val="20"/>
           <w:szCs w:val="20"/>
         </w:rPr>
@@ -15221,7 +15383,7 @@
         <w:rPr>
           <w:b/>
           <w:bCs/>
-          <w:color w:val="00B050"/>
+          <w:color w:val="000000" w:themeColor="text1"/>
           <w:sz w:val="20"/>
           <w:szCs w:val="20"/>
           <w:highlight w:val="lightGray"/>
@@ -15234,7 +15396,7 @@
         <w:rPr>
           <w:b/>
           <w:bCs/>
-          <w:color w:val="00B050"/>
+          <w:color w:val="000000" w:themeColor="text1"/>
           <w:sz w:val="20"/>
           <w:szCs w:val="20"/>
           <w:highlight w:val="lightGray"/>
@@ -15243,7 +15405,7 @@
       </w:r>
       <w:r>
         <w:rPr>
-          <w:color w:val="00B050"/>
+          <w:color w:val="000000" w:themeColor="text1"/>
           <w:sz w:val="20"/>
           <w:szCs w:val="20"/>
         </w:rPr>
@@ -15251,20 +15413,23 @@
       </w:r>
       <w:r>
         <w:rPr>
+          <w:color w:val="000000" w:themeColor="text1"/>
           <w:sz w:val="20"/>
           <w:szCs w:val="20"/>
         </w:rPr>
         <w:t xml:space="preserve">funciona como un megáfono: transmite el mensaje a todos los clientes conectados </w:t>
       </w:r>
-      <w:commentRangeEnd w:id="53"/>
+      <w:commentRangeEnd w:id="50"/>
       <w:r>
         <w:rPr>
           <w:rStyle w:val="Refdecomentario"/>
-        </w:rPr>
-        <w:commentReference w:id="53"/>
-      </w:r>
-      <w:r>
-        <w:rPr>
+          <w:color w:val="000000" w:themeColor="text1"/>
+        </w:rPr>
+        <w:commentReference w:id="50"/>
+      </w:r>
+      <w:r>
+        <w:rPr>
+          <w:color w:val="000000" w:themeColor="text1"/>
           <w:sz w:val="20"/>
           <w:szCs w:val="20"/>
         </w:rPr>
@@ -15294,14 +15459,14 @@
         </w:rPr>
         <w:t>Elegir incorrectamente entre estas cuatro opciones produce errores de lógica difíciles de detectar: mensajes que no llegan, mensajes duplicados o usuarios que reciben información que no les corresponde.</w:t>
       </w:r>
-      <w:commentRangeEnd w:id="51"/>
+      <w:commentRangeEnd w:id="48"/>
       <w:r>
         <w:rPr>
           <w:rStyle w:val="Refdecomentario"/>
           <w:sz w:val="20"/>
           <w:szCs w:val="20"/>
         </w:rPr>
-        <w:commentReference w:id="51"/>
+        <w:commentReference w:id="48"/>
       </w:r>
     </w:p>
     <w:p>
@@ -15315,13 +15480,15 @@
     <w:p>
       <w:pPr>
         <w:spacing w:after="160"/>
-      </w:pPr>
-      <w:commentRangeStart w:id="54"/>
+        <w:rPr>
+          <w:color w:val="000000" w:themeColor="text1"/>
+        </w:rPr>
+      </w:pPr>
       <w:r>
         <w:rPr>
           <w:b/>
           <w:bCs/>
-          <w:color w:val="00B050"/>
+          <w:color w:val="000000" w:themeColor="text1"/>
           <w:sz w:val="20"/>
           <w:szCs w:val="20"/>
         </w:rPr>
@@ -15331,7 +15498,7 @@
         <w:rPr>
           <w:b/>
           <w:bCs/>
-          <w:color w:val="00B050"/>
+          <w:color w:val="000000" w:themeColor="text1"/>
           <w:sz w:val="20"/>
           <w:szCs w:val="20"/>
         </w:rPr>
@@ -15341,7 +15508,7 @@
         <w:rPr>
           <w:b/>
           <w:bCs/>
-          <w:color w:val="00B050"/>
+          <w:color w:val="000000" w:themeColor="text1"/>
           <w:sz w:val="20"/>
           <w:szCs w:val="20"/>
         </w:rPr>
@@ -15349,38 +15516,17 @@
       </w:r>
       <w:r>
         <w:rPr>
-          <w:color w:val="00B050"/>
-          <w:sz w:val="20"/>
-          <w:szCs w:val="20"/>
-        </w:rPr>
-        <w:t>Métodos</w:t>
-      </w:r>
-      <w:commentRangeEnd w:id="54"/>
-      <w:r>
-        <w:rPr>
-          <w:rStyle w:val="Refdecomentario"/>
-        </w:rPr>
-        <w:commentReference w:id="54"/>
-      </w:r>
-      <w:r>
-        <w:rPr>
-          <w:color w:val="00B050"/>
-          <w:sz w:val="20"/>
-          <w:szCs w:val="20"/>
-        </w:rPr>
-        <w:t xml:space="preserve"> </w:t>
-      </w:r>
-      <w:r>
-        <w:rPr>
-          <w:sz w:val="20"/>
-          <w:szCs w:val="20"/>
-        </w:rPr>
-        <w:t>de emisión en socket.io y alcance por destinatario</w:t>
-      </w:r>
-    </w:p>
-    <w:p>
-      <w:pPr>
-        <w:rPr>
+          <w:color w:val="000000" w:themeColor="text1"/>
+          <w:sz w:val="20"/>
+          <w:szCs w:val="20"/>
+        </w:rPr>
+        <w:t>Métodos de emisión en socket.io y alcance por destinatario</w:t>
+      </w:r>
+    </w:p>
+    <w:p>
+      <w:pPr>
+        <w:rPr>
+          <w:color w:val="000000" w:themeColor="text1"/>
           <w:sz w:val="20"/>
           <w:szCs w:val="20"/>
         </w:rPr>
@@ -15457,7 +15603,7 @@
           <w:p>
             <w:pPr>
               <w:rPr>
-                <w:color w:val="00B050"/>
+                <w:color w:val="000000" w:themeColor="text1"/>
                 <w:sz w:val="20"/>
                 <w:szCs w:val="20"/>
                 <w:highlight w:val="lightGray"/>
@@ -15469,7 +15615,7 @@
               <w:rPr>
                 <w:b/>
                 <w:bCs/>
-                <w:color w:val="00B050"/>
+                <w:color w:val="000000" w:themeColor="text1"/>
                 <w:sz w:val="20"/>
                 <w:szCs w:val="20"/>
                 <w:highlight w:val="lightGray"/>
@@ -15482,7 +15628,7 @@
               <w:rPr>
                 <w:b/>
                 <w:bCs/>
-                <w:color w:val="00B050"/>
+                <w:color w:val="000000" w:themeColor="text1"/>
                 <w:sz w:val="20"/>
                 <w:szCs w:val="20"/>
                 <w:highlight w:val="lightGray"/>
@@ -15524,7 +15670,7 @@
           <w:p>
             <w:pPr>
               <w:rPr>
-                <w:color w:val="00B050"/>
+                <w:color w:val="000000" w:themeColor="text1"/>
                 <w:sz w:val="20"/>
                 <w:szCs w:val="20"/>
                 <w:highlight w:val="lightGray"/>
@@ -15536,7 +15682,7 @@
               <w:rPr>
                 <w:b/>
                 <w:bCs/>
-                <w:color w:val="00B050"/>
+                <w:color w:val="000000" w:themeColor="text1"/>
                 <w:sz w:val="20"/>
                 <w:szCs w:val="20"/>
                 <w:highlight w:val="lightGray"/>
@@ -15549,7 +15695,7 @@
               <w:rPr>
                 <w:b/>
                 <w:bCs/>
-                <w:color w:val="00B050"/>
+                <w:color w:val="000000" w:themeColor="text1"/>
                 <w:sz w:val="20"/>
                 <w:szCs w:val="20"/>
                 <w:highlight w:val="lightGray"/>
@@ -15594,7 +15740,7 @@
           <w:p>
             <w:pPr>
               <w:rPr>
-                <w:color w:val="00B050"/>
+                <w:color w:val="000000" w:themeColor="text1"/>
                 <w:sz w:val="20"/>
                 <w:szCs w:val="20"/>
                 <w:highlight w:val="lightGray"/>
@@ -15606,7 +15752,7 @@
               <w:rPr>
                 <w:b/>
                 <w:bCs/>
-                <w:color w:val="00B050"/>
+                <w:color w:val="000000" w:themeColor="text1"/>
                 <w:sz w:val="20"/>
                 <w:szCs w:val="20"/>
                 <w:highlight w:val="lightGray"/>
@@ -15618,7 +15764,7 @@
               <w:rPr>
                 <w:b/>
                 <w:bCs/>
-                <w:color w:val="00B050"/>
+                <w:color w:val="000000" w:themeColor="text1"/>
                 <w:sz w:val="20"/>
                 <w:szCs w:val="20"/>
                 <w:highlight w:val="lightGray"/>
@@ -15630,7 +15776,7 @@
               <w:rPr>
                 <w:b/>
                 <w:bCs/>
-                <w:color w:val="00B050"/>
+                <w:color w:val="000000" w:themeColor="text1"/>
                 <w:sz w:val="20"/>
                 <w:szCs w:val="20"/>
                 <w:highlight w:val="lightGray"/>
@@ -15672,7 +15818,7 @@
           <w:p>
             <w:pPr>
               <w:rPr>
-                <w:color w:val="00B050"/>
+                <w:color w:val="000000" w:themeColor="text1"/>
                 <w:sz w:val="20"/>
                 <w:szCs w:val="20"/>
                 <w:highlight w:val="lightGray"/>
@@ -15684,7 +15830,7 @@
               <w:rPr>
                 <w:b/>
                 <w:bCs/>
-                <w:color w:val="00B050"/>
+                <w:color w:val="000000" w:themeColor="text1"/>
                 <w:sz w:val="20"/>
                 <w:szCs w:val="20"/>
                 <w:highlight w:val="lightGray"/>
@@ -15697,7 +15843,7 @@
               <w:rPr>
                 <w:b/>
                 <w:bCs/>
-                <w:color w:val="00B050"/>
+                <w:color w:val="000000" w:themeColor="text1"/>
                 <w:sz w:val="20"/>
                 <w:szCs w:val="20"/>
                 <w:highlight w:val="lightGray"/>
@@ -15779,14 +15925,16 @@
     <w:p>
       <w:pPr>
         <w:rPr>
-          <w:sz w:val="20"/>
-          <w:szCs w:val="20"/>
-        </w:rPr>
-      </w:pPr>
-      <w:commentRangeStart w:id="55"/>
+          <w:color w:val="000000" w:themeColor="text1"/>
+          <w:sz w:val="20"/>
+          <w:szCs w:val="20"/>
+        </w:rPr>
+      </w:pPr>
+      <w:commentRangeStart w:id="51"/>
       <w:r>
         <w:rPr>
           <w:noProof/>
+          <w:color w:val="000000" w:themeColor="text1"/>
           <w:sz w:val="20"/>
           <w:szCs w:val="20"/>
         </w:rPr>
@@ -15854,33 +16002,28 @@
           </wp:anchor>
         </w:drawing>
       </w:r>
-      <w:commentRangeEnd w:id="55"/>
+      <w:commentRangeEnd w:id="51"/>
       <w:r>
         <w:rPr>
           <w:rStyle w:val="Refdecomentario"/>
-          <w:sz w:val="20"/>
-          <w:szCs w:val="20"/>
-        </w:rPr>
-        <w:commentReference w:id="55"/>
-      </w:r>
-      <w:r>
-        <w:rPr>
-          <w:sz w:val="20"/>
-          <w:szCs w:val="20"/>
-        </w:rPr>
-        <w:t>L</w:t>
-      </w:r>
-      <w:r>
-        <w:rPr>
-          <w:sz w:val="20"/>
-          <w:szCs w:val="20"/>
-        </w:rPr>
-        <w:t xml:space="preserve">os conceptos abordados hasta este punto </w:t>
-      </w:r>
-      <w:commentRangeStart w:id="56"/>
-      <w:r>
-        <w:rPr>
-          <w:color w:val="00B050"/>
+          <w:color w:val="000000" w:themeColor="text1"/>
+          <w:sz w:val="20"/>
+          <w:szCs w:val="20"/>
+        </w:rPr>
+        <w:commentReference w:id="51"/>
+      </w:r>
+      <w:r>
+        <w:rPr>
+          <w:color w:val="000000" w:themeColor="text1"/>
+          <w:sz w:val="20"/>
+          <w:szCs w:val="20"/>
+        </w:rPr>
+        <w:t xml:space="preserve">Los conceptos abordados hasta este punto </w:t>
+      </w:r>
+      <w:commentRangeStart w:id="52"/>
+      <w:r>
+        <w:rPr>
+          <w:color w:val="000000" w:themeColor="text1"/>
           <w:sz w:val="20"/>
           <w:szCs w:val="20"/>
         </w:rPr>
@@ -15888,7 +16031,7 @@
       </w:r>
       <w:r>
         <w:rPr>
-          <w:color w:val="00B050"/>
+          <w:color w:val="000000" w:themeColor="text1"/>
           <w:sz w:val="20"/>
           <w:szCs w:val="20"/>
         </w:rPr>
@@ -15897,7 +16040,7 @@
       <w:proofErr w:type="spellStart"/>
       <w:r>
         <w:rPr>
-          <w:color w:val="00B050"/>
+          <w:color w:val="000000" w:themeColor="text1"/>
           <w:sz w:val="20"/>
           <w:szCs w:val="20"/>
         </w:rPr>
@@ -15906,39 +16049,31 @@
       <w:proofErr w:type="spellEnd"/>
       <w:r>
         <w:rPr>
-          <w:color w:val="00B050"/>
-          <w:sz w:val="20"/>
-          <w:szCs w:val="20"/>
-        </w:rPr>
-        <w:t xml:space="preserve"> y emisión de </w:t>
-      </w:r>
-      <w:proofErr w:type="gramStart"/>
-      <w:r>
-        <w:rPr>
-          <w:color w:val="00B050"/>
-          <w:sz w:val="20"/>
-          <w:szCs w:val="20"/>
-        </w:rPr>
-        <w:t xml:space="preserve">eventos </w:t>
-      </w:r>
-      <w:r>
-        <w:rPr>
-          <w:color w:val="00B050"/>
+          <w:color w:val="000000" w:themeColor="text1"/>
+          <w:sz w:val="20"/>
+          <w:szCs w:val="20"/>
+        </w:rPr>
+        <w:t xml:space="preserve"> y emisión de eventos</w:t>
+      </w:r>
+      <w:r>
+        <w:rPr>
+          <w:color w:val="000000" w:themeColor="text1"/>
           <w:sz w:val="20"/>
           <w:szCs w:val="20"/>
         </w:rPr>
         <w:t>)</w:t>
       </w:r>
-      <w:commentRangeEnd w:id="56"/>
-      <w:proofErr w:type="gramEnd"/>
+      <w:commentRangeEnd w:id="52"/>
       <w:r>
         <w:rPr>
           <w:rStyle w:val="Refdecomentario"/>
-        </w:rPr>
-        <w:commentReference w:id="56"/>
-      </w:r>
-      <w:r>
-        <w:rPr>
+          <w:color w:val="000000" w:themeColor="text1"/>
+        </w:rPr>
+        <w:commentReference w:id="52"/>
+      </w:r>
+      <w:r>
+        <w:rPr>
+          <w:color w:val="000000" w:themeColor="text1"/>
           <w:sz w:val="20"/>
           <w:szCs w:val="20"/>
         </w:rPr>
@@ -15946,6 +16081,7 @@
       </w:r>
       <w:r>
         <w:rPr>
+          <w:color w:val="000000" w:themeColor="text1"/>
           <w:sz w:val="20"/>
           <w:szCs w:val="20"/>
         </w:rPr>
@@ -15955,20 +16091,23 @@
     <w:p>
       <w:pPr>
         <w:rPr>
-          <w:sz w:val="20"/>
-          <w:szCs w:val="20"/>
-        </w:rPr>
-      </w:pPr>
-    </w:p>
-    <w:p>
-      <w:pPr>
-        <w:rPr>
-          <w:sz w:val="20"/>
-          <w:szCs w:val="20"/>
-        </w:rPr>
-      </w:pPr>
-      <w:r>
-        <w:rPr>
+          <w:color w:val="000000" w:themeColor="text1"/>
+          <w:sz w:val="20"/>
+          <w:szCs w:val="20"/>
+        </w:rPr>
+      </w:pPr>
+    </w:p>
+    <w:p>
+      <w:pPr>
+        <w:rPr>
+          <w:color w:val="000000" w:themeColor="text1"/>
+          <w:sz w:val="20"/>
+          <w:szCs w:val="20"/>
+        </w:rPr>
+      </w:pPr>
+      <w:r>
+        <w:rPr>
+          <w:color w:val="000000" w:themeColor="text1"/>
           <w:sz w:val="20"/>
           <w:szCs w:val="20"/>
         </w:rPr>
@@ -15977,6 +16116,7 @@
       <w:proofErr w:type="spellStart"/>
       <w:r>
         <w:rPr>
+          <w:color w:val="000000" w:themeColor="text1"/>
           <w:sz w:val="20"/>
           <w:szCs w:val="20"/>
         </w:rPr>
@@ -15985,6 +16125,7 @@
       <w:proofErr w:type="spellEnd"/>
       <w:r>
         <w:rPr>
+          <w:color w:val="000000" w:themeColor="text1"/>
           <w:sz w:val="20"/>
           <w:szCs w:val="20"/>
         </w:rPr>
@@ -15993,6 +16134,7 @@
       <w:proofErr w:type="spellStart"/>
       <w:r>
         <w:rPr>
+          <w:color w:val="000000" w:themeColor="text1"/>
           <w:sz w:val="20"/>
           <w:szCs w:val="20"/>
         </w:rPr>
@@ -16001,6 +16143,7 @@
       <w:proofErr w:type="spellEnd"/>
       <w:r>
         <w:rPr>
+          <w:color w:val="000000" w:themeColor="text1"/>
           <w:sz w:val="20"/>
           <w:szCs w:val="20"/>
         </w:rPr>
@@ -16241,12 +16384,14 @@
     <w:p>
       <w:pPr>
         <w:rPr>
-          <w:sz w:val="20"/>
-          <w:szCs w:val="20"/>
-        </w:rPr>
-      </w:pPr>
-      <w:r>
-        <w:rPr>
+          <w:color w:val="000000" w:themeColor="text1"/>
+          <w:sz w:val="20"/>
+          <w:szCs w:val="20"/>
+        </w:rPr>
+      </w:pPr>
+      <w:r>
+        <w:rPr>
+          <w:color w:val="000000" w:themeColor="text1"/>
           <w:sz w:val="20"/>
           <w:szCs w:val="20"/>
         </w:rPr>
@@ -16257,7 +16402,7 @@
         <w:rPr>
           <w:b/>
           <w:bCs/>
-          <w:color w:val="00B050"/>
+          <w:color w:val="000000" w:themeColor="text1"/>
           <w:sz w:val="20"/>
           <w:szCs w:val="20"/>
           <w:highlight w:val="lightGray"/>
@@ -16269,7 +16414,7 @@
         <w:rPr>
           <w:b/>
           <w:bCs/>
-          <w:color w:val="00B050"/>
+          <w:color w:val="000000" w:themeColor="text1"/>
           <w:sz w:val="20"/>
           <w:szCs w:val="20"/>
           <w:highlight w:val="lightGray"/>
@@ -16278,25 +16423,18 @@
       </w:r>
       <w:r>
         <w:rPr>
-          <w:color w:val="C00000"/>
-          <w:sz w:val="20"/>
-          <w:szCs w:val="20"/>
-        </w:rPr>
-        <w:t xml:space="preserve"> </w:t>
-      </w:r>
-      <w:r>
-        <w:rPr>
-          <w:sz w:val="20"/>
-          <w:szCs w:val="20"/>
-        </w:rPr>
-        <w:t xml:space="preserve">contendrá el archivo HTML que se entregará al navegador. El archivo </w:t>
-      </w:r>
-      <w:commentRangeStart w:id="57"/>
+          <w:color w:val="000000" w:themeColor="text1"/>
+          <w:sz w:val="20"/>
+          <w:szCs w:val="20"/>
+        </w:rPr>
+        <w:t xml:space="preserve"> contendrá el archivo HTML que se entregará al navegador. El archivo </w:t>
+      </w:r>
+      <w:commentRangeStart w:id="53"/>
       <w:r>
         <w:rPr>
           <w:b/>
           <w:bCs/>
-          <w:color w:val="00B050"/>
+          <w:color w:val="000000" w:themeColor="text1"/>
           <w:sz w:val="20"/>
           <w:szCs w:val="20"/>
           <w:highlight w:val="lightGray"/>
@@ -16305,30 +16443,32 @@
       </w:r>
       <w:r>
         <w:rPr>
-          <w:color w:val="00B050"/>
+          <w:color w:val="000000" w:themeColor="text1"/>
           <w:sz w:val="20"/>
           <w:szCs w:val="20"/>
         </w:rPr>
         <w:t xml:space="preserve"> </w:t>
       </w:r>
-      <w:commentRangeEnd w:id="57"/>
+      <w:commentRangeEnd w:id="53"/>
       <w:r>
         <w:rPr>
           <w:rStyle w:val="Refdecomentario"/>
-        </w:rPr>
-        <w:commentReference w:id="57"/>
-      </w:r>
-      <w:r>
-        <w:rPr>
+          <w:color w:val="000000" w:themeColor="text1"/>
+        </w:rPr>
+        <w:commentReference w:id="53"/>
+      </w:r>
+      <w:r>
+        <w:rPr>
+          <w:color w:val="000000" w:themeColor="text1"/>
           <w:sz w:val="20"/>
           <w:szCs w:val="20"/>
         </w:rPr>
         <w:t>será el servidor. Esta separación entre código del servidor y archivos del cliente es una convención estándar en proyectos Node.js</w:t>
       </w:r>
-      <w:commentRangeStart w:id="58"/>
-      <w:r>
-        <w:rPr>
-          <w:color w:val="00B050"/>
+      <w:commentRangeStart w:id="54"/>
+      <w:r>
+        <w:rPr>
+          <w:color w:val="000000" w:themeColor="text1"/>
           <w:sz w:val="20"/>
           <w:szCs w:val="20"/>
         </w:rPr>
@@ -16336,21 +16476,23 @@
       </w:r>
       <w:r>
         <w:rPr>
-          <w:color w:val="00B050"/>
+          <w:color w:val="000000" w:themeColor="text1"/>
           <w:sz w:val="20"/>
           <w:szCs w:val="20"/>
         </w:rPr>
         <w:t xml:space="preserve">mezclarlos </w:t>
       </w:r>
-      <w:commentRangeEnd w:id="58"/>
+      <w:commentRangeEnd w:id="54"/>
       <w:r>
         <w:rPr>
           <w:rStyle w:val="Refdecomentario"/>
-        </w:rPr>
-        <w:commentReference w:id="58"/>
-      </w:r>
-      <w:r>
-        <w:rPr>
+          <w:color w:val="000000" w:themeColor="text1"/>
+        </w:rPr>
+        <w:commentReference w:id="54"/>
+      </w:r>
+      <w:r>
+        <w:rPr>
+          <w:color w:val="000000" w:themeColor="text1"/>
           <w:sz w:val="20"/>
           <w:szCs w:val="20"/>
         </w:rPr>
@@ -16401,27 +16543,29 @@
       <w:pPr>
         <w:rPr>
           <w:rFonts w:eastAsia="Times New Roman"/>
-          <w:sz w:val="20"/>
-          <w:szCs w:val="20"/>
-          <w:lang w:eastAsia="es-MX"/>
-        </w:rPr>
-      </w:pPr>
-      <w:r>
-        <w:rPr>
-          <w:rFonts w:eastAsia="Times New Roman"/>
+          <w:color w:val="000000" w:themeColor="text1"/>
+          <w:sz w:val="20"/>
+          <w:szCs w:val="20"/>
+          <w:lang w:eastAsia="es-MX"/>
+        </w:rPr>
+      </w:pPr>
+      <w:r>
+        <w:rPr>
+          <w:rFonts w:eastAsia="Times New Roman"/>
+          <w:color w:val="000000" w:themeColor="text1"/>
           <w:sz w:val="20"/>
           <w:szCs w:val="20"/>
           <w:lang w:eastAsia="es-MX"/>
         </w:rPr>
         <w:t xml:space="preserve">Con la estructura del proyecto definida, se construye el archivo </w:t>
       </w:r>
-      <w:commentRangeStart w:id="59"/>
+      <w:commentRangeStart w:id="55"/>
       <w:r>
         <w:rPr>
           <w:rFonts w:eastAsia="Times New Roman"/>
           <w:b/>
           <w:bCs/>
-          <w:color w:val="00B050"/>
+          <w:color w:val="000000" w:themeColor="text1"/>
           <w:sz w:val="20"/>
           <w:szCs w:val="20"/>
           <w:highlight w:val="lightGray"/>
@@ -16432,23 +16576,25 @@
       <w:r>
         <w:rPr>
           <w:rFonts w:eastAsia="Times New Roman"/>
-          <w:color w:val="00B050"/>
+          <w:color w:val="000000" w:themeColor="text1"/>
           <w:sz w:val="20"/>
           <w:szCs w:val="20"/>
           <w:lang w:eastAsia="es-MX"/>
         </w:rPr>
         <w:t xml:space="preserve"> </w:t>
       </w:r>
-      <w:commentRangeEnd w:id="59"/>
+      <w:commentRangeEnd w:id="55"/>
       <w:r>
         <w:rPr>
           <w:rStyle w:val="Refdecomentario"/>
-        </w:rPr>
-        <w:commentReference w:id="59"/>
-      </w:r>
-      <w:r>
-        <w:rPr>
-          <w:rFonts w:eastAsia="Times New Roman"/>
+          <w:color w:val="000000" w:themeColor="text1"/>
+        </w:rPr>
+        <w:commentReference w:id="55"/>
+      </w:r>
+      <w:r>
+        <w:rPr>
+          <w:rFonts w:eastAsia="Times New Roman"/>
+          <w:color w:val="000000" w:themeColor="text1"/>
           <w:sz w:val="20"/>
           <w:szCs w:val="20"/>
           <w:lang w:eastAsia="es-MX"/>
@@ -16460,6 +16606,7 @@
           <w:rFonts w:eastAsia="Times New Roman"/>
           <w:i/>
           <w:iCs/>
+          <w:color w:val="000000" w:themeColor="text1"/>
           <w:sz w:val="20"/>
           <w:szCs w:val="20"/>
           <w:highlight w:val="yellow"/>
@@ -16470,6 +16617,7 @@
       <w:r>
         <w:rPr>
           <w:rFonts w:eastAsia="Times New Roman"/>
+          <w:color w:val="000000" w:themeColor="text1"/>
           <w:sz w:val="20"/>
           <w:szCs w:val="20"/>
           <w:lang w:eastAsia="es-MX"/>
@@ -16498,7 +16646,7 @@
           <w:lang w:eastAsia="es-MX"/>
         </w:rPr>
       </w:pPr>
-      <w:commentRangeStart w:id="60"/>
+      <w:commentRangeStart w:id="56"/>
       <w:r>
         <w:rPr>
           <w:rFonts w:eastAsia="Times New Roman"/>
@@ -17680,12 +17828,13 @@
       <w:pPr>
         <w:rPr>
           <w:rFonts w:eastAsia="Times New Roman"/>
-          <w:sz w:val="20"/>
-          <w:szCs w:val="20"/>
-          <w:lang w:eastAsia="es-MX"/>
-        </w:rPr>
-      </w:pPr>
-      <w:commentRangeStart w:id="61"/>
+          <w:color w:val="000000" w:themeColor="text1"/>
+          <w:sz w:val="20"/>
+          <w:szCs w:val="20"/>
+          <w:lang w:eastAsia="es-MX"/>
+        </w:rPr>
+      </w:pPr>
+      <w:commentRangeStart w:id="57"/>
       <w:proofErr w:type="spellStart"/>
       <w:proofErr w:type="gramStart"/>
       <w:r>
@@ -17693,7 +17842,7 @@
           <w:rFonts w:eastAsia="Times New Roman"/>
           <w:b/>
           <w:bCs/>
-          <w:color w:val="00B050"/>
+          <w:color w:val="000000" w:themeColor="text1"/>
           <w:sz w:val="20"/>
           <w:szCs w:val="20"/>
           <w:highlight w:val="lightGray"/>
@@ -17701,33 +17850,25 @@
         </w:rPr>
         <w:t>express.static</w:t>
       </w:r>
-      <w:commentRangeEnd w:id="61"/>
+      <w:commentRangeEnd w:id="57"/>
       <w:proofErr w:type="spellEnd"/>
       <w:proofErr w:type="gramEnd"/>
       <w:r>
         <w:rPr>
           <w:rStyle w:val="Refdecomentario"/>
-        </w:rPr>
-        <w:commentReference w:id="61"/>
-      </w:r>
-      <w:r>
-        <w:rPr>
-          <w:rFonts w:eastAsia="Times New Roman"/>
-          <w:color w:val="00B050"/>
-          <w:sz w:val="20"/>
-          <w:szCs w:val="20"/>
-          <w:lang w:eastAsia="es-MX"/>
-        </w:rPr>
-        <w:t xml:space="preserve"> </w:t>
-      </w:r>
-      <w:r>
-        <w:rPr>
-          <w:rFonts w:eastAsia="Times New Roman"/>
-          <w:sz w:val="20"/>
-          <w:szCs w:val="20"/>
-          <w:lang w:eastAsia="es-MX"/>
-        </w:rPr>
-        <w:t xml:space="preserve">le indica al servidor que entregue automáticamente cualquier archivo dentro de la carpeta </w:t>
+          <w:color w:val="000000" w:themeColor="text1"/>
+        </w:rPr>
+        <w:commentReference w:id="57"/>
+      </w:r>
+      <w:r>
+        <w:rPr>
+          <w:rFonts w:eastAsia="Times New Roman"/>
+          <w:color w:val="000000" w:themeColor="text1"/>
+          <w:sz w:val="20"/>
+          <w:szCs w:val="20"/>
+          <w:lang w:eastAsia="es-MX"/>
+        </w:rPr>
+        <w:t xml:space="preserve"> le indica al servidor que entregue automáticamente cualquier archivo dentro de la carpeta </w:t>
       </w:r>
       <w:proofErr w:type="spellStart"/>
       <w:r>
@@ -17735,7 +17876,7 @@
           <w:rFonts w:eastAsia="Times New Roman"/>
           <w:b/>
           <w:bCs/>
-          <w:color w:val="00B050"/>
+          <w:color w:val="000000" w:themeColor="text1"/>
           <w:sz w:val="20"/>
           <w:szCs w:val="20"/>
           <w:highlight w:val="lightGray"/>
@@ -17749,7 +17890,7 @@
           <w:rFonts w:eastAsia="Times New Roman"/>
           <w:b/>
           <w:bCs/>
-          <w:color w:val="00B050"/>
+          <w:color w:val="000000" w:themeColor="text1"/>
           <w:sz w:val="20"/>
           <w:szCs w:val="20"/>
           <w:highlight w:val="lightGray"/>
@@ -17760,21 +17901,12 @@
       <w:r>
         <w:rPr>
           <w:rFonts w:eastAsia="Times New Roman"/>
-          <w:color w:val="C00000"/>
-          <w:sz w:val="20"/>
-          <w:szCs w:val="20"/>
-          <w:lang w:eastAsia="es-MX"/>
-        </w:rPr>
-        <w:t xml:space="preserve"> </w:t>
-      </w:r>
-      <w:r>
-        <w:rPr>
-          <w:rFonts w:eastAsia="Times New Roman"/>
-          <w:sz w:val="20"/>
-          <w:szCs w:val="20"/>
-          <w:lang w:eastAsia="es-MX"/>
-        </w:rPr>
-        <w:t xml:space="preserve">cuando un navegador lo solicite. Sin esta línea, el servidor respondería con error 404 a cualquier petición de archivos HTML, CSS o JavaScript del cliente. El módulo nativo </w:t>
+          <w:color w:val="000000" w:themeColor="text1"/>
+          <w:sz w:val="20"/>
+          <w:szCs w:val="20"/>
+          <w:lang w:eastAsia="es-MX"/>
+        </w:rPr>
+        <w:t xml:space="preserve"> cuando un navegador lo solicite. Sin esta línea, el servidor respondería con error 404 a cualquier petición de archivos HTML, CSS o JavaScript del cliente. El módulo nativo </w:t>
       </w:r>
       <w:proofErr w:type="spellStart"/>
       <w:r>
@@ -17782,7 +17914,7 @@
           <w:rFonts w:eastAsia="Times New Roman"/>
           <w:b/>
           <w:bCs/>
-          <w:color w:val="00B050"/>
+          <w:color w:val="000000" w:themeColor="text1"/>
           <w:sz w:val="20"/>
           <w:szCs w:val="20"/>
           <w:highlight w:val="lightGray"/>
@@ -17794,6 +17926,7 @@
       <w:r>
         <w:rPr>
           <w:rFonts w:eastAsia="Times New Roman"/>
+          <w:color w:val="000000" w:themeColor="text1"/>
           <w:sz w:val="20"/>
           <w:szCs w:val="20"/>
           <w:lang w:eastAsia="es-MX"/>
@@ -19165,14 +19298,16 @@
       <w:pPr>
         <w:rPr>
           <w:rFonts w:eastAsia="Times New Roman"/>
-          <w:sz w:val="20"/>
-          <w:szCs w:val="20"/>
-          <w:lang w:eastAsia="es-MX"/>
-        </w:rPr>
-      </w:pPr>
-      <w:r>
-        <w:rPr>
-          <w:rFonts w:eastAsia="Times New Roman"/>
+          <w:color w:val="000000" w:themeColor="text1"/>
+          <w:sz w:val="20"/>
+          <w:szCs w:val="20"/>
+          <w:lang w:eastAsia="es-MX"/>
+        </w:rPr>
+      </w:pPr>
+      <w:r>
+        <w:rPr>
+          <w:rFonts w:eastAsia="Times New Roman"/>
+          <w:color w:val="000000" w:themeColor="text1"/>
           <w:sz w:val="20"/>
           <w:szCs w:val="20"/>
           <w:lang w:eastAsia="es-MX"/>
@@ -19184,7 +19319,7 @@
           <w:rFonts w:eastAsia="Times New Roman"/>
           <w:b/>
           <w:bCs/>
-          <w:color w:val="00B050"/>
+          <w:color w:val="000000" w:themeColor="text1"/>
           <w:sz w:val="20"/>
           <w:szCs w:val="20"/>
           <w:highlight w:val="lightGray"/>
@@ -19195,21 +19330,12 @@
       <w:r>
         <w:rPr>
           <w:rFonts w:eastAsia="Times New Roman"/>
-          <w:color w:val="C00000"/>
-          <w:sz w:val="20"/>
-          <w:szCs w:val="20"/>
-          <w:lang w:eastAsia="es-MX"/>
-        </w:rPr>
-        <w:t xml:space="preserve"> </w:t>
-      </w:r>
-      <w:r>
-        <w:rPr>
-          <w:rFonts w:eastAsia="Times New Roman"/>
-          <w:sz w:val="20"/>
-          <w:szCs w:val="20"/>
-          <w:lang w:eastAsia="es-MX"/>
-        </w:rPr>
-        <w:t xml:space="preserve">recibe del cliente las coordenadas del trazo y las reenvía a todos los demás participantes usando </w:t>
+          <w:color w:val="000000" w:themeColor="text1"/>
+          <w:sz w:val="20"/>
+          <w:szCs w:val="20"/>
+          <w:lang w:eastAsia="es-MX"/>
+        </w:rPr>
+        <w:t xml:space="preserve"> recibe del cliente las coordenadas del trazo y las reenvía a todos los demás participantes usando </w:t>
       </w:r>
       <w:proofErr w:type="spellStart"/>
       <w:proofErr w:type="gramStart"/>
@@ -19218,7 +19344,7 @@
           <w:rFonts w:eastAsia="Times New Roman"/>
           <w:b/>
           <w:bCs/>
-          <w:color w:val="00B050"/>
+          <w:color w:val="000000" w:themeColor="text1"/>
           <w:sz w:val="20"/>
           <w:szCs w:val="20"/>
           <w:highlight w:val="lightGray"/>
@@ -19232,7 +19358,7 @@
           <w:rFonts w:eastAsia="Times New Roman"/>
           <w:b/>
           <w:bCs/>
-          <w:color w:val="00B050"/>
+          <w:color w:val="000000" w:themeColor="text1"/>
           <w:sz w:val="20"/>
           <w:szCs w:val="20"/>
           <w:highlight w:val="lightGray"/>
@@ -19246,7 +19372,7 @@
           <w:rFonts w:eastAsia="Times New Roman"/>
           <w:b/>
           <w:bCs/>
-          <w:color w:val="00B050"/>
+          <w:color w:val="000000" w:themeColor="text1"/>
           <w:sz w:val="20"/>
           <w:szCs w:val="20"/>
           <w:highlight w:val="lightGray"/>
@@ -19259,7 +19385,7 @@
           <w:rFonts w:eastAsia="Times New Roman"/>
           <w:b/>
           <w:bCs/>
-          <w:color w:val="00B050"/>
+          <w:color w:val="000000" w:themeColor="text1"/>
           <w:sz w:val="20"/>
           <w:szCs w:val="20"/>
           <w:lang w:eastAsia="es-MX"/>
@@ -19269,28 +19395,19 @@
       <w:r>
         <w:rPr>
           <w:rFonts w:eastAsia="Times New Roman"/>
-          <w:color w:val="00B050"/>
-          <w:sz w:val="20"/>
-          <w:szCs w:val="20"/>
-          <w:lang w:eastAsia="es-MX"/>
-        </w:rPr>
-        <w:t xml:space="preserve"> </w:t>
-      </w:r>
-      <w:r>
-        <w:rPr>
-          <w:rFonts w:eastAsia="Times New Roman"/>
-          <w:sz w:val="20"/>
-          <w:szCs w:val="20"/>
-          <w:lang w:eastAsia="es-MX"/>
-        </w:rPr>
-        <w:t xml:space="preserve">Se usa </w:t>
+          <w:color w:val="000000" w:themeColor="text1"/>
+          <w:sz w:val="20"/>
+          <w:szCs w:val="20"/>
+          <w:lang w:eastAsia="es-MX"/>
+        </w:rPr>
+        <w:t xml:space="preserve"> Se usa </w:t>
       </w:r>
       <w:r>
         <w:rPr>
           <w:rFonts w:eastAsia="Times New Roman"/>
           <w:b/>
           <w:bCs/>
-          <w:color w:val="00B050"/>
+          <w:color w:val="000000" w:themeColor="text1"/>
           <w:sz w:val="20"/>
           <w:szCs w:val="20"/>
           <w:highlight w:val="lightGray"/>
@@ -19301,21 +19418,12 @@
       <w:r>
         <w:rPr>
           <w:rFonts w:eastAsia="Times New Roman"/>
-          <w:color w:val="C00000"/>
-          <w:sz w:val="20"/>
-          <w:szCs w:val="20"/>
-          <w:lang w:eastAsia="es-MX"/>
-        </w:rPr>
-        <w:t xml:space="preserve"> </w:t>
-      </w:r>
-      <w:r>
-        <w:rPr>
-          <w:rFonts w:eastAsia="Times New Roman"/>
-          <w:sz w:val="20"/>
-          <w:szCs w:val="20"/>
-          <w:lang w:eastAsia="es-MX"/>
-        </w:rPr>
-        <w:t xml:space="preserve">en lugar de </w:t>
+          <w:color w:val="000000" w:themeColor="text1"/>
+          <w:sz w:val="20"/>
+          <w:szCs w:val="20"/>
+          <w:lang w:eastAsia="es-MX"/>
+        </w:rPr>
+        <w:t xml:space="preserve"> en lugar de </w:t>
       </w:r>
       <w:proofErr w:type="spellStart"/>
       <w:proofErr w:type="gramStart"/>
@@ -19324,7 +19432,7 @@
           <w:rFonts w:eastAsia="Times New Roman"/>
           <w:b/>
           <w:bCs/>
-          <w:color w:val="00B050"/>
+          <w:color w:val="000000" w:themeColor="text1"/>
           <w:sz w:val="20"/>
           <w:szCs w:val="20"/>
           <w:highlight w:val="lightGray"/>
@@ -19339,7 +19447,7 @@
           <w:rFonts w:eastAsia="Times New Roman"/>
           <w:b/>
           <w:bCs/>
-          <w:color w:val="00B050"/>
+          <w:color w:val="000000" w:themeColor="text1"/>
           <w:sz w:val="20"/>
           <w:szCs w:val="20"/>
           <w:highlight w:val="lightGray"/>
@@ -19350,43 +19458,36 @@
       <w:r>
         <w:rPr>
           <w:rFonts w:eastAsia="Times New Roman"/>
-          <w:color w:val="00B050"/>
-          <w:sz w:val="20"/>
-          <w:szCs w:val="20"/>
-          <w:lang w:eastAsia="es-MX"/>
-        </w:rPr>
-        <w:t xml:space="preserve"> </w:t>
-      </w:r>
-      <w:r>
-        <w:rPr>
-          <w:rFonts w:eastAsia="Times New Roman"/>
-          <w:sz w:val="20"/>
-          <w:szCs w:val="20"/>
-          <w:lang w:eastAsia="es-MX"/>
-        </w:rPr>
-        <w:t xml:space="preserve">deliberadamente: el cliente que dibuja ya ve su propio trazo en pantalla de forma local, por lo que enviárselo de vuelta generaría una duplicación visual. Este es un ejemplo concreto de por qué la distinción entre métodos </w:t>
-      </w:r>
-      <w:commentRangeStart w:id="62"/>
-      <w:r>
-        <w:rPr>
-          <w:rFonts w:eastAsia="Times New Roman"/>
-          <w:color w:val="00B050"/>
+          <w:color w:val="000000" w:themeColor="text1"/>
+          <w:sz w:val="20"/>
+          <w:szCs w:val="20"/>
+          <w:lang w:eastAsia="es-MX"/>
+        </w:rPr>
+        <w:t xml:space="preserve"> deliberadamente: el cliente que dibuja ya ve su propio trazo en pantalla de forma local, por lo que enviárselo de vuelta generaría una duplicación visual. Este es un ejemplo concreto de por qué la distinción entre métodos </w:t>
+      </w:r>
+      <w:commentRangeStart w:id="58"/>
+      <w:r>
+        <w:rPr>
+          <w:rFonts w:eastAsia="Times New Roman"/>
+          <w:color w:val="000000" w:themeColor="text1"/>
           <w:sz w:val="20"/>
           <w:szCs w:val="20"/>
           <w:lang w:eastAsia="es-MX"/>
         </w:rPr>
         <w:t xml:space="preserve">de emisión tiene </w:t>
       </w:r>
-      <w:commentRangeEnd w:id="62"/>
+      <w:commentRangeEnd w:id="58"/>
       <w:r>
         <w:rPr>
           <w:rStyle w:val="Refdecomentario"/>
-        </w:rPr>
-        <w:commentReference w:id="62"/>
-      </w:r>
-      <w:r>
-        <w:rPr>
-          <w:rFonts w:eastAsia="Times New Roman"/>
+          <w:color w:val="000000" w:themeColor="text1"/>
+        </w:rPr>
+        <w:commentReference w:id="58"/>
+      </w:r>
+      <w:r>
+        <w:rPr>
+          <w:rFonts w:eastAsia="Times New Roman"/>
+          <w:color w:val="000000" w:themeColor="text1"/>
           <w:sz w:val="20"/>
           <w:szCs w:val="20"/>
           <w:lang w:eastAsia="es-MX"/>
@@ -20069,6 +20170,7 @@
         <w:rPr>
           <w:rFonts w:eastAsia="Times New Roman"/>
           <w:noProof/>
+          <w:color w:val="000000" w:themeColor="text1"/>
           <w:sz w:val="20"/>
           <w:szCs w:val="20"/>
           <w:lang w:eastAsia="es-MX"/>
@@ -20152,20 +20254,21 @@
       <w:r>
         <w:rPr>
           <w:rFonts w:eastAsia="Times New Roman"/>
+          <w:color w:val="000000" w:themeColor="text1"/>
           <w:sz w:val="20"/>
           <w:szCs w:val="20"/>
           <w:lang w:eastAsia="es-MX"/>
         </w:rPr>
         <w:t xml:space="preserve">El archivo </w:t>
       </w:r>
-      <w:commentRangeStart w:id="63"/>
+      <w:commentRangeStart w:id="59"/>
       <w:proofErr w:type="spellStart"/>
       <w:r>
         <w:rPr>
           <w:rFonts w:eastAsia="Times New Roman"/>
           <w:b/>
           <w:bCs/>
-          <w:color w:val="00B050"/>
+          <w:color w:val="000000" w:themeColor="text1"/>
           <w:sz w:val="20"/>
           <w:szCs w:val="20"/>
           <w:highlight w:val="lightGray"/>
@@ -20179,7 +20282,7 @@
           <w:rFonts w:eastAsia="Times New Roman"/>
           <w:b/>
           <w:bCs/>
-          <w:color w:val="00B050"/>
+          <w:color w:val="000000" w:themeColor="text1"/>
           <w:sz w:val="20"/>
           <w:szCs w:val="20"/>
           <w:highlight w:val="lightGray"/>
@@ -20190,19 +20293,20 @@
       <w:r>
         <w:rPr>
           <w:rFonts w:eastAsia="Times New Roman"/>
-          <w:color w:val="00B050"/>
+          <w:color w:val="000000" w:themeColor="text1"/>
           <w:sz w:val="20"/>
           <w:szCs w:val="20"/>
           <w:lang w:eastAsia="es-MX"/>
         </w:rPr>
         <w:t xml:space="preserve"> </w:t>
       </w:r>
-      <w:commentRangeEnd w:id="63"/>
+      <w:commentRangeEnd w:id="59"/>
       <w:r>
         <w:rPr>
           <w:rStyle w:val="Refdecomentario"/>
-        </w:rPr>
-        <w:commentReference w:id="63"/>
+          <w:color w:val="000000" w:themeColor="text1"/>
+        </w:rPr>
+        <w:commentReference w:id="59"/>
       </w:r>
       <w:r>
         <w:rPr>
@@ -26961,7 +27065,7 @@
         </w:rPr>
         <w:t>&gt;</w:t>
       </w:r>
-      <w:commentRangeEnd w:id="60"/>
+      <w:commentRangeEnd w:id="56"/>
       <w:r>
         <w:rPr>
           <w:rStyle w:val="Refdecomentario"/>
@@ -26971,7 +27075,7 @@
           <w:szCs w:val="20"/>
           <w:lang w:eastAsia="es-MX"/>
         </w:rPr>
-        <w:commentReference w:id="60"/>
+        <w:commentReference w:id="56"/>
       </w:r>
     </w:p>
     <w:p>
@@ -27080,17 +27184,19 @@
       <w:pPr>
         <w:rPr>
           <w:rFonts w:eastAsia="Times New Roman"/>
-          <w:sz w:val="20"/>
-          <w:szCs w:val="20"/>
-          <w:lang w:eastAsia="es-MX"/>
-        </w:rPr>
-      </w:pPr>
-      <w:commentRangeStart w:id="64"/>
+          <w:color w:val="000000" w:themeColor="text1"/>
+          <w:sz w:val="20"/>
+          <w:szCs w:val="20"/>
+          <w:lang w:eastAsia="es-MX"/>
+        </w:rPr>
+      </w:pPr>
+      <w:commentRangeStart w:id="60"/>
       <w:r>
         <w:rPr>
           <w:rFonts w:eastAsia="Times New Roman"/>
           <w:b/>
           <w:bCs/>
+          <w:color w:val="000000" w:themeColor="text1"/>
           <w:sz w:val="20"/>
           <w:szCs w:val="20"/>
           <w:lang w:eastAsia="es-MX"/>
@@ -27103,7 +27209,7 @@
           <w:rFonts w:eastAsia="Times New Roman"/>
           <w:b/>
           <w:bCs/>
-          <w:color w:val="00B050"/>
+          <w:color w:val="000000" w:themeColor="text1"/>
           <w:sz w:val="20"/>
           <w:szCs w:val="20"/>
           <w:lang w:eastAsia="es-MX"/>
@@ -27116,6 +27222,7 @@
           <w:rFonts w:eastAsia="Times New Roman"/>
           <w:b/>
           <w:bCs/>
+          <w:color w:val="000000" w:themeColor="text1"/>
           <w:sz w:val="20"/>
           <w:szCs w:val="20"/>
           <w:lang w:eastAsia="es-MX"/>
@@ -27125,6 +27232,7 @@
       <w:r>
         <w:rPr>
           <w:rFonts w:eastAsia="Times New Roman"/>
+          <w:color w:val="000000" w:themeColor="text1"/>
           <w:sz w:val="20"/>
           <w:szCs w:val="20"/>
           <w:lang w:eastAsia="es-MX"/>
@@ -27136,28 +27244,30 @@
       <w:pPr>
         <w:rPr>
           <w:rFonts w:eastAsia="Times New Roman"/>
-          <w:sz w:val="20"/>
-          <w:szCs w:val="20"/>
-          <w:lang w:eastAsia="es-MX"/>
-        </w:rPr>
-      </w:pPr>
-      <w:r>
-        <w:rPr>
-          <w:rFonts w:eastAsia="Times New Roman"/>
+          <w:color w:val="000000" w:themeColor="text1"/>
+          <w:sz w:val="20"/>
+          <w:szCs w:val="20"/>
+          <w:lang w:eastAsia="es-MX"/>
+        </w:rPr>
+      </w:pPr>
+      <w:r>
+        <w:rPr>
+          <w:rFonts w:eastAsia="Times New Roman"/>
+          <w:color w:val="000000" w:themeColor="text1"/>
           <w:sz w:val="20"/>
           <w:szCs w:val="20"/>
           <w:lang w:eastAsia="es-MX"/>
         </w:rPr>
         <w:t xml:space="preserve">El elemento HTML </w:t>
       </w:r>
-      <w:commentRangeStart w:id="65"/>
+      <w:commentRangeStart w:id="61"/>
       <w:proofErr w:type="spellStart"/>
       <w:r>
         <w:rPr>
           <w:rFonts w:eastAsia="Times New Roman"/>
           <w:b/>
           <w:bCs/>
-          <w:color w:val="00B050"/>
+          <w:color w:val="000000" w:themeColor="text1"/>
           <w:sz w:val="20"/>
           <w:szCs w:val="20"/>
           <w:highlight w:val="lightGray"/>
@@ -27165,32 +27275,24 @@
         </w:rPr>
         <w:t>canvas</w:t>
       </w:r>
-      <w:commentRangeEnd w:id="65"/>
+      <w:commentRangeEnd w:id="61"/>
       <w:proofErr w:type="spellEnd"/>
       <w:r>
         <w:rPr>
           <w:rStyle w:val="Refdecomentario"/>
-        </w:rPr>
-        <w:commentReference w:id="65"/>
-      </w:r>
-      <w:r>
-        <w:rPr>
-          <w:rFonts w:eastAsia="Times New Roman"/>
-          <w:color w:val="C00000"/>
-          <w:sz w:val="20"/>
-          <w:szCs w:val="20"/>
-          <w:lang w:eastAsia="es-MX"/>
-        </w:rPr>
-        <w:t xml:space="preserve"> </w:t>
-      </w:r>
-      <w:r>
-        <w:rPr>
-          <w:rFonts w:eastAsia="Times New Roman"/>
-          <w:sz w:val="20"/>
-          <w:szCs w:val="20"/>
-          <w:lang w:eastAsia="es-MX"/>
-        </w:rPr>
-        <w:t xml:space="preserve">es una superficie de dibujo en píxeles controlada completamente mediante JavaScript. El método </w:t>
+          <w:color w:val="000000" w:themeColor="text1"/>
+        </w:rPr>
+        <w:commentReference w:id="61"/>
+      </w:r>
+      <w:r>
+        <w:rPr>
+          <w:rFonts w:eastAsia="Times New Roman"/>
+          <w:color w:val="000000" w:themeColor="text1"/>
+          <w:sz w:val="20"/>
+          <w:szCs w:val="20"/>
+          <w:lang w:eastAsia="es-MX"/>
+        </w:rPr>
+        <w:t xml:space="preserve"> es una superficie de dibujo en píxeles controlada completamente mediante JavaScript. El método </w:t>
       </w:r>
       <w:proofErr w:type="spellStart"/>
       <w:r>
@@ -27198,7 +27300,7 @@
           <w:rFonts w:eastAsia="Times New Roman"/>
           <w:b/>
           <w:bCs/>
-          <w:color w:val="00B050"/>
+          <w:color w:val="000000" w:themeColor="text1"/>
           <w:sz w:val="20"/>
           <w:szCs w:val="20"/>
           <w:highlight w:val="lightGray"/>
@@ -27212,7 +27314,7 @@
           <w:rFonts w:eastAsia="Times New Roman"/>
           <w:b/>
           <w:bCs/>
-          <w:color w:val="00B050"/>
+          <w:color w:val="000000" w:themeColor="text1"/>
           <w:sz w:val="20"/>
           <w:szCs w:val="20"/>
           <w:highlight w:val="lightGray"/>
@@ -27223,31 +27325,12 @@
       <w:r>
         <w:rPr>
           <w:rFonts w:eastAsia="Times New Roman"/>
-          <w:color w:val="00B050"/>
-          <w:sz w:val="20"/>
-          <w:szCs w:val="20"/>
-          <w:lang w:eastAsia="es-MX"/>
-        </w:rPr>
-        <w:t xml:space="preserve"> </w:t>
-      </w:r>
-      <w:r>
-        <w:rPr>
-          <w:rFonts w:eastAsia="Times New Roman"/>
-          <w:sz w:val="20"/>
-          <w:szCs w:val="20"/>
-          <w:lang w:eastAsia="es-MX"/>
-        </w:rPr>
-        <w:t>entrega el conjunto de herramientas de dibujo: trazos, figuras, colores y transformaciones. Sin obtener este contexto, el</w:t>
-      </w:r>
-      <w:r>
-        <w:rPr>
-          <w:rFonts w:eastAsia="Times New Roman"/>
-          <w:color w:val="C00000"/>
-          <w:sz w:val="20"/>
-          <w:szCs w:val="20"/>
-          <w:lang w:eastAsia="es-MX"/>
-        </w:rPr>
-        <w:t xml:space="preserve"> </w:t>
+          <w:color w:val="000000" w:themeColor="text1"/>
+          <w:sz w:val="20"/>
+          <w:szCs w:val="20"/>
+          <w:lang w:eastAsia="es-MX"/>
+        </w:rPr>
+        <w:t xml:space="preserve"> entrega el conjunto de herramientas de dibujo: trazos, figuras, colores y transformaciones. Sin obtener este contexto, el </w:t>
       </w:r>
       <w:proofErr w:type="spellStart"/>
       <w:r>
@@ -27255,7 +27338,7 @@
           <w:rFonts w:eastAsia="Times New Roman"/>
           <w:b/>
           <w:bCs/>
-          <w:color w:val="00B050"/>
+          <w:color w:val="000000" w:themeColor="text1"/>
           <w:sz w:val="20"/>
           <w:szCs w:val="20"/>
           <w:highlight w:val="lightGray"/>
@@ -27269,7 +27352,7 @@
           <w:rFonts w:eastAsia="Times New Roman"/>
           <w:i/>
           <w:iCs/>
-          <w:color w:val="C00000"/>
+          <w:color w:val="000000" w:themeColor="text1"/>
           <w:sz w:val="20"/>
           <w:szCs w:val="20"/>
           <w:lang w:eastAsia="es-MX"/>
@@ -27279,6 +27362,7 @@
       <w:r>
         <w:rPr>
           <w:rFonts w:eastAsia="Times New Roman"/>
+          <w:color w:val="000000" w:themeColor="text1"/>
           <w:sz w:val="20"/>
           <w:szCs w:val="20"/>
           <w:lang w:eastAsia="es-MX"/>
@@ -27292,6 +27376,7 @@
           <w:rFonts w:eastAsia="Times New Roman"/>
           <w:b/>
           <w:bCs/>
+          <w:color w:val="000000" w:themeColor="text1"/>
           <w:sz w:val="20"/>
           <w:szCs w:val="20"/>
           <w:lang w:eastAsia="es-MX"/>
@@ -27304,6 +27389,7 @@
           <w:rFonts w:eastAsia="Times New Roman"/>
           <w:b/>
           <w:bCs/>
+          <w:color w:val="000000" w:themeColor="text1"/>
           <w:sz w:val="20"/>
           <w:szCs w:val="20"/>
           <w:lang w:eastAsia="es-MX"/>
@@ -27314,6 +27400,7 @@
           <w:rFonts w:eastAsia="Times New Roman"/>
           <w:b/>
           <w:bCs/>
+          <w:color w:val="000000" w:themeColor="text1"/>
           <w:sz w:val="20"/>
           <w:szCs w:val="20"/>
           <w:lang w:eastAsia="es-MX"/>
@@ -27326,7 +27413,7 @@
           <w:rFonts w:eastAsia="Times New Roman"/>
           <w:b/>
           <w:bCs/>
-          <w:color w:val="00B050"/>
+          <w:color w:val="000000" w:themeColor="text1"/>
           <w:sz w:val="20"/>
           <w:szCs w:val="20"/>
           <w:highlight w:val="lightGray"/>
@@ -27340,6 +27427,7 @@
           <w:rFonts w:eastAsia="Times New Roman"/>
           <w:b/>
           <w:bCs/>
+          <w:color w:val="000000" w:themeColor="text1"/>
           <w:sz w:val="20"/>
           <w:szCs w:val="20"/>
           <w:lang w:eastAsia="es-MX"/>
@@ -27351,7 +27439,7 @@
           <w:rFonts w:eastAsia="Times New Roman"/>
           <w:b/>
           <w:bCs/>
-          <w:color w:val="00B050"/>
+          <w:color w:val="000000" w:themeColor="text1"/>
           <w:sz w:val="20"/>
           <w:szCs w:val="20"/>
           <w:highlight w:val="lightGray"/>
@@ -27364,7 +27452,7 @@
           <w:rFonts w:eastAsia="Times New Roman"/>
           <w:b/>
           <w:bCs/>
-          <w:color w:val="C00000"/>
+          <w:color w:val="000000" w:themeColor="text1"/>
           <w:sz w:val="20"/>
           <w:szCs w:val="20"/>
           <w:lang w:eastAsia="es-MX"/>
@@ -27376,14 +27464,16 @@
       <w:pPr>
         <w:rPr>
           <w:rFonts w:eastAsia="Times New Roman"/>
-          <w:sz w:val="20"/>
-          <w:szCs w:val="20"/>
-          <w:lang w:eastAsia="es-MX"/>
-        </w:rPr>
-      </w:pPr>
-      <w:r>
-        <w:rPr>
-          <w:rFonts w:eastAsia="Times New Roman"/>
+          <w:color w:val="000000" w:themeColor="text1"/>
+          <w:sz w:val="20"/>
+          <w:szCs w:val="20"/>
+          <w:lang w:eastAsia="es-MX"/>
+        </w:rPr>
+      </w:pPr>
+      <w:r>
+        <w:rPr>
+          <w:rFonts w:eastAsia="Times New Roman"/>
+          <w:color w:val="000000" w:themeColor="text1"/>
           <w:sz w:val="20"/>
           <w:szCs w:val="20"/>
           <w:lang w:eastAsia="es-MX"/>
@@ -27396,7 +27486,7 @@
           <w:rFonts w:eastAsia="Times New Roman"/>
           <w:b/>
           <w:bCs/>
-          <w:color w:val="00B050"/>
+          <w:color w:val="000000" w:themeColor="text1"/>
           <w:sz w:val="20"/>
           <w:szCs w:val="20"/>
           <w:highlight w:val="lightGray"/>
@@ -27408,28 +27498,19 @@
       <w:r>
         <w:rPr>
           <w:rFonts w:eastAsia="Times New Roman"/>
-          <w:color w:val="C00000"/>
-          <w:sz w:val="20"/>
-          <w:szCs w:val="20"/>
-          <w:lang w:eastAsia="es-MX"/>
-        </w:rPr>
-        <w:t xml:space="preserve"> </w:t>
-      </w:r>
-      <w:r>
-        <w:rPr>
-          <w:rFonts w:eastAsia="Times New Roman"/>
-          <w:sz w:val="20"/>
-          <w:szCs w:val="20"/>
-          <w:lang w:eastAsia="es-MX"/>
-        </w:rPr>
-        <w:t xml:space="preserve">y, si el parámetro </w:t>
+          <w:color w:val="000000" w:themeColor="text1"/>
+          <w:sz w:val="20"/>
+          <w:szCs w:val="20"/>
+          <w:lang w:eastAsia="es-MX"/>
+        </w:rPr>
+        <w:t xml:space="preserve"> y, si el parámetro </w:t>
       </w:r>
       <w:r>
         <w:rPr>
           <w:rFonts w:eastAsia="Times New Roman"/>
           <w:b/>
           <w:bCs/>
-          <w:color w:val="00B050"/>
+          <w:color w:val="000000" w:themeColor="text1"/>
           <w:sz w:val="20"/>
           <w:szCs w:val="20"/>
           <w:highlight w:val="lightGray"/>
@@ -27440,28 +27521,19 @@
       <w:r>
         <w:rPr>
           <w:rFonts w:eastAsia="Times New Roman"/>
-          <w:color w:val="C00000"/>
-          <w:sz w:val="20"/>
-          <w:szCs w:val="20"/>
-          <w:lang w:eastAsia="es-MX"/>
-        </w:rPr>
-        <w:t xml:space="preserve"> </w:t>
-      </w:r>
-      <w:r>
-        <w:rPr>
-          <w:rFonts w:eastAsia="Times New Roman"/>
-          <w:sz w:val="20"/>
-          <w:szCs w:val="20"/>
-          <w:lang w:eastAsia="es-MX"/>
-        </w:rPr>
-        <w:t xml:space="preserve">es </w:t>
+          <w:color w:val="000000" w:themeColor="text1"/>
+          <w:sz w:val="20"/>
+          <w:szCs w:val="20"/>
+          <w:lang w:eastAsia="es-MX"/>
+        </w:rPr>
+        <w:t xml:space="preserve"> es </w:t>
       </w:r>
       <w:r>
         <w:rPr>
           <w:rFonts w:eastAsia="Times New Roman"/>
           <w:b/>
           <w:bCs/>
-          <w:color w:val="00B050"/>
+          <w:color w:val="000000" w:themeColor="text1"/>
           <w:sz w:val="20"/>
           <w:szCs w:val="20"/>
           <w:highlight w:val="lightGray"/>
@@ -27472,6 +27544,7 @@
       <w:r>
         <w:rPr>
           <w:rFonts w:eastAsia="Times New Roman"/>
+          <w:color w:val="000000" w:themeColor="text1"/>
           <w:sz w:val="20"/>
           <w:szCs w:val="20"/>
           <w:lang w:eastAsia="es-MX"/>
@@ -27485,7 +27558,7 @@
           <w:rFonts w:eastAsia="Times New Roman"/>
           <w:b/>
           <w:bCs/>
-          <w:color w:val="00B050"/>
+          <w:color w:val="000000" w:themeColor="text1"/>
           <w:sz w:val="20"/>
           <w:szCs w:val="20"/>
           <w:highlight w:val="lightGray"/>
@@ -27500,7 +27573,7 @@
           <w:rFonts w:eastAsia="Times New Roman"/>
           <w:b/>
           <w:bCs/>
-          <w:color w:val="00B050"/>
+          <w:color w:val="000000" w:themeColor="text1"/>
           <w:sz w:val="20"/>
           <w:szCs w:val="20"/>
           <w:highlight w:val="lightGray"/>
@@ -27513,7 +27586,7 @@
           <w:rFonts w:eastAsia="Times New Roman"/>
           <w:b/>
           <w:bCs/>
-          <w:color w:val="00B050"/>
+          <w:color w:val="000000" w:themeColor="text1"/>
           <w:sz w:val="20"/>
           <w:szCs w:val="20"/>
           <w:lang w:eastAsia="es-MX"/>
@@ -27523,21 +27596,12 @@
       <w:r>
         <w:rPr>
           <w:rFonts w:eastAsia="Times New Roman"/>
-          <w:color w:val="00B050"/>
-          <w:sz w:val="20"/>
-          <w:szCs w:val="20"/>
-          <w:lang w:eastAsia="es-MX"/>
-        </w:rPr>
-        <w:t xml:space="preserve"> </w:t>
-      </w:r>
-      <w:r>
-        <w:rPr>
-          <w:rFonts w:eastAsia="Times New Roman"/>
-          <w:sz w:val="20"/>
-          <w:szCs w:val="20"/>
-          <w:lang w:eastAsia="es-MX"/>
-        </w:rPr>
-        <w:t xml:space="preserve">Cuando el servidor reenvía el evento a los demás clientes y estos lo reciben por </w:t>
+          <w:color w:val="000000" w:themeColor="text1"/>
+          <w:sz w:val="20"/>
+          <w:szCs w:val="20"/>
+          <w:lang w:eastAsia="es-MX"/>
+        </w:rPr>
+        <w:t xml:space="preserve"> Cuando el servidor reenvía el evento a los demás clientes y estos lo reciben por </w:t>
       </w:r>
       <w:proofErr w:type="spellStart"/>
       <w:proofErr w:type="gramStart"/>
@@ -27546,7 +27610,7 @@
           <w:rFonts w:eastAsia="Times New Roman"/>
           <w:b/>
           <w:bCs/>
-          <w:color w:val="00B050"/>
+          <w:color w:val="000000" w:themeColor="text1"/>
           <w:sz w:val="20"/>
           <w:szCs w:val="20"/>
           <w:highlight w:val="lightGray"/>
@@ -27561,7 +27625,7 @@
           <w:rFonts w:eastAsia="Times New Roman"/>
           <w:b/>
           <w:bCs/>
-          <w:color w:val="00B050"/>
+          <w:color w:val="000000" w:themeColor="text1"/>
           <w:sz w:val="20"/>
           <w:szCs w:val="20"/>
           <w:highlight w:val="lightGray"/>
@@ -27572,6 +27636,7 @@
       <w:r>
         <w:rPr>
           <w:rFonts w:eastAsia="Times New Roman"/>
+          <w:color w:val="000000" w:themeColor="text1"/>
           <w:sz w:val="20"/>
           <w:szCs w:val="20"/>
           <w:lang w:eastAsia="es-MX"/>
@@ -27583,7 +27648,7 @@
           <w:rFonts w:eastAsia="Times New Roman"/>
           <w:b/>
           <w:bCs/>
-          <w:color w:val="00B050"/>
+          <w:color w:val="000000" w:themeColor="text1"/>
           <w:sz w:val="20"/>
           <w:szCs w:val="20"/>
           <w:highlight w:val="lightGray"/>
@@ -27594,6 +27659,7 @@
       <w:r>
         <w:rPr>
           <w:rFonts w:eastAsia="Times New Roman"/>
+          <w:color w:val="000000" w:themeColor="text1"/>
           <w:sz w:val="20"/>
           <w:szCs w:val="20"/>
           <w:lang w:eastAsia="es-MX"/>
@@ -27605,7 +27671,7 @@
           <w:rFonts w:eastAsia="Times New Roman"/>
           <w:b/>
           <w:bCs/>
-          <w:color w:val="00B050"/>
+          <w:color w:val="000000" w:themeColor="text1"/>
           <w:sz w:val="20"/>
           <w:szCs w:val="20"/>
           <w:highlight w:val="lightGray"/>
@@ -27613,28 +27679,29 @@
         </w:rPr>
         <w:t>false</w:t>
       </w:r>
-      <w:commentRangeStart w:id="66"/>
-      <w:r>
-        <w:rPr>
-          <w:rFonts w:eastAsia="Times New Roman"/>
-          <w:color w:val="00B050"/>
+      <w:commentRangeStart w:id="62"/>
+      <w:r>
+        <w:rPr>
+          <w:rFonts w:eastAsia="Times New Roman"/>
+          <w:color w:val="000000" w:themeColor="text1"/>
           <w:sz w:val="20"/>
           <w:szCs w:val="20"/>
           <w:lang w:eastAsia="es-MX"/>
         </w:rPr>
         <w:t>,</w:t>
       </w:r>
-      <w:commentRangeEnd w:id="66"/>
+      <w:commentRangeEnd w:id="62"/>
       <w:r>
         <w:rPr>
           <w:rStyle w:val="Refdecomentario"/>
-        </w:rPr>
-        <w:commentReference w:id="66"/>
-      </w:r>
-      <w:r>
-        <w:rPr>
-          <w:rFonts w:eastAsia="Times New Roman"/>
-          <w:color w:val="00B050"/>
+          <w:color w:val="000000" w:themeColor="text1"/>
+        </w:rPr>
+        <w:commentReference w:id="62"/>
+      </w:r>
+      <w:r>
+        <w:rPr>
+          <w:rFonts w:eastAsia="Times New Roman"/>
+          <w:color w:val="000000" w:themeColor="text1"/>
           <w:sz w:val="20"/>
           <w:szCs w:val="20"/>
           <w:lang w:eastAsia="es-MX"/>
@@ -27644,6 +27711,7 @@
       <w:r>
         <w:rPr>
           <w:rFonts w:eastAsia="Times New Roman"/>
+          <w:color w:val="000000" w:themeColor="text1"/>
           <w:sz w:val="20"/>
           <w:szCs w:val="20"/>
           <w:lang w:eastAsia="es-MX"/>
@@ -27688,14 +27756,16 @@
       <w:pPr>
         <w:rPr>
           <w:rFonts w:eastAsia="Times New Roman"/>
-          <w:sz w:val="20"/>
-          <w:szCs w:val="20"/>
-          <w:lang w:eastAsia="es-MX"/>
-        </w:rPr>
-      </w:pPr>
-      <w:r>
-        <w:rPr>
-          <w:rFonts w:eastAsia="Times New Roman"/>
+          <w:color w:val="000000" w:themeColor="text1"/>
+          <w:sz w:val="20"/>
+          <w:szCs w:val="20"/>
+          <w:lang w:eastAsia="es-MX"/>
+        </w:rPr>
+      </w:pPr>
+      <w:r>
+        <w:rPr>
+          <w:rFonts w:eastAsia="Times New Roman"/>
+          <w:color w:val="000000" w:themeColor="text1"/>
           <w:sz w:val="20"/>
           <w:szCs w:val="20"/>
           <w:lang w:eastAsia="es-MX"/>
@@ -27703,13 +27773,13 @@
         <w:lastRenderedPageBreak/>
         <w:t xml:space="preserve">La variable </w:t>
       </w:r>
-      <w:commentRangeStart w:id="67"/>
+      <w:commentRangeStart w:id="63"/>
       <w:r>
         <w:rPr>
           <w:rFonts w:eastAsia="Times New Roman"/>
           <w:b/>
           <w:bCs/>
-          <w:color w:val="00B050"/>
+          <w:color w:val="000000" w:themeColor="text1"/>
           <w:sz w:val="20"/>
           <w:szCs w:val="20"/>
           <w:highlight w:val="lightGray"/>
@@ -27717,16 +27787,18 @@
         </w:rPr>
         <w:t>dibujando</w:t>
       </w:r>
-      <w:commentRangeEnd w:id="67"/>
+      <w:commentRangeEnd w:id="63"/>
       <w:r>
         <w:rPr>
           <w:rStyle w:val="Refdecomentario"/>
-        </w:rPr>
-        <w:commentReference w:id="67"/>
-      </w:r>
-      <w:r>
-        <w:rPr>
-          <w:rFonts w:eastAsia="Times New Roman"/>
+          <w:color w:val="000000" w:themeColor="text1"/>
+        </w:rPr>
+        <w:commentReference w:id="63"/>
+      </w:r>
+      <w:r>
+        <w:rPr>
+          <w:rFonts w:eastAsia="Times New Roman"/>
+          <w:color w:val="000000" w:themeColor="text1"/>
           <w:sz w:val="20"/>
           <w:szCs w:val="20"/>
           <w:lang w:eastAsia="es-MX"/>
@@ -27739,7 +27811,7 @@
           <w:rFonts w:eastAsia="Times New Roman"/>
           <w:b/>
           <w:bCs/>
-          <w:color w:val="00B050"/>
+          <w:color w:val="000000" w:themeColor="text1"/>
           <w:sz w:val="20"/>
           <w:szCs w:val="20"/>
           <w:highlight w:val="lightGray"/>
@@ -27751,6 +27823,7 @@
       <w:r>
         <w:rPr>
           <w:rFonts w:eastAsia="Times New Roman"/>
+          <w:color w:val="000000" w:themeColor="text1"/>
           <w:sz w:val="20"/>
           <w:szCs w:val="20"/>
           <w:lang w:eastAsia="es-MX"/>
@@ -27763,7 +27836,7 @@
           <w:rFonts w:eastAsia="Times New Roman"/>
           <w:b/>
           <w:bCs/>
-          <w:color w:val="00B050"/>
+          <w:color w:val="000000" w:themeColor="text1"/>
           <w:sz w:val="20"/>
           <w:szCs w:val="20"/>
           <w:highlight w:val="lightGray"/>
@@ -27775,6 +27848,7 @@
       <w:r>
         <w:rPr>
           <w:rFonts w:eastAsia="Times New Roman"/>
+          <w:color w:val="000000" w:themeColor="text1"/>
           <w:sz w:val="20"/>
           <w:szCs w:val="20"/>
           <w:lang w:eastAsia="es-MX"/>
@@ -27787,7 +27861,7 @@
           <w:rFonts w:eastAsia="Times New Roman"/>
           <w:b/>
           <w:bCs/>
-          <w:color w:val="00B050"/>
+          <w:color w:val="000000" w:themeColor="text1"/>
           <w:sz w:val="20"/>
           <w:szCs w:val="20"/>
           <w:highlight w:val="lightGray"/>
@@ -27799,6 +27873,7 @@
       <w:r>
         <w:rPr>
           <w:rFonts w:eastAsia="Times New Roman"/>
+          <w:color w:val="000000" w:themeColor="text1"/>
           <w:sz w:val="20"/>
           <w:szCs w:val="20"/>
           <w:lang w:eastAsia="es-MX"/>
@@ -27811,7 +27886,7 @@
           <w:rFonts w:eastAsia="Times New Roman"/>
           <w:b/>
           <w:bCs/>
-          <w:color w:val="00B050"/>
+          <w:color w:val="000000" w:themeColor="text1"/>
           <w:sz w:val="20"/>
           <w:szCs w:val="20"/>
           <w:highlight w:val="lightGray"/>
@@ -27823,6 +27898,7 @@
       <w:r>
         <w:rPr>
           <w:rFonts w:eastAsia="Times New Roman"/>
+          <w:color w:val="000000" w:themeColor="text1"/>
           <w:sz w:val="20"/>
           <w:szCs w:val="20"/>
           <w:lang w:eastAsia="es-MX"/>
@@ -27835,7 +27911,7 @@
           <w:rFonts w:eastAsia="Times New Roman"/>
           <w:b/>
           <w:bCs/>
-          <w:color w:val="00B050"/>
+          <w:color w:val="000000" w:themeColor="text1"/>
           <w:sz w:val="20"/>
           <w:szCs w:val="20"/>
           <w:highlight w:val="lightGray"/>
@@ -27847,147 +27923,145 @@
       <w:r>
         <w:rPr>
           <w:rFonts w:eastAsia="Times New Roman"/>
-          <w:color w:val="C00000"/>
+          <w:color w:val="000000" w:themeColor="text1"/>
+          <w:sz w:val="20"/>
+          <w:szCs w:val="20"/>
+          <w:lang w:eastAsia="es-MX"/>
+        </w:rPr>
+        <w:t xml:space="preserve"> y volver a entrar, el servidor continuaría recibiendo coordenadas de </w:t>
+      </w:r>
+      <w:r>
+        <w:rPr>
+          <w:rFonts w:eastAsia="Times New Roman"/>
+          <w:color w:val="000000" w:themeColor="text1"/>
+          <w:sz w:val="20"/>
+          <w:szCs w:val="20"/>
+          <w:lang w:eastAsia="es-MX"/>
+        </w:rPr>
+        <w:t>dibujo</w:t>
+      </w:r>
+      <w:commentRangeStart w:id="64"/>
+      <w:r>
+        <w:rPr>
+          <w:rFonts w:eastAsia="Times New Roman"/>
+          <w:color w:val="000000" w:themeColor="text1"/>
+          <w:sz w:val="20"/>
+          <w:szCs w:val="20"/>
+          <w:lang w:eastAsia="es-MX"/>
+        </w:rPr>
+        <w:t>,</w:t>
+      </w:r>
+      <w:r>
+        <w:rPr>
+          <w:rFonts w:eastAsia="Times New Roman"/>
+          <w:color w:val="000000" w:themeColor="text1"/>
           <w:sz w:val="20"/>
           <w:szCs w:val="20"/>
           <w:lang w:eastAsia="es-MX"/>
         </w:rPr>
         <w:t xml:space="preserve"> </w:t>
       </w:r>
-      <w:r>
-        <w:rPr>
-          <w:rFonts w:eastAsia="Times New Roman"/>
-          <w:sz w:val="20"/>
-          <w:szCs w:val="20"/>
-          <w:lang w:eastAsia="es-MX"/>
-        </w:rPr>
-        <w:t xml:space="preserve">y volver a entrar, el servidor continuaría recibiendo coordenadas de </w:t>
-      </w:r>
-      <w:r>
-        <w:rPr>
-          <w:rFonts w:eastAsia="Times New Roman"/>
-          <w:sz w:val="20"/>
-          <w:szCs w:val="20"/>
-          <w:lang w:eastAsia="es-MX"/>
-        </w:rPr>
-        <w:t>dibujo</w:t>
-      </w:r>
-      <w:commentRangeStart w:id="68"/>
-      <w:r>
-        <w:rPr>
-          <w:rFonts w:eastAsia="Times New Roman"/>
-          <w:color w:val="00B050"/>
+      <w:commentRangeEnd w:id="64"/>
+      <w:r>
+        <w:rPr>
+          <w:rStyle w:val="Refdecomentario"/>
+          <w:color w:val="000000" w:themeColor="text1"/>
+        </w:rPr>
+        <w:commentReference w:id="64"/>
+      </w:r>
+      <w:r>
+        <w:rPr>
+          <w:rFonts w:eastAsia="Times New Roman"/>
+          <w:color w:val="000000" w:themeColor="text1"/>
+          <w:sz w:val="20"/>
+          <w:szCs w:val="20"/>
+          <w:lang w:eastAsia="es-MX"/>
+        </w:rPr>
+        <w:t>aunque el usuario no tuviera el botón presionado</w:t>
+      </w:r>
+      <w:commentRangeStart w:id="65"/>
+      <w:r>
+        <w:rPr>
+          <w:rFonts w:eastAsia="Times New Roman"/>
+          <w:color w:val="000000" w:themeColor="text1"/>
           <w:sz w:val="20"/>
           <w:szCs w:val="20"/>
           <w:lang w:eastAsia="es-MX"/>
         </w:rPr>
         <w:t>,</w:t>
       </w:r>
-      <w:r>
-        <w:rPr>
-          <w:rFonts w:eastAsia="Times New Roman"/>
-          <w:color w:val="00B050"/>
+      <w:commentRangeEnd w:id="65"/>
+      <w:r>
+        <w:rPr>
+          <w:rStyle w:val="Refdecomentario"/>
+          <w:color w:val="000000" w:themeColor="text1"/>
+        </w:rPr>
+        <w:commentReference w:id="65"/>
+      </w:r>
+      <w:r>
+        <w:rPr>
+          <w:rFonts w:eastAsia="Times New Roman"/>
+          <w:color w:val="000000" w:themeColor="text1"/>
           <w:sz w:val="20"/>
           <w:szCs w:val="20"/>
           <w:lang w:eastAsia="es-MX"/>
         </w:rPr>
         <w:t xml:space="preserve"> </w:t>
       </w:r>
-      <w:commentRangeEnd w:id="68"/>
+      <w:r>
+        <w:rPr>
+          <w:rFonts w:eastAsia="Times New Roman"/>
+          <w:color w:val="000000" w:themeColor="text1"/>
+          <w:sz w:val="20"/>
+          <w:szCs w:val="20"/>
+          <w:lang w:eastAsia="es-MX"/>
+        </w:rPr>
+        <w:t>generando trazos involuntarios que degradan la experiencia de todos los participantes conectados.</w:t>
+      </w:r>
+      <w:commentRangeEnd w:id="60"/>
       <w:r>
         <w:rPr>
           <w:rStyle w:val="Refdecomentario"/>
-        </w:rPr>
-        <w:commentReference w:id="68"/>
-      </w:r>
-      <w:r>
-        <w:rPr>
-          <w:rFonts w:eastAsia="Times New Roman"/>
-          <w:sz w:val="20"/>
-          <w:szCs w:val="20"/>
-          <w:lang w:eastAsia="es-MX"/>
-        </w:rPr>
-        <w:t>aunque el usuario no tuviera el botón presionado</w:t>
-      </w:r>
-      <w:commentRangeStart w:id="69"/>
-      <w:r>
-        <w:rPr>
-          <w:rFonts w:eastAsia="Times New Roman"/>
-          <w:color w:val="00B050"/>
-          <w:sz w:val="20"/>
-          <w:szCs w:val="20"/>
-          <w:lang w:eastAsia="es-MX"/>
-        </w:rPr>
-        <w:t>,</w:t>
-      </w:r>
-      <w:commentRangeEnd w:id="69"/>
+          <w:rFonts w:eastAsia="Times New Roman"/>
+          <w:color w:val="000000" w:themeColor="text1"/>
+          <w:sz w:val="20"/>
+          <w:szCs w:val="20"/>
+          <w:lang w:eastAsia="es-MX"/>
+        </w:rPr>
+        <w:commentReference w:id="60"/>
+      </w:r>
+    </w:p>
+    <w:p>
+      <w:pPr>
+        <w:rPr>
+          <w:rFonts w:eastAsia="Times New Roman"/>
+          <w:sz w:val="20"/>
+          <w:szCs w:val="20"/>
+          <w:lang w:eastAsia="es-MX"/>
+        </w:rPr>
+      </w:pPr>
+    </w:p>
+    <w:p>
+      <w:pPr>
+        <w:rPr>
+          <w:sz w:val="20"/>
+          <w:szCs w:val="20"/>
+        </w:rPr>
+      </w:pPr>
+      <w:commentRangeStart w:id="66"/>
+      <w:r>
+        <w:rPr>
+          <w:sz w:val="20"/>
+          <w:szCs w:val="20"/>
+        </w:rPr>
+        <w:t>.</w:t>
+      </w:r>
+      <w:commentRangeEnd w:id="66"/>
       <w:r>
         <w:rPr>
           <w:rStyle w:val="Refdecomentario"/>
         </w:rPr>
-        <w:commentReference w:id="69"/>
-      </w:r>
-      <w:r>
-        <w:rPr>
-          <w:rFonts w:eastAsia="Times New Roman"/>
-          <w:sz w:val="20"/>
-          <w:szCs w:val="20"/>
-          <w:lang w:eastAsia="es-MX"/>
-        </w:rPr>
-        <w:t xml:space="preserve"> </w:t>
-      </w:r>
-      <w:r>
-        <w:rPr>
-          <w:rFonts w:eastAsia="Times New Roman"/>
-          <w:sz w:val="20"/>
-          <w:szCs w:val="20"/>
-          <w:lang w:eastAsia="es-MX"/>
-        </w:rPr>
-        <w:t>generando trazos involuntarios que degradan la experiencia de todos los participantes conectados.</w:t>
-      </w:r>
-      <w:commentRangeEnd w:id="64"/>
-      <w:r>
-        <w:rPr>
-          <w:rStyle w:val="Refdecomentario"/>
-          <w:rFonts w:eastAsia="Times New Roman"/>
-          <w:sz w:val="20"/>
-          <w:szCs w:val="20"/>
-          <w:lang w:eastAsia="es-MX"/>
-        </w:rPr>
-        <w:commentReference w:id="64"/>
-      </w:r>
-    </w:p>
-    <w:p>
-      <w:pPr>
-        <w:rPr>
-          <w:rFonts w:eastAsia="Times New Roman"/>
-          <w:sz w:val="20"/>
-          <w:szCs w:val="20"/>
-          <w:lang w:eastAsia="es-MX"/>
-        </w:rPr>
-      </w:pPr>
-    </w:p>
-    <w:p>
-      <w:pPr>
-        <w:rPr>
-          <w:sz w:val="20"/>
-          <w:szCs w:val="20"/>
-        </w:rPr>
-      </w:pPr>
-      <w:commentRangeStart w:id="70"/>
-      <w:r>
-        <w:rPr>
-          <w:sz w:val="20"/>
-          <w:szCs w:val="20"/>
-        </w:rPr>
-        <w:t>.</w:t>
-      </w:r>
-      <w:commentRangeEnd w:id="70"/>
-      <w:r>
-        <w:rPr>
-          <w:rStyle w:val="Refdecomentario"/>
-        </w:rPr>
-        <w:commentReference w:id="70"/>
+        <w:commentReference w:id="66"/>
       </w:r>
     </w:p>
     <w:p>
@@ -28044,6 +28118,7 @@
         <w:spacing w:before="0" w:beforeAutospacing="0" w:after="0" w:afterAutospacing="0" w:line="276" w:lineRule="auto"/>
         <w:rPr>
           <w:rFonts w:ascii="Arial" w:hAnsi="Arial" w:cs="Arial"/>
+          <w:color w:val="000000" w:themeColor="text1"/>
           <w:sz w:val="20"/>
           <w:szCs w:val="20"/>
         </w:rPr>
@@ -28051,16 +28126,17 @@
       <w:r>
         <w:rPr>
           <w:rFonts w:ascii="Arial" w:hAnsi="Arial" w:cs="Arial"/>
+          <w:color w:val="000000" w:themeColor="text1"/>
           <w:sz w:val="20"/>
           <w:szCs w:val="20"/>
         </w:rPr>
         <w:t>Construir una aplicación web en tiempo real no es únicamente escribir código correcto</w:t>
       </w:r>
-      <w:commentRangeStart w:id="71"/>
+      <w:commentRangeStart w:id="67"/>
       <w:r>
         <w:rPr>
           <w:rFonts w:ascii="Arial" w:hAnsi="Arial" w:cs="Arial"/>
-          <w:color w:val="00B050"/>
+          <w:color w:val="000000" w:themeColor="text1"/>
           <w:sz w:val="20"/>
           <w:szCs w:val="20"/>
         </w:rPr>
@@ -28069,24 +28145,26 @@
       <w:r>
         <w:rPr>
           <w:rFonts w:ascii="Arial" w:hAnsi="Arial" w:cs="Arial"/>
-          <w:color w:val="00B050"/>
+          <w:color w:val="000000" w:themeColor="text1"/>
           <w:sz w:val="20"/>
           <w:szCs w:val="20"/>
         </w:rPr>
         <w:t xml:space="preserve">es </w:t>
       </w:r>
-      <w:commentRangeEnd w:id="71"/>
+      <w:commentRangeEnd w:id="67"/>
       <w:r>
         <w:rPr>
           <w:rStyle w:val="Refdecomentario"/>
           <w:rFonts w:ascii="Arial" w:eastAsia="Arial" w:hAnsi="Arial" w:cs="Arial"/>
+          <w:color w:val="000000" w:themeColor="text1"/>
           <w:lang w:eastAsia="ja-JP"/>
         </w:rPr>
-        <w:commentReference w:id="71"/>
+        <w:commentReference w:id="67"/>
       </w:r>
       <w:r>
         <w:rPr>
           <w:rFonts w:ascii="Arial" w:hAnsi="Arial" w:cs="Arial"/>
+          <w:color w:val="000000" w:themeColor="text1"/>
           <w:sz w:val="20"/>
           <w:szCs w:val="20"/>
         </w:rPr>
@@ -28099,7 +28177,7 @@
         <w:spacing w:before="0" w:beforeAutospacing="0" w:after="0" w:afterAutospacing="0" w:line="276" w:lineRule="auto"/>
         <w:rPr>
           <w:rFonts w:ascii="Arial" w:hAnsi="Arial" w:cs="Arial"/>
-          <w:color w:val="00B050"/>
+          <w:color w:val="000000" w:themeColor="text1"/>
           <w:sz w:val="20"/>
           <w:szCs w:val="20"/>
         </w:rPr>
@@ -28107,6 +28185,7 @@
       <w:r>
         <w:rPr>
           <w:rFonts w:ascii="Arial" w:hAnsi="Arial" w:cs="Arial"/>
+          <w:color w:val="000000" w:themeColor="text1"/>
           <w:sz w:val="20"/>
           <w:szCs w:val="20"/>
         </w:rPr>
@@ -28116,6 +28195,7 @@
         <w:rPr>
           <w:rStyle w:val="nfasis"/>
           <w:rFonts w:ascii="Arial" w:hAnsi="Arial" w:cs="Arial"/>
+          <w:color w:val="000000" w:themeColor="text1"/>
           <w:sz w:val="20"/>
           <w:szCs w:val="20"/>
           <w:highlight w:val="yellow"/>
@@ -28125,16 +28205,17 @@
       <w:r>
         <w:rPr>
           <w:rFonts w:ascii="Arial" w:hAnsi="Arial" w:cs="Arial"/>
+          <w:color w:val="000000" w:themeColor="text1"/>
           <w:sz w:val="20"/>
           <w:szCs w:val="20"/>
         </w:rPr>
         <w:t xml:space="preserve">. </w:t>
       </w:r>
-      <w:commentRangeStart w:id="72"/>
+      <w:commentRangeStart w:id="68"/>
       <w:r>
         <w:rPr>
           <w:rFonts w:ascii="Arial" w:hAnsi="Arial" w:cs="Arial"/>
-          <w:color w:val="00B050"/>
+          <w:color w:val="000000" w:themeColor="text1"/>
           <w:sz w:val="20"/>
           <w:szCs w:val="20"/>
         </w:rPr>
@@ -28143,7 +28224,7 @@
       <w:r>
         <w:rPr>
           <w:rFonts w:ascii="Arial" w:hAnsi="Arial" w:cs="Arial"/>
-          <w:color w:val="00B050"/>
+          <w:color w:val="000000" w:themeColor="text1"/>
           <w:sz w:val="20"/>
           <w:szCs w:val="20"/>
         </w:rPr>
@@ -28152,7 +28233,7 @@
       <w:r>
         <w:rPr>
           <w:rFonts w:ascii="Arial" w:hAnsi="Arial" w:cs="Arial"/>
-          <w:color w:val="00B050"/>
+          <w:color w:val="000000" w:themeColor="text1"/>
           <w:sz w:val="20"/>
           <w:szCs w:val="20"/>
         </w:rPr>
@@ -28161,7 +28242,7 @@
       <w:r>
         <w:rPr>
           <w:rFonts w:ascii="Arial" w:hAnsi="Arial" w:cs="Arial"/>
-          <w:color w:val="00B050"/>
+          <w:color w:val="000000" w:themeColor="text1"/>
           <w:sz w:val="20"/>
           <w:szCs w:val="20"/>
         </w:rPr>
@@ -28170,7 +28251,7 @@
       <w:r>
         <w:rPr>
           <w:rFonts w:ascii="Arial" w:hAnsi="Arial" w:cs="Arial"/>
-          <w:color w:val="00B050"/>
+          <w:color w:val="000000" w:themeColor="text1"/>
           <w:sz w:val="20"/>
           <w:szCs w:val="20"/>
         </w:rPr>
@@ -28179,7 +28260,7 @@
       <w:r>
         <w:rPr>
           <w:rFonts w:ascii="Arial" w:hAnsi="Arial" w:cs="Arial"/>
-          <w:color w:val="00B050"/>
+          <w:color w:val="000000" w:themeColor="text1"/>
           <w:sz w:val="20"/>
           <w:szCs w:val="20"/>
         </w:rPr>
@@ -28188,20 +28269,21 @@
       <w:r>
         <w:rPr>
           <w:rFonts w:ascii="Arial" w:hAnsi="Arial" w:cs="Arial"/>
-          <w:color w:val="00B050"/>
+          <w:color w:val="000000" w:themeColor="text1"/>
           <w:sz w:val="20"/>
           <w:szCs w:val="20"/>
         </w:rPr>
         <w:t>pero representa el orden lógico recomendado para proyectos de esta naturaleza.</w:t>
       </w:r>
-      <w:commentRangeEnd w:id="72"/>
+      <w:commentRangeEnd w:id="68"/>
       <w:r>
         <w:rPr>
           <w:rStyle w:val="Refdecomentario"/>
           <w:rFonts w:ascii="Arial" w:eastAsia="Arial" w:hAnsi="Arial" w:cs="Arial"/>
+          <w:color w:val="000000" w:themeColor="text1"/>
           <w:lang w:eastAsia="ja-JP"/>
         </w:rPr>
-        <w:commentReference w:id="72"/>
+        <w:commentReference w:id="68"/>
       </w:r>
     </w:p>
     <w:p>
@@ -28397,23 +28479,24 @@
               </w:rPr>
               <w:t xml:space="preserve">Verificar versiones de Node.js y </w:t>
             </w:r>
-            <w:commentRangeStart w:id="73"/>
+            <w:commentRangeStart w:id="69"/>
             <w:proofErr w:type="spellStart"/>
             <w:r>
               <w:rPr>
-                <w:color w:val="00B050"/>
+                <w:color w:val="000000" w:themeColor="text1"/>
                 <w:sz w:val="20"/>
                 <w:szCs w:val="20"/>
               </w:rPr>
               <w:t>npm</w:t>
             </w:r>
-            <w:commentRangeEnd w:id="73"/>
+            <w:commentRangeEnd w:id="69"/>
             <w:proofErr w:type="spellEnd"/>
             <w:r>
               <w:rPr>
                 <w:rStyle w:val="Refdecomentario"/>
+                <w:color w:val="000000" w:themeColor="text1"/>
               </w:rPr>
-              <w:commentReference w:id="73"/>
+              <w:commentReference w:id="69"/>
             </w:r>
           </w:p>
         </w:tc>
@@ -28488,14 +28571,14 @@
               </w:rPr>
               <w:t xml:space="preserve">Crear directorio e inicializar con </w:t>
             </w:r>
-            <w:commentRangeStart w:id="74"/>
+            <w:commentRangeStart w:id="70"/>
             <w:proofErr w:type="spellStart"/>
             <w:r>
               <w:rPr>
                 <w:rFonts w:eastAsia="Courier New"/>
                 <w:b/>
                 <w:bCs/>
-                <w:color w:val="00B050"/>
+                <w:color w:val="000000" w:themeColor="text1"/>
                 <w:sz w:val="20"/>
                 <w:szCs w:val="20"/>
                 <w:highlight w:val="lightGray"/>
@@ -28508,7 +28591,7 @@
                 <w:rFonts w:eastAsia="Courier New"/>
                 <w:b/>
                 <w:bCs/>
-                <w:color w:val="00B050"/>
+                <w:color w:val="000000" w:themeColor="text1"/>
                 <w:sz w:val="20"/>
                 <w:szCs w:val="20"/>
                 <w:highlight w:val="lightGray"/>
@@ -28521,7 +28604,7 @@
                 <w:rFonts w:eastAsia="Courier New"/>
                 <w:b/>
                 <w:bCs/>
-                <w:color w:val="00B050"/>
+                <w:color w:val="000000" w:themeColor="text1"/>
                 <w:sz w:val="20"/>
                 <w:szCs w:val="20"/>
                 <w:highlight w:val="lightGray"/>
@@ -28534,19 +28617,20 @@
                 <w:rFonts w:eastAsia="Courier New"/>
                 <w:b/>
                 <w:bCs/>
-                <w:color w:val="00B050"/>
+                <w:color w:val="000000" w:themeColor="text1"/>
                 <w:sz w:val="20"/>
                 <w:szCs w:val="20"/>
                 <w:highlight w:val="lightGray"/>
               </w:rPr>
               <w:t xml:space="preserve"> -y</w:t>
             </w:r>
-            <w:commentRangeEnd w:id="74"/>
+            <w:commentRangeEnd w:id="70"/>
             <w:r>
               <w:rPr>
                 <w:rStyle w:val="Refdecomentario"/>
+                <w:color w:val="000000" w:themeColor="text1"/>
               </w:rPr>
-              <w:commentReference w:id="74"/>
+              <w:commentReference w:id="70"/>
             </w:r>
           </w:p>
         </w:tc>
@@ -28578,7 +28662,7 @@
                 <w:rFonts w:eastAsia="Courier New"/>
                 <w:b/>
                 <w:bCs/>
-                <w:color w:val="00B050"/>
+                <w:color w:val="000000" w:themeColor="text1"/>
                 <w:sz w:val="20"/>
                 <w:szCs w:val="20"/>
                 <w:highlight w:val="lightGray"/>
@@ -28590,20 +28674,11 @@
             <w:r>
               <w:rPr>
                 <w:rFonts w:eastAsia="Courier New"/>
-                <w:color w:val="00B050"/>
-                <w:sz w:val="20"/>
-                <w:szCs w:val="20"/>
-              </w:rPr>
-              <w:t xml:space="preserve"> </w:t>
-            </w:r>
-            <w:r>
-              <w:rPr>
-                <w:rFonts w:eastAsia="Courier New"/>
                 <w:color w:val="000000" w:themeColor="text1"/>
                 <w:sz w:val="20"/>
                 <w:szCs w:val="20"/>
               </w:rPr>
-              <w:t xml:space="preserve">- </w:t>
+              <w:t xml:space="preserve"> - </w:t>
             </w:r>
             <w:r>
               <w:rPr>
@@ -28971,7 +29046,7 @@
                 <w:rFonts w:eastAsia="Courier New"/>
                 <w:b/>
                 <w:bCs/>
-                <w:color w:val="00B050"/>
+                <w:color w:val="000000" w:themeColor="text1"/>
                 <w:sz w:val="20"/>
                 <w:szCs w:val="20"/>
                 <w:highlight w:val="lightGray"/>
@@ -29090,12 +29165,14 @@
     <w:p>
       <w:pPr>
         <w:rPr>
-          <w:sz w:val="20"/>
-          <w:szCs w:val="20"/>
-        </w:rPr>
-      </w:pPr>
-      <w:r>
-        <w:rPr>
+          <w:color w:val="000000" w:themeColor="text1"/>
+          <w:sz w:val="20"/>
+          <w:szCs w:val="20"/>
+        </w:rPr>
+      </w:pPr>
+      <w:r>
+        <w:rPr>
+          <w:color w:val="000000" w:themeColor="text1"/>
           <w:sz w:val="20"/>
           <w:szCs w:val="20"/>
         </w:rPr>
@@ -29105,6 +29182,7 @@
         <w:rPr>
           <w:i/>
           <w:iCs/>
+          <w:color w:val="000000" w:themeColor="text1"/>
           <w:sz w:val="20"/>
           <w:szCs w:val="20"/>
           <w:highlight w:val="yellow"/>
@@ -29113,15 +29191,16 @@
       </w:r>
       <w:r>
         <w:rPr>
+          <w:color w:val="000000" w:themeColor="text1"/>
           <w:sz w:val="20"/>
           <w:szCs w:val="20"/>
         </w:rPr>
         <w:t xml:space="preserve"> sin un servidor HTTP funcional, o construir el cliente antes de definir los eventos del servidor, produce errores de conexión que no indican claramente su origen</w:t>
       </w:r>
-      <w:commentRangeStart w:id="75"/>
-      <w:r>
-        <w:rPr>
-          <w:color w:val="00B050"/>
+      <w:commentRangeStart w:id="71"/>
+      <w:r>
+        <w:rPr>
+          <w:color w:val="000000" w:themeColor="text1"/>
           <w:sz w:val="20"/>
           <w:szCs w:val="20"/>
         </w:rPr>
@@ -29129,66 +29208,28 @@
       </w:r>
       <w:r>
         <w:rPr>
-          <w:color w:val="00B050"/>
+          <w:color w:val="000000" w:themeColor="text1"/>
           <w:sz w:val="20"/>
           <w:szCs w:val="20"/>
         </w:rPr>
         <w:t xml:space="preserve"> el mensaje</w:t>
       </w:r>
-      <w:commentRangeEnd w:id="75"/>
+      <w:commentRangeEnd w:id="71"/>
       <w:r>
         <w:rPr>
           <w:rStyle w:val="Refdecomentario"/>
-        </w:rPr>
-        <w:commentReference w:id="75"/>
-      </w:r>
-      <w:r>
-        <w:rPr>
+          <w:color w:val="000000" w:themeColor="text1"/>
+        </w:rPr>
+        <w:commentReference w:id="71"/>
+      </w:r>
+      <w:r>
+        <w:rPr>
+          <w:color w:val="000000" w:themeColor="text1"/>
           <w:sz w:val="20"/>
           <w:szCs w:val="20"/>
         </w:rPr>
         <w:t xml:space="preserve"> de error apunta al síntoma, no a la causa.</w:t>
       </w:r>
-    </w:p>
-    <w:p>
-      <w:pPr>
-        <w:rPr>
-          <w:sz w:val="20"/>
-          <w:szCs w:val="20"/>
-        </w:rPr>
-      </w:pPr>
-    </w:p>
-    <w:p>
-      <w:pPr>
-        <w:rPr>
-          <w:sz w:val="20"/>
-          <w:szCs w:val="20"/>
-        </w:rPr>
-      </w:pPr>
-    </w:p>
-    <w:p>
-      <w:pPr>
-        <w:rPr>
-          <w:sz w:val="20"/>
-          <w:szCs w:val="20"/>
-        </w:rPr>
-      </w:pPr>
-    </w:p>
-    <w:p>
-      <w:pPr>
-        <w:rPr>
-          <w:sz w:val="20"/>
-          <w:szCs w:val="20"/>
-        </w:rPr>
-      </w:pPr>
-    </w:p>
-    <w:p>
-      <w:pPr>
-        <w:rPr>
-          <w:sz w:val="20"/>
-          <w:szCs w:val="20"/>
-        </w:rPr>
-      </w:pPr>
     </w:p>
     <w:p>
       <w:pPr>
@@ -29229,7 +29270,7 @@
           <w:szCs w:val="20"/>
         </w:rPr>
       </w:pPr>
-      <w:bookmarkStart w:id="76" w:name="_Toc224026930"/>
+      <w:bookmarkStart w:id="72" w:name="_Toc224026930"/>
       <w:r>
         <w:rPr>
           <w:b/>
@@ -29239,7 +29280,7 @@
         </w:rPr>
         <w:t>SÍNTESIS</w:t>
       </w:r>
-      <w:bookmarkEnd w:id="76"/>
+      <w:bookmarkEnd w:id="72"/>
       <w:r>
         <w:rPr>
           <w:b/>
@@ -29261,22 +29302,24 @@
     <w:p>
       <w:pPr>
         <w:rPr>
-          <w:sz w:val="20"/>
-          <w:szCs w:val="20"/>
-        </w:rPr>
-      </w:pPr>
-      <w:r>
-        <w:rPr>
-          <w:sz w:val="20"/>
-          <w:szCs w:val="20"/>
-        </w:rPr>
-        <w:lastRenderedPageBreak/>
+          <w:color w:val="000000" w:themeColor="text1"/>
+          <w:sz w:val="20"/>
+          <w:szCs w:val="20"/>
+        </w:rPr>
+      </w:pPr>
+      <w:r>
+        <w:rPr>
+          <w:color w:val="000000" w:themeColor="text1"/>
+          <w:sz w:val="20"/>
+          <w:szCs w:val="20"/>
+        </w:rPr>
         <w:t>La construcción de aplicaciones web en tiempo real con Node.js parte de un entorno de desarrollo bien configurado: los componentes físicos (</w:t>
       </w:r>
       <w:r>
         <w:rPr>
           <w:i/>
           <w:iCs/>
+          <w:color w:val="000000" w:themeColor="text1"/>
           <w:sz w:val="20"/>
           <w:szCs w:val="20"/>
           <w:highlight w:val="yellow"/>
@@ -29285,6 +29328,7 @@
       </w:r>
       <w:r>
         <w:rPr>
+          <w:color w:val="000000" w:themeColor="text1"/>
           <w:sz w:val="20"/>
           <w:szCs w:val="20"/>
         </w:rPr>
@@ -29294,6 +29338,7 @@
         <w:rPr>
           <w:i/>
           <w:iCs/>
+          <w:color w:val="000000" w:themeColor="text1"/>
           <w:sz w:val="20"/>
           <w:szCs w:val="20"/>
           <w:highlight w:val="yellow"/>
@@ -29302,15 +29347,16 @@
       </w:r>
       <w:r>
         <w:rPr>
+          <w:color w:val="000000" w:themeColor="text1"/>
           <w:sz w:val="20"/>
           <w:szCs w:val="20"/>
         </w:rPr>
         <w:t xml:space="preserve"> </w:t>
       </w:r>
-      <w:commentRangeStart w:id="77"/>
-      <w:r>
-        <w:rPr>
-          <w:color w:val="00B050"/>
+      <w:commentRangeStart w:id="73"/>
+      <w:r>
+        <w:rPr>
+          <w:color w:val="000000" w:themeColor="text1"/>
           <w:sz w:val="20"/>
           <w:szCs w:val="20"/>
         </w:rPr>
@@ -29318,7 +29364,7 @@
       </w:r>
       <w:r>
         <w:rPr>
-          <w:color w:val="00B050"/>
+          <w:color w:val="000000" w:themeColor="text1"/>
           <w:sz w:val="20"/>
           <w:szCs w:val="20"/>
         </w:rPr>
@@ -29326,7 +29372,7 @@
       </w:r>
       <w:r>
         <w:rPr>
-          <w:color w:val="00B050"/>
+          <w:color w:val="000000" w:themeColor="text1"/>
           <w:sz w:val="20"/>
           <w:szCs w:val="20"/>
         </w:rPr>
@@ -29335,7 +29381,7 @@
       <w:proofErr w:type="spellStart"/>
       <w:r>
         <w:rPr>
-          <w:color w:val="00B050"/>
+          <w:color w:val="000000" w:themeColor="text1"/>
           <w:sz w:val="20"/>
           <w:szCs w:val="20"/>
         </w:rPr>
@@ -29344,7 +29390,7 @@
       <w:proofErr w:type="spellEnd"/>
       <w:r>
         <w:rPr>
-          <w:color w:val="00B050"/>
+          <w:color w:val="000000" w:themeColor="text1"/>
           <w:sz w:val="20"/>
           <w:szCs w:val="20"/>
         </w:rPr>
@@ -29353,7 +29399,7 @@
       <w:proofErr w:type="spellStart"/>
       <w:r>
         <w:rPr>
-          <w:color w:val="00B050"/>
+          <w:color w:val="000000" w:themeColor="text1"/>
           <w:sz w:val="20"/>
           <w:szCs w:val="20"/>
         </w:rPr>
@@ -29362,21 +29408,23 @@
       <w:proofErr w:type="spellEnd"/>
       <w:r>
         <w:rPr>
-          <w:color w:val="00B050"/>
+          <w:color w:val="000000" w:themeColor="text1"/>
           <w:sz w:val="20"/>
           <w:szCs w:val="20"/>
         </w:rPr>
         <w:t xml:space="preserve">) </w:t>
       </w:r>
-      <w:commentRangeEnd w:id="77"/>
+      <w:commentRangeEnd w:id="73"/>
       <w:r>
         <w:rPr>
           <w:rStyle w:val="Refdecomentario"/>
-        </w:rPr>
-        <w:commentReference w:id="77"/>
-      </w:r>
-      <w:r>
-        <w:rPr>
+          <w:color w:val="000000" w:themeColor="text1"/>
+        </w:rPr>
+        <w:commentReference w:id="73"/>
+      </w:r>
+      <w:r>
+        <w:rPr>
+          <w:color w:val="000000" w:themeColor="text1"/>
           <w:sz w:val="20"/>
           <w:szCs w:val="20"/>
         </w:rPr>
@@ -29387,7 +29435,7 @@
         <w:rPr>
           <w:b/>
           <w:bCs/>
-          <w:color w:val="00B050"/>
+          <w:color w:val="000000" w:themeColor="text1"/>
           <w:sz w:val="20"/>
           <w:szCs w:val="20"/>
           <w:highlight w:val="lightGray"/>
@@ -29399,7 +29447,7 @@
         <w:rPr>
           <w:b/>
           <w:bCs/>
-          <w:color w:val="00B050"/>
+          <w:color w:val="000000" w:themeColor="text1"/>
           <w:sz w:val="20"/>
           <w:szCs w:val="20"/>
           <w:highlight w:val="lightGray"/>
@@ -29411,7 +29459,7 @@
         <w:rPr>
           <w:b/>
           <w:bCs/>
-          <w:color w:val="00B050"/>
+          <w:color w:val="000000" w:themeColor="text1"/>
           <w:sz w:val="20"/>
           <w:szCs w:val="20"/>
           <w:highlight w:val="lightGray"/>
@@ -29423,7 +29471,7 @@
         <w:rPr>
           <w:b/>
           <w:bCs/>
-          <w:color w:val="00B050"/>
+          <w:color w:val="000000" w:themeColor="text1"/>
           <w:sz w:val="20"/>
           <w:szCs w:val="20"/>
           <w:highlight w:val="lightGray"/>
@@ -29432,7 +29480,7 @@
       </w:r>
       <w:r>
         <w:rPr>
-          <w:color w:val="C00000"/>
+          <w:color w:val="000000" w:themeColor="text1"/>
           <w:sz w:val="20"/>
           <w:szCs w:val="20"/>
         </w:rPr>
@@ -29441,6 +29489,7 @@
       <w:proofErr w:type="spellStart"/>
       <w:r>
         <w:rPr>
+          <w:color w:val="000000" w:themeColor="text1"/>
           <w:sz w:val="20"/>
           <w:szCs w:val="20"/>
         </w:rPr>
@@ -29449,6 +29498,7 @@
       <w:proofErr w:type="spellEnd"/>
       <w:r>
         <w:rPr>
+          <w:color w:val="000000" w:themeColor="text1"/>
           <w:sz w:val="20"/>
           <w:szCs w:val="20"/>
         </w:rPr>
@@ -29459,7 +29509,7 @@
         <w:rPr>
           <w:b/>
           <w:bCs/>
-          <w:color w:val="00B050"/>
+          <w:color w:val="000000" w:themeColor="text1"/>
           <w:sz w:val="20"/>
           <w:szCs w:val="20"/>
           <w:highlight w:val="lightGray"/>
@@ -29471,7 +29521,7 @@
         <w:rPr>
           <w:b/>
           <w:bCs/>
-          <w:color w:val="00B050"/>
+          <w:color w:val="000000" w:themeColor="text1"/>
           <w:sz w:val="20"/>
           <w:szCs w:val="20"/>
           <w:highlight w:val="lightGray"/>
@@ -29483,7 +29533,7 @@
         <w:rPr>
           <w:b/>
           <w:bCs/>
-          <w:color w:val="00B050"/>
+          <w:color w:val="000000" w:themeColor="text1"/>
           <w:sz w:val="20"/>
           <w:szCs w:val="20"/>
           <w:highlight w:val="lightGray"/>
@@ -29493,6 +29543,7 @@
       <w:proofErr w:type="spellEnd"/>
       <w:r>
         <w:rPr>
+          <w:color w:val="000000" w:themeColor="text1"/>
           <w:sz w:val="20"/>
           <w:szCs w:val="20"/>
         </w:rPr>
@@ -29503,6 +29554,7 @@
         <w:rPr>
           <w:i/>
           <w:iCs/>
+          <w:color w:val="000000" w:themeColor="text1"/>
           <w:sz w:val="20"/>
           <w:szCs w:val="20"/>
           <w:highlight w:val="yellow"/>
@@ -29512,6 +29564,7 @@
       <w:proofErr w:type="spellEnd"/>
       <w:r>
         <w:rPr>
+          <w:color w:val="000000" w:themeColor="text1"/>
           <w:sz w:val="20"/>
           <w:szCs w:val="20"/>
         </w:rPr>
@@ -29521,6 +29574,7 @@
         <w:rPr>
           <w:i/>
           <w:iCs/>
+          <w:color w:val="000000" w:themeColor="text1"/>
           <w:sz w:val="20"/>
           <w:szCs w:val="20"/>
           <w:highlight w:val="yellow"/>
@@ -29532,6 +29586,7 @@
         <w:rPr>
           <w:i/>
           <w:iCs/>
+          <w:color w:val="000000" w:themeColor="text1"/>
           <w:sz w:val="20"/>
           <w:szCs w:val="20"/>
           <w:highlight w:val="yellow"/>
@@ -29541,6 +29596,7 @@
       <w:proofErr w:type="spellEnd"/>
       <w:r>
         <w:rPr>
+          <w:color w:val="000000" w:themeColor="text1"/>
           <w:sz w:val="20"/>
           <w:szCs w:val="20"/>
         </w:rPr>
@@ -29551,6 +29607,7 @@
         <w:rPr>
           <w:i/>
           <w:iCs/>
+          <w:color w:val="000000" w:themeColor="text1"/>
           <w:sz w:val="20"/>
           <w:szCs w:val="20"/>
           <w:highlight w:val="yellow"/>
@@ -29560,10 +29617,20 @@
       <w:proofErr w:type="spellEnd"/>
       <w:r>
         <w:rPr>
-          <w:sz w:val="20"/>
-          <w:szCs w:val="20"/>
-        </w:rPr>
-        <w:t xml:space="preserve"> inicial, permitiendo que cliente y servidor intercambien eventos en tiempo real con </w:t>
+          <w:color w:val="000000" w:themeColor="text1"/>
+          <w:sz w:val="20"/>
+          <w:szCs w:val="20"/>
+        </w:rPr>
+        <w:t xml:space="preserve"> </w:t>
+      </w:r>
+      <w:r>
+        <w:rPr>
+          <w:color w:val="000000" w:themeColor="text1"/>
+          <w:sz w:val="20"/>
+          <w:szCs w:val="20"/>
+        </w:rPr>
+        <w:lastRenderedPageBreak/>
+        <w:t xml:space="preserve">inicial, permitiendo que cliente y servidor intercambien eventos en tiempo real con </w:t>
       </w:r>
       <w:proofErr w:type="spellStart"/>
       <w:proofErr w:type="gramStart"/>
@@ -29571,7 +29638,7 @@
         <w:rPr>
           <w:b/>
           <w:bCs/>
-          <w:color w:val="00B050"/>
+          <w:color w:val="000000" w:themeColor="text1"/>
           <w:sz w:val="20"/>
           <w:szCs w:val="20"/>
           <w:highlight w:val="lightGray"/>
@@ -29584,7 +29651,7 @@
         <w:rPr>
           <w:b/>
           <w:bCs/>
-          <w:color w:val="00B050"/>
+          <w:color w:val="000000" w:themeColor="text1"/>
           <w:sz w:val="20"/>
           <w:szCs w:val="20"/>
         </w:rPr>
@@ -29592,7 +29659,7 @@
       </w:r>
       <w:r>
         <w:rPr>
-          <w:color w:val="00B050"/>
+          <w:color w:val="000000" w:themeColor="text1"/>
           <w:sz w:val="20"/>
           <w:szCs w:val="20"/>
         </w:rPr>
@@ -29603,7 +29670,7 @@
         <w:rPr>
           <w:b/>
           <w:bCs/>
-          <w:color w:val="00B050"/>
+          <w:color w:val="000000" w:themeColor="text1"/>
           <w:sz w:val="20"/>
           <w:szCs w:val="20"/>
           <w:highlight w:val="lightGray"/>
@@ -29613,25 +29680,18 @@
       <w:proofErr w:type="spellEnd"/>
       <w:r>
         <w:rPr>
-          <w:color w:val="00B050"/>
-          <w:sz w:val="20"/>
-          <w:szCs w:val="20"/>
-        </w:rPr>
-        <w:t xml:space="preserve"> </w:t>
-      </w:r>
-      <w:r>
-        <w:rPr>
-          <w:sz w:val="20"/>
-          <w:szCs w:val="20"/>
-        </w:rPr>
-        <w:t xml:space="preserve">e </w:t>
+          <w:color w:val="000000" w:themeColor="text1"/>
+          <w:sz w:val="20"/>
+          <w:szCs w:val="20"/>
+        </w:rPr>
+        <w:t xml:space="preserve"> e </w:t>
       </w:r>
       <w:proofErr w:type="spellStart"/>
       <w:r>
         <w:rPr>
           <w:b/>
           <w:bCs/>
-          <w:color w:val="00B050"/>
+          <w:color w:val="000000" w:themeColor="text1"/>
           <w:sz w:val="20"/>
           <w:szCs w:val="20"/>
           <w:highlight w:val="lightGray"/>
@@ -29641,6 +29701,7 @@
       <w:proofErr w:type="spellEnd"/>
       <w:r>
         <w:rPr>
+          <w:color w:val="000000" w:themeColor="text1"/>
           <w:sz w:val="20"/>
           <w:szCs w:val="20"/>
         </w:rPr>
@@ -29651,7 +29712,7 @@
         <w:rPr>
           <w:b/>
           <w:bCs/>
-          <w:color w:val="00B050"/>
+          <w:color w:val="000000" w:themeColor="text1"/>
           <w:sz w:val="20"/>
           <w:szCs w:val="20"/>
           <w:highlight w:val="lightGray"/>
@@ -29661,6 +29722,7 @@
       <w:proofErr w:type="spellEnd"/>
       <w:r>
         <w:rPr>
+          <w:color w:val="000000" w:themeColor="text1"/>
           <w:sz w:val="20"/>
           <w:szCs w:val="20"/>
         </w:rPr>
@@ -29682,15 +29744,15 @@
           <w:szCs w:val="20"/>
         </w:rPr>
       </w:pPr>
-      <w:commentRangeStart w:id="78"/>
-      <w:commentRangeEnd w:id="78"/>
+      <w:commentRangeStart w:id="74"/>
+      <w:commentRangeEnd w:id="74"/>
       <w:r>
         <w:rPr>
           <w:rStyle w:val="Refdecomentario"/>
           <w:sz w:val="20"/>
           <w:szCs w:val="20"/>
         </w:rPr>
-        <w:commentReference w:id="78"/>
+        <w:commentReference w:id="74"/>
       </w:r>
       <w:r>
         <w:rPr>
@@ -29759,14 +29821,6 @@
     </w:p>
     <w:p>
       <w:pPr>
-        <w:rPr>
-          <w:sz w:val="20"/>
-          <w:szCs w:val="20"/>
-        </w:rPr>
-      </w:pPr>
-    </w:p>
-    <w:p>
-      <w:pPr>
         <w:pStyle w:val="Ttulo1"/>
         <w:numPr>
           <w:ilvl w:val="0"/>
@@ -29780,7 +29834,7 @@
           <w:szCs w:val="20"/>
         </w:rPr>
       </w:pPr>
-      <w:bookmarkStart w:id="79" w:name="_Toc224026931"/>
+      <w:bookmarkStart w:id="75" w:name="_Toc224026931"/>
       <w:r>
         <w:rPr>
           <w:b/>
@@ -29790,7 +29844,7 @@
         </w:rPr>
         <w:t>ACTIVIDADES DIDÁCTICAS</w:t>
       </w:r>
-      <w:bookmarkEnd w:id="79"/>
+      <w:bookmarkEnd w:id="75"/>
       <w:r>
         <w:rPr>
           <w:b/>
@@ -29807,11 +29861,10 @@
         <w:rPr>
           <w:noProof/>
         </w:rPr>
-        <w:lastRenderedPageBreak/>
         <w:drawing>
-          <wp:inline distT="0" distB="0" distL="0" distR="0" wp14:anchorId="4FCDFDA5" wp14:editId="12FF4FDE">
-            <wp:extent cx="3454620" cy="4202567"/>
-            <wp:effectExtent l="0" t="0" r="0" b="1270"/>
+          <wp:inline distT="0" distB="0" distL="0" distR="0" wp14:anchorId="4FCDFDA5" wp14:editId="6727574A">
+            <wp:extent cx="2683253" cy="3264195"/>
+            <wp:effectExtent l="0" t="0" r="3175" b="0"/>
             <wp:docPr id="1430791430" name="Imagen 31"/>
             <wp:cNvGraphicFramePr>
               <a:graphicFrameLocks xmlns:a="http://schemas.openxmlformats.org/drawingml/2006/main" noChangeAspect="1"/>
@@ -29824,7 +29877,7 @@
                     <pic:cNvPicPr/>
                   </pic:nvPicPr>
                   <pic:blipFill>
-                    <a:blip r:embed="rId24">
+                    <a:blip r:embed="rId24" cstate="print">
                       <a:extLst>
                         <a:ext uri="{28A0092B-C50C-407E-A947-70E740481C1C}">
                           <a14:useLocalDpi xmlns:a14="http://schemas.microsoft.com/office/drawing/2010/main" val="0"/>
@@ -29838,7 +29891,7 @@
                   <pic:spPr>
                     <a:xfrm>
                       <a:off x="0" y="0"/>
-                      <a:ext cx="3462008" cy="4211555"/>
+                      <a:ext cx="2694207" cy="3277520"/>
                     </a:xfrm>
                     <a:prstGeom prst="rect">
                       <a:avLst/>
@@ -29876,7 +29929,7 @@
           <w:szCs w:val="20"/>
         </w:rPr>
       </w:pPr>
-      <w:bookmarkStart w:id="80" w:name="_Toc224026932"/>
+      <w:bookmarkStart w:id="76" w:name="_Toc224026932"/>
       <w:r>
         <w:rPr>
           <w:b/>
@@ -29884,11 +29937,11 @@
           <w:sz w:val="20"/>
           <w:szCs w:val="20"/>
         </w:rPr>
+        <w:lastRenderedPageBreak/>
         <w:t>GLOSARIO</w:t>
       </w:r>
-      <w:bookmarkEnd w:id="80"/>
-    </w:p>
-    <w:p/>
+      <w:bookmarkEnd w:id="76"/>
+    </w:p>
     <w:p/>
     <w:tbl>
       <w:tblPr>
@@ -30371,7 +30424,6 @@
                 <w:sz w:val="20"/>
                 <w:szCs w:val="20"/>
               </w:rPr>
-              <w:lastRenderedPageBreak/>
               <w:t>Code</w:t>
             </w:r>
             <w:proofErr w:type="spellEnd"/>
@@ -30439,7 +30491,6 @@
                 <w:szCs w:val="20"/>
                 <w:highlight w:val="yellow"/>
               </w:rPr>
-              <w:lastRenderedPageBreak/>
               <w:t>E</w:t>
             </w:r>
             <w:r>
@@ -31066,6 +31117,7 @@
                 <w:sz w:val="20"/>
                 <w:szCs w:val="20"/>
               </w:rPr>
+              <w:lastRenderedPageBreak/>
               <w:t>Node.js</w:t>
             </w:r>
           </w:p>
@@ -31123,7 +31175,6 @@
                 <w:szCs w:val="20"/>
               </w:rPr>
             </w:pPr>
-            <w:proofErr w:type="spellStart"/>
             <w:r>
               <w:rPr>
                 <w:b/>
@@ -31142,9 +31193,8 @@
                 <w:sz w:val="20"/>
                 <w:szCs w:val="20"/>
               </w:rPr>
-              <w:t>pm</w:t>
+              <w:t>PM</w:t>
             </w:r>
-            <w:proofErr w:type="spellEnd"/>
             <w:r>
               <w:rPr>
                 <w:b/>
@@ -31441,16 +31491,7 @@
                 <w:sz w:val="20"/>
                 <w:szCs w:val="20"/>
               </w:rPr>
-              <w:t xml:space="preserve"> que implementa el protocolo HTTP y es responsable de recibir peticiones de navegadores web y entregar la respuesta correspondiente. En el contexto de Node.js, </w:t>
-            </w:r>
-            <w:r>
-              <w:rPr>
-                <w:color w:val="000000" w:themeColor="text1"/>
-                <w:sz w:val="20"/>
-                <w:szCs w:val="20"/>
-              </w:rPr>
-              <w:lastRenderedPageBreak/>
-              <w:t xml:space="preserve">el servidor HTTP se construye con el módulo nativo </w:t>
+              <w:t xml:space="preserve"> que implementa el protocolo HTTP y es responsable de recibir peticiones de navegadores web y entregar la respuesta correspondiente. En el contexto de Node.js, el servidor HTTP se construye con el módulo nativo </w:t>
             </w:r>
             <w:r>
               <w:rPr>
@@ -31533,7 +31574,6 @@
                 <w:sz w:val="20"/>
                 <w:szCs w:val="20"/>
               </w:rPr>
-              <w:lastRenderedPageBreak/>
               <w:t>WebSockets</w:t>
             </w:r>
             <w:proofErr w:type="spellEnd"/>
@@ -31631,7 +31671,7 @@
           <w:szCs w:val="20"/>
         </w:rPr>
       </w:pPr>
-      <w:bookmarkStart w:id="81" w:name="_Toc224026933"/>
+      <w:bookmarkStart w:id="77" w:name="_Toc224026933"/>
       <w:r>
         <w:rPr>
           <w:b/>
@@ -31641,7 +31681,7 @@
         </w:rPr>
         <w:t>REFERENCIAS BIBLIOGRÁFICAS</w:t>
       </w:r>
-      <w:bookmarkEnd w:id="81"/>
+      <w:bookmarkEnd w:id="77"/>
     </w:p>
     <w:p>
       <w:pPr>
@@ -32057,6 +32097,40 @@
     </w:p>
     <w:p>
       <w:pPr>
+        <w:pBdr>
+          <w:top w:val="nil"/>
+          <w:left w:val="nil"/>
+          <w:bottom w:val="nil"/>
+          <w:right w:val="nil"/>
+          <w:between w:val="nil"/>
+        </w:pBdr>
+        <w:ind w:left="720" w:hanging="720"/>
+        <w:rPr>
+          <w:sz w:val="20"/>
+          <w:szCs w:val="20"/>
+          <w:lang w:val="en-US"/>
+        </w:rPr>
+      </w:pPr>
+    </w:p>
+    <w:p>
+      <w:pPr>
+        <w:pBdr>
+          <w:top w:val="nil"/>
+          <w:left w:val="nil"/>
+          <w:bottom w:val="nil"/>
+          <w:right w:val="nil"/>
+          <w:between w:val="nil"/>
+        </w:pBdr>
+        <w:ind w:left="720" w:hanging="720"/>
+        <w:rPr>
+          <w:sz w:val="20"/>
+          <w:szCs w:val="20"/>
+          <w:lang w:val="en-US"/>
+        </w:rPr>
+      </w:pPr>
+    </w:p>
+    <w:p>
+      <w:pPr>
         <w:pStyle w:val="Ttulo1"/>
         <w:numPr>
           <w:ilvl w:val="0"/>
@@ -32070,7 +32144,7 @@
           <w:szCs w:val="20"/>
         </w:rPr>
       </w:pPr>
-      <w:bookmarkStart w:id="82" w:name="_Toc224026934"/>
+      <w:bookmarkStart w:id="78" w:name="_Toc224026934"/>
       <w:r>
         <w:rPr>
           <w:b/>
@@ -32078,9 +32152,10 @@
           <w:sz w:val="20"/>
           <w:szCs w:val="20"/>
         </w:rPr>
+        <w:lastRenderedPageBreak/>
         <w:t>CONTROL DEL DOCUMENTO</w:t>
       </w:r>
-      <w:bookmarkEnd w:id="82"/>
+      <w:bookmarkEnd w:id="78"/>
     </w:p>
     <w:p>
       <w:pPr>
@@ -32482,7 +32557,7 @@
           <w:szCs w:val="20"/>
         </w:rPr>
       </w:pPr>
-      <w:bookmarkStart w:id="83" w:name="_Toc224026935"/>
+      <w:bookmarkStart w:id="79" w:name="_Toc224026935"/>
       <w:r>
         <w:rPr>
           <w:b/>
@@ -32492,7 +32567,7 @@
         </w:rPr>
         <w:t>CONTROL DE CAMBIOS</w:t>
       </w:r>
-      <w:bookmarkEnd w:id="83"/>
+      <w:bookmarkEnd w:id="79"/>
       <w:r>
         <w:rPr>
           <w:b/>
@@ -32681,7 +32756,7 @@
             <w:tcBorders>
               <w:top w:val="nil"/>
               <w:left w:val="nil"/>
-              <w:bottom w:val="single" w:sz="4" w:space="0" w:color="000000"/>
+              <w:bottom w:val="nil"/>
               <w:right w:val="single" w:sz="4" w:space="0" w:color="000000"/>
             </w:tcBorders>
           </w:tcPr>
@@ -32839,6 +32914,160 @@
           </w:p>
         </w:tc>
       </w:tr>
+      <w:tr>
+        <w:trPr>
+          <w:trHeight w:val="349"/>
+        </w:trPr>
+        <w:tc>
+          <w:tcPr>
+            <w:tcW w:w="1264" w:type="dxa"/>
+            <w:tcBorders>
+              <w:top w:val="nil"/>
+              <w:left w:val="nil"/>
+              <w:bottom w:val="single" w:sz="4" w:space="0" w:color="000000"/>
+              <w:right w:val="single" w:sz="4" w:space="0" w:color="000000"/>
+            </w:tcBorders>
+          </w:tcPr>
+          <w:p>
+            <w:pPr>
+              <w:rPr>
+                <w:sz w:val="20"/>
+                <w:szCs w:val="20"/>
+              </w:rPr>
+            </w:pPr>
+          </w:p>
+        </w:tc>
+        <w:tc>
+          <w:tcPr>
+            <w:tcW w:w="1571" w:type="dxa"/>
+            <w:tcBorders>
+              <w:top w:val="single" w:sz="4" w:space="0" w:color="000000"/>
+              <w:left w:val="single" w:sz="4" w:space="0" w:color="000000"/>
+              <w:bottom w:val="single" w:sz="4" w:space="0" w:color="000000"/>
+              <w:right w:val="single" w:sz="4" w:space="0" w:color="000000"/>
+            </w:tcBorders>
+          </w:tcPr>
+          <w:p>
+            <w:pPr>
+              <w:rPr>
+                <w:sz w:val="20"/>
+                <w:szCs w:val="20"/>
+              </w:rPr>
+            </w:pPr>
+            <w:r>
+              <w:rPr>
+                <w:sz w:val="20"/>
+                <w:szCs w:val="20"/>
+              </w:rPr>
+              <w:t>Erika Daniela Manrique Rueda</w:t>
+            </w:r>
+          </w:p>
+        </w:tc>
+        <w:tc>
+          <w:tcPr>
+            <w:tcW w:w="1560" w:type="dxa"/>
+            <w:tcBorders>
+              <w:top w:val="single" w:sz="4" w:space="0" w:color="000000"/>
+              <w:left w:val="single" w:sz="4" w:space="0" w:color="000000"/>
+              <w:bottom w:val="single" w:sz="4" w:space="0" w:color="000000"/>
+              <w:right w:val="single" w:sz="4" w:space="0" w:color="000000"/>
+            </w:tcBorders>
+          </w:tcPr>
+          <w:p>
+            <w:pPr>
+              <w:rPr>
+                <w:sz w:val="20"/>
+                <w:szCs w:val="20"/>
+              </w:rPr>
+            </w:pPr>
+            <w:r>
+              <w:rPr>
+                <w:sz w:val="20"/>
+                <w:szCs w:val="20"/>
+              </w:rPr>
+              <w:t>Validadora y vinculadora de recursos educativos digitales</w:t>
+            </w:r>
+          </w:p>
+        </w:tc>
+        <w:tc>
+          <w:tcPr>
+            <w:tcW w:w="1984" w:type="dxa"/>
+            <w:tcBorders>
+              <w:top w:val="single" w:sz="4" w:space="0" w:color="000000"/>
+              <w:left w:val="single" w:sz="4" w:space="0" w:color="000000"/>
+              <w:bottom w:val="single" w:sz="4" w:space="0" w:color="000000"/>
+              <w:right w:val="single" w:sz="4" w:space="0" w:color="000000"/>
+            </w:tcBorders>
+          </w:tcPr>
+          <w:p>
+            <w:pPr>
+              <w:rPr>
+                <w:sz w:val="20"/>
+                <w:szCs w:val="20"/>
+              </w:rPr>
+            </w:pPr>
+            <w:r>
+              <w:rPr>
+                <w:sz w:val="20"/>
+                <w:szCs w:val="20"/>
+              </w:rPr>
+              <w:t>Centro Agroturístico – Regional Santander</w:t>
+            </w:r>
+          </w:p>
+        </w:tc>
+        <w:tc>
+          <w:tcPr>
+            <w:tcW w:w="1418" w:type="dxa"/>
+            <w:tcBorders>
+              <w:top w:val="single" w:sz="4" w:space="0" w:color="000000"/>
+              <w:left w:val="single" w:sz="4" w:space="0" w:color="000000"/>
+              <w:bottom w:val="single" w:sz="4" w:space="0" w:color="000000"/>
+              <w:right w:val="single" w:sz="4" w:space="0" w:color="000000"/>
+            </w:tcBorders>
+          </w:tcPr>
+          <w:p>
+            <w:pPr>
+              <w:rPr>
+                <w:sz w:val="20"/>
+                <w:szCs w:val="20"/>
+              </w:rPr>
+            </w:pPr>
+            <w:r>
+              <w:rPr>
+                <w:sz w:val="20"/>
+                <w:szCs w:val="20"/>
+              </w:rPr>
+              <w:t>Abril de 2026</w:t>
+            </w:r>
+          </w:p>
+        </w:tc>
+        <w:tc>
+          <w:tcPr>
+            <w:tcW w:w="2170" w:type="dxa"/>
+            <w:tcBorders>
+              <w:top w:val="single" w:sz="4" w:space="0" w:color="000000"/>
+              <w:left w:val="single" w:sz="4" w:space="0" w:color="000000"/>
+              <w:bottom w:val="single" w:sz="4" w:space="0" w:color="000000"/>
+              <w:right w:val="single" w:sz="4" w:space="0" w:color="000000"/>
+            </w:tcBorders>
+          </w:tcPr>
+          <w:p>
+            <w:pPr>
+              <w:rPr>
+                <w:sz w:val="20"/>
+                <w:szCs w:val="20"/>
+              </w:rPr>
+            </w:pPr>
+            <w:r>
+              <w:rPr>
+                <w:sz w:val="20"/>
+                <w:szCs w:val="20"/>
+              </w:rPr>
+              <w:t>Validación del contenido</w:t>
+            </w:r>
+          </w:p>
+        </w:tc>
+      </w:tr>
     </w:tbl>
     <w:p>
       <w:pPr>
@@ -33662,7 +33891,7 @@
       </w:r>
     </w:p>
   </w:comment>
-  <w:comment w:id="41" w:author="Daniela Manrique Rueda" w:date="2026-03-17T16:46:00Z" w:initials="DM">
+  <w:comment w:id="41" w:author="Daniela Manrique Rueda" w:date="2026-03-17T16:47:00Z" w:initials="DM">
     <w:p>
       <w:pPr>
         <w:pStyle w:val="Textocomentario"/>
@@ -33674,11 +33903,11 @@
         <w:annotationRef/>
       </w:r>
       <w:r>
-        <w:t xml:space="preserve">Se cambió el punto seguido por punto y coma. </w:t>
+        <w:t xml:space="preserve">Se quitó la cursiva. </w:t>
       </w:r>
     </w:p>
   </w:comment>
-  <w:comment w:id="42" w:author="Daniela Manrique Rueda" w:date="2026-03-17T16:47:00Z" w:initials="DM">
+  <w:comment w:id="42" w:author="Daniela Manrique Rueda" w:date="2026-03-17T16:49:00Z" w:initials="DM">
     <w:p>
       <w:pPr>
         <w:pStyle w:val="Textocomentario"/>
@@ -33690,59 +33919,11 @@
         <w:annotationRef/>
       </w:r>
       <w:r>
-        <w:t xml:space="preserve">Se colocó el punto. </w:t>
+        <w:t xml:space="preserve">Se cambió el guion por punto y coma. </w:t>
       </w:r>
     </w:p>
   </w:comment>
-  <w:comment w:id="43" w:author="Daniela Manrique Rueda" w:date="2026-03-17T16:47:00Z" w:initials="DM">
-    <w:p>
-      <w:pPr>
-        <w:pStyle w:val="Textocomentario"/>
-      </w:pPr>
-      <w:r>
-        <w:rPr>
-          <w:rStyle w:val="Refdecomentario"/>
-        </w:rPr>
-        <w:annotationRef/>
-      </w:r>
-      <w:r>
-        <w:t xml:space="preserve">Se quitó la cursiva. </w:t>
-      </w:r>
-    </w:p>
-  </w:comment>
-  <w:comment w:id="44" w:author="Daniela Manrique Rueda" w:date="2026-03-17T16:48:00Z" w:initials="DM">
-    <w:p>
-      <w:pPr>
-        <w:pStyle w:val="Textocomentario"/>
-      </w:pPr>
-      <w:r>
-        <w:rPr>
-          <w:rStyle w:val="Refdecomentario"/>
-        </w:rPr>
-        <w:annotationRef/>
-      </w:r>
-      <w:r>
-        <w:t>Se agregaron dos puntos.</w:t>
-      </w:r>
-    </w:p>
-  </w:comment>
-  <w:comment w:id="45" w:author="Daniela Manrique Rueda" w:date="2026-03-17T16:49:00Z" w:initials="DM">
-    <w:p>
-      <w:pPr>
-        <w:pStyle w:val="Textocomentario"/>
-      </w:pPr>
-      <w:r>
-        <w:rPr>
-          <w:rStyle w:val="Refdecomentario"/>
-        </w:rPr>
-        <w:annotationRef/>
-      </w:r>
-      <w:r>
-        <w:t xml:space="preserve">Se cambió el guion por punto y coma. </w:t>
-      </w:r>
-    </w:p>
-  </w:comment>
-  <w:comment w:id="46" w:author="Angelica Varon Quintero" w:date="2026-03-13T14:47:00Z" w:initials="AV">
+  <w:comment w:id="43" w:author="Angelica Varon Quintero" w:date="2026-03-13T14:47:00Z" w:initials="AV">
     <w:p>
       <w:r>
         <w:rPr>
@@ -33785,7 +33966,7 @@
       </w:hyperlink>
     </w:p>
   </w:comment>
-  <w:comment w:id="48" w:author="Angelica Varon Quintero" w:date="2026-03-10T15:27:00Z" w:initials="AV">
+  <w:comment w:id="45" w:author="Angelica Varon Quintero" w:date="2026-03-10T15:27:00Z" w:initials="AV">
     <w:p>
       <w:pPr>
         <w:rPr>
@@ -33879,7 +34060,7 @@
       </w:r>
     </w:p>
   </w:comment>
-  <w:comment w:id="47" w:author="Angelica Varon Quintero" w:date="2026-03-12T11:27:00Z" w:initials="AV">
+  <w:comment w:id="44" w:author="Angelica Varon Quintero" w:date="2026-03-12T11:27:00Z" w:initials="AV">
     <w:p>
       <w:r>
         <w:rPr>
@@ -33905,7 +34086,7 @@
       </w:r>
     </w:p>
   </w:comment>
-  <w:comment w:id="49" w:author="Daniela Manrique Rueda" w:date="2026-03-17T16:53:00Z" w:initials="DM">
+  <w:comment w:id="46" w:author="Daniela Manrique Rueda" w:date="2026-03-17T16:53:00Z" w:initials="DM">
     <w:p>
       <w:pPr>
         <w:pStyle w:val="Textocomentario"/>
@@ -33921,7 +34102,7 @@
       </w:r>
     </w:p>
   </w:comment>
-  <w:comment w:id="50" w:author="Daniela Manrique Rueda" w:date="2026-03-17T16:53:00Z" w:initials="DM">
+  <w:comment w:id="47" w:author="Daniela Manrique Rueda" w:date="2026-03-17T16:53:00Z" w:initials="DM">
     <w:p>
       <w:pPr>
         <w:pStyle w:val="Textocomentario"/>
@@ -33937,7 +34118,7 @@
       </w:r>
     </w:p>
   </w:comment>
-  <w:comment w:id="52" w:author="Daniela Manrique Rueda" w:date="2026-03-17T16:54:00Z" w:initials="DM">
+  <w:comment w:id="49" w:author="Daniela Manrique Rueda" w:date="2026-03-17T16:54:00Z" w:initials="DM">
     <w:p>
       <w:pPr>
         <w:pStyle w:val="Textocomentario"/>
@@ -33953,7 +34134,7 @@
       </w:r>
     </w:p>
   </w:comment>
-  <w:comment w:id="53" w:author="Daniela Manrique Rueda" w:date="2026-03-17T16:55:00Z" w:initials="DM">
+  <w:comment w:id="50" w:author="Daniela Manrique Rueda" w:date="2026-03-17T16:55:00Z" w:initials="DM">
     <w:p>
       <w:pPr>
         <w:pStyle w:val="Textocomentario"/>
@@ -33969,7 +34150,7 @@
       </w:r>
     </w:p>
   </w:comment>
-  <w:comment w:id="51" w:author="Angelica Varon Quintero" w:date="2026-03-12T11:52:00Z" w:initials="AV">
+  <w:comment w:id="48" w:author="Angelica Varon Quintero" w:date="2026-03-12T11:52:00Z" w:initials="AV">
     <w:p>
       <w:r>
         <w:rPr>
@@ -33986,23 +34167,7 @@
       </w:r>
     </w:p>
   </w:comment>
-  <w:comment w:id="54" w:author="Daniela Manrique Rueda" w:date="2026-03-17T16:56:00Z" w:initials="DM">
-    <w:p>
-      <w:pPr>
-        <w:pStyle w:val="Textocomentario"/>
-      </w:pPr>
-      <w:r>
-        <w:rPr>
-          <w:rStyle w:val="Refdecomentario"/>
-        </w:rPr>
-        <w:annotationRef/>
-      </w:r>
-      <w:r>
-        <w:t>Se colocó el punto</w:t>
-      </w:r>
-    </w:p>
-  </w:comment>
-  <w:comment w:id="55" w:author="Angelica Varon Quintero" w:date="2026-03-12T14:34:00Z" w:initials="AV">
+  <w:comment w:id="51" w:author="Angelica Varon Quintero" w:date="2026-03-12T14:34:00Z" w:initials="AV">
     <w:p>
       <w:r>
         <w:rPr>
@@ -34029,7 +34194,7 @@
       </w:hyperlink>
     </w:p>
   </w:comment>
-  <w:comment w:id="56" w:author="Daniela Manrique Rueda" w:date="2026-03-17T16:57:00Z" w:initials="DM">
+  <w:comment w:id="52" w:author="Daniela Manrique Rueda" w:date="2026-03-17T16:57:00Z" w:initials="DM">
     <w:p>
       <w:pPr>
         <w:pStyle w:val="Textocomentario"/>
@@ -34045,7 +34210,7 @@
       </w:r>
     </w:p>
   </w:comment>
-  <w:comment w:id="57" w:author="Daniela Manrique Rueda" w:date="2026-03-17T16:58:00Z" w:initials="DM">
+  <w:comment w:id="53" w:author="Daniela Manrique Rueda" w:date="2026-03-17T16:58:00Z" w:initials="DM">
     <w:p>
       <w:pPr>
         <w:pStyle w:val="Textocomentario"/>
@@ -34061,7 +34226,7 @@
       </w:r>
     </w:p>
   </w:comment>
-  <w:comment w:id="58" w:author="Daniela Manrique Rueda" w:date="2026-03-17T16:58:00Z" w:initials="DM">
+  <w:comment w:id="54" w:author="Daniela Manrique Rueda" w:date="2026-03-17T16:58:00Z" w:initials="DM">
     <w:p>
       <w:pPr>
         <w:pStyle w:val="Textocomentario"/>
@@ -34077,7 +34242,7 @@
       </w:r>
     </w:p>
   </w:comment>
-  <w:comment w:id="59" w:author="Daniela Manrique Rueda" w:date="2026-03-17T16:59:00Z" w:initials="DM">
+  <w:comment w:id="55" w:author="Daniela Manrique Rueda" w:date="2026-03-17T16:59:00Z" w:initials="DM">
     <w:p>
       <w:pPr>
         <w:pStyle w:val="Textocomentario"/>
@@ -34093,7 +34258,7 @@
       </w:r>
     </w:p>
   </w:comment>
-  <w:comment w:id="61" w:author="Daniela Manrique Rueda" w:date="2026-03-17T16:59:00Z" w:initials="DM">
+  <w:comment w:id="57" w:author="Daniela Manrique Rueda" w:date="2026-03-17T16:59:00Z" w:initials="DM">
     <w:p>
       <w:pPr>
         <w:pStyle w:val="Textocomentario"/>
@@ -34109,7 +34274,7 @@
       </w:r>
     </w:p>
   </w:comment>
-  <w:comment w:id="62" w:author="Daniela Manrique Rueda" w:date="2026-03-17T17:01:00Z" w:initials="DM">
+  <w:comment w:id="58" w:author="Daniela Manrique Rueda" w:date="2026-03-17T17:01:00Z" w:initials="DM">
     <w:p>
       <w:pPr>
         <w:pStyle w:val="Textocomentario"/>
@@ -34125,7 +34290,7 @@
       </w:r>
     </w:p>
   </w:comment>
-  <w:comment w:id="63" w:author="Daniela Manrique Rueda" w:date="2026-03-17T17:04:00Z" w:initials="DM">
+  <w:comment w:id="59" w:author="Daniela Manrique Rueda" w:date="2026-03-17T17:04:00Z" w:initials="DM">
     <w:p>
       <w:pPr>
         <w:pStyle w:val="Textocomentario"/>
@@ -34141,7 +34306,7 @@
       </w:r>
     </w:p>
   </w:comment>
-  <w:comment w:id="60" w:author="Angelica Varon Quintero" w:date="2026-03-13T10:17:00Z" w:initials="AV">
+  <w:comment w:id="56" w:author="Angelica Varon Quintero" w:date="2026-03-13T10:17:00Z" w:initials="AV">
     <w:p>
       <w:r>
         <w:rPr>
@@ -34158,7 +34323,7 @@
       </w:r>
     </w:p>
   </w:comment>
-  <w:comment w:id="65" w:author="Daniela Manrique Rueda" w:date="2026-03-17T17:06:00Z" w:initials="DM">
+  <w:comment w:id="61" w:author="Daniela Manrique Rueda" w:date="2026-03-17T17:06:00Z" w:initials="DM">
     <w:p>
       <w:pPr>
         <w:pStyle w:val="Textocomentario"/>
@@ -34174,7 +34339,7 @@
       </w:r>
     </w:p>
   </w:comment>
-  <w:comment w:id="66" w:author="Daniela Manrique Rueda" w:date="2026-03-17T17:07:00Z" w:initials="DM">
+  <w:comment w:id="62" w:author="Daniela Manrique Rueda" w:date="2026-03-17T17:07:00Z" w:initials="DM">
     <w:p>
       <w:pPr>
         <w:pStyle w:val="Textocomentario"/>
@@ -34190,7 +34355,7 @@
       </w:r>
     </w:p>
   </w:comment>
-  <w:comment w:id="67" w:author="Daniela Manrique Rueda" w:date="2026-03-17T17:08:00Z" w:initials="DM">
+  <w:comment w:id="63" w:author="Daniela Manrique Rueda" w:date="2026-03-17T17:08:00Z" w:initials="DM">
     <w:p>
       <w:pPr>
         <w:pStyle w:val="Textocomentario"/>
@@ -34212,7 +34377,7 @@
       </w:r>
     </w:p>
   </w:comment>
-  <w:comment w:id="68" w:author="Daniela Manrique Rueda" w:date="2026-03-17T17:09:00Z" w:initials="DM">
+  <w:comment w:id="64" w:author="Daniela Manrique Rueda" w:date="2026-03-17T17:09:00Z" w:initials="DM">
     <w:p>
       <w:pPr>
         <w:pStyle w:val="Textocomentario"/>
@@ -34228,7 +34393,7 @@
       </w:r>
     </w:p>
   </w:comment>
-  <w:comment w:id="69" w:author="Daniela Manrique Rueda" w:date="2026-03-17T17:09:00Z" w:initials="DM">
+  <w:comment w:id="65" w:author="Daniela Manrique Rueda" w:date="2026-03-17T17:09:00Z" w:initials="DM">
     <w:p>
       <w:pPr>
         <w:pStyle w:val="Textocomentario"/>
@@ -34244,7 +34409,7 @@
       </w:r>
     </w:p>
   </w:comment>
-  <w:comment w:id="64" w:author="Angelica Varon Quintero" w:date="2026-03-12T16:01:00Z" w:initials="AV">
+  <w:comment w:id="60" w:author="Angelica Varon Quintero" w:date="2026-03-12T16:01:00Z" w:initials="AV">
     <w:p>
       <w:r>
         <w:rPr>
@@ -34261,7 +34426,7 @@
       </w:r>
     </w:p>
   </w:comment>
-  <w:comment w:id="70" w:author="Daniela Manrique Rueda" w:date="2026-03-18T09:40:00Z" w:initials="DM">
+  <w:comment w:id="66" w:author="Daniela Manrique Rueda" w:date="2026-03-18T09:40:00Z" w:initials="DM">
     <w:p>
       <w:pPr>
         <w:pStyle w:val="Textocomentario"/>
@@ -34277,7 +34442,7 @@
       </w:r>
     </w:p>
   </w:comment>
-  <w:comment w:id="71" w:author="Daniela Manrique Rueda" w:date="2026-03-18T09:06:00Z" w:initials="DM">
+  <w:comment w:id="67" w:author="Daniela Manrique Rueda" w:date="2026-03-18T09:06:00Z" w:initials="DM">
     <w:p>
       <w:pPr>
         <w:pStyle w:val="Textocomentario"/>
@@ -34293,7 +34458,7 @@
       </w:r>
     </w:p>
   </w:comment>
-  <w:comment w:id="72" w:author="Daniela Manrique Rueda" w:date="2026-03-18T09:09:00Z" w:initials="DM">
+  <w:comment w:id="68" w:author="Daniela Manrique Rueda" w:date="2026-03-18T09:09:00Z" w:initials="DM">
     <w:p>
       <w:pPr>
         <w:pStyle w:val="Textocomentario"/>
@@ -34309,7 +34474,7 @@
       </w:r>
     </w:p>
   </w:comment>
-  <w:comment w:id="73" w:author="Daniela Manrique Rueda" w:date="2026-03-18T09:11:00Z" w:initials="DM">
+  <w:comment w:id="69" w:author="Daniela Manrique Rueda" w:date="2026-03-18T09:11:00Z" w:initials="DM">
     <w:p>
       <w:pPr>
         <w:pStyle w:val="Textocomentario"/>
@@ -34325,7 +34490,7 @@
       </w:r>
     </w:p>
   </w:comment>
-  <w:comment w:id="74" w:author="Daniela Manrique Rueda" w:date="2026-03-18T09:14:00Z" w:initials="DM">
+  <w:comment w:id="70" w:author="Daniela Manrique Rueda" w:date="2026-03-18T09:14:00Z" w:initials="DM">
     <w:p>
       <w:pPr>
         <w:pStyle w:val="Textocomentario"/>
@@ -34341,7 +34506,7 @@
       </w:r>
     </w:p>
   </w:comment>
-  <w:comment w:id="75" w:author="Daniela Manrique Rueda" w:date="2026-03-18T09:14:00Z" w:initials="DM">
+  <w:comment w:id="71" w:author="Daniela Manrique Rueda" w:date="2026-03-18T09:14:00Z" w:initials="DM">
     <w:p>
       <w:pPr>
         <w:pStyle w:val="Textocomentario"/>
@@ -34357,7 +34522,7 @@
       </w:r>
     </w:p>
   </w:comment>
-  <w:comment w:id="77" w:author="Daniela Manrique Rueda" w:date="2026-03-18T09:15:00Z" w:initials="DM">
+  <w:comment w:id="73" w:author="Daniela Manrique Rueda" w:date="2026-03-18T09:15:00Z" w:initials="DM">
     <w:p>
       <w:pPr>
         <w:pStyle w:val="Textocomentario"/>
@@ -34394,7 +34559,7 @@
       </w:r>
     </w:p>
   </w:comment>
-  <w:comment w:id="78" w:author="Angelica Varon Quintero" w:date="2026-03-13T11:18:00Z" w:initials="AV">
+  <w:comment w:id="74" w:author="Angelica Varon Quintero" w:date="2026-03-13T11:18:00Z" w:initials="AV">
     <w:p>
       <w:r>
         <w:rPr>
@@ -34520,10 +34685,7 @@
   <w15:commentEx w15:paraId="2C460BCD" w15:done="0"/>
   <w15:commentEx w15:paraId="30A958B2" w15:done="0"/>
   <w15:commentEx w15:paraId="6D868B21" w15:done="0"/>
-  <w15:commentEx w15:paraId="2FBEDBB8" w15:done="0"/>
-  <w15:commentEx w15:paraId="002A7ADA" w15:done="0"/>
   <w15:commentEx w15:paraId="1C97724B" w15:done="0"/>
-  <w15:commentEx w15:paraId="35D20AF4" w15:done="0"/>
   <w15:commentEx w15:paraId="149E163B" w15:done="0"/>
   <w15:commentEx w15:paraId="173C60D3" w15:done="0"/>
   <w15:commentEx w15:paraId="20A4ED44" w15:done="0"/>
@@ -34533,7 +34695,6 @@
   <w15:commentEx w15:paraId="64167AA4" w15:done="0"/>
   <w15:commentEx w15:paraId="4A5E94B0" w15:done="0"/>
   <w15:commentEx w15:paraId="055F8536" w15:done="0"/>
-  <w15:commentEx w15:paraId="07A3FEB4" w15:done="0"/>
   <w15:commentEx w15:paraId="02103218" w15:done="0"/>
   <w15:commentEx w15:paraId="6499DE60" w15:done="0"/>
   <w15:commentEx w15:paraId="3B2C7685" w15:done="0"/>
@@ -34600,10 +34761,7 @@
   <w16cex:commentExtensible w16cex:durableId="28082731" w16cex:dateUtc="2026-03-17T21:41:00Z"/>
   <w16cex:commentExtensible w16cex:durableId="163B7A1C" w16cex:dateUtc="2026-03-17T21:43:00Z"/>
   <w16cex:commentExtensible w16cex:durableId="42C76D09" w16cex:dateUtc="2026-03-17T21:44:00Z"/>
-  <w16cex:commentExtensible w16cex:durableId="4DC003BA" w16cex:dateUtc="2026-03-17T21:46:00Z"/>
-  <w16cex:commentExtensible w16cex:durableId="759833E2" w16cex:dateUtc="2026-03-17T21:47:00Z"/>
   <w16cex:commentExtensible w16cex:durableId="79AC498F" w16cex:dateUtc="2026-03-17T21:47:00Z"/>
-  <w16cex:commentExtensible w16cex:durableId="748AC8A0" w16cex:dateUtc="2026-03-17T21:48:00Z"/>
   <w16cex:commentExtensible w16cex:durableId="76A8C08C" w16cex:dateUtc="2026-03-17T21:49:00Z"/>
   <w16cex:commentExtensible w16cex:durableId="51D7DB1F" w16cex:dateUtc="2026-03-13T19:47:00Z"/>
   <w16cex:commentExtensible w16cex:durableId="4BFE706E" w16cex:dateUtc="2026-03-10T20:27:00Z"/>
@@ -34613,7 +34771,6 @@
   <w16cex:commentExtensible w16cex:durableId="5FCACBB3" w16cex:dateUtc="2026-03-17T21:54:00Z"/>
   <w16cex:commentExtensible w16cex:durableId="2BE71895" w16cex:dateUtc="2026-03-17T21:55:00Z"/>
   <w16cex:commentExtensible w16cex:durableId="11380C8C" w16cex:dateUtc="2026-03-12T16:52:00Z"/>
-  <w16cex:commentExtensible w16cex:durableId="0D37E1B5" w16cex:dateUtc="2026-03-17T21:56:00Z"/>
   <w16cex:commentExtensible w16cex:durableId="2498D325" w16cex:dateUtc="2026-03-12T19:34:00Z"/>
   <w16cex:commentExtensible w16cex:durableId="43F70EAC" w16cex:dateUtc="2026-03-17T21:57:00Z"/>
   <w16cex:commentExtensible w16cex:durableId="7E5A0EF0" w16cex:dateUtc="2026-03-17T21:58:00Z"/>
@@ -34680,10 +34837,7 @@
   <w16cid:commentId w16cid:paraId="2C460BCD" w16cid:durableId="28082731"/>
   <w16cid:commentId w16cid:paraId="30A958B2" w16cid:durableId="163B7A1C"/>
   <w16cid:commentId w16cid:paraId="6D868B21" w16cid:durableId="42C76D09"/>
-  <w16cid:commentId w16cid:paraId="2FBEDBB8" w16cid:durableId="4DC003BA"/>
-  <w16cid:commentId w16cid:paraId="002A7ADA" w16cid:durableId="759833E2"/>
   <w16cid:commentId w16cid:paraId="1C97724B" w16cid:durableId="79AC498F"/>
-  <w16cid:commentId w16cid:paraId="35D20AF4" w16cid:durableId="748AC8A0"/>
   <w16cid:commentId w16cid:paraId="149E163B" w16cid:durableId="76A8C08C"/>
   <w16cid:commentId w16cid:paraId="173C60D3" w16cid:durableId="51D7DB1F"/>
   <w16cid:commentId w16cid:paraId="20A4ED44" w16cid:durableId="4BFE706E"/>
@@ -34693,7 +34847,6 @@
   <w16cid:commentId w16cid:paraId="64167AA4" w16cid:durableId="5FCACBB3"/>
   <w16cid:commentId w16cid:paraId="4A5E94B0" w16cid:durableId="2BE71895"/>
   <w16cid:commentId w16cid:paraId="055F8536" w16cid:durableId="11380C8C"/>
-  <w16cid:commentId w16cid:paraId="07A3FEB4" w16cid:durableId="0D37E1B5"/>
   <w16cid:commentId w16cid:paraId="02103218" w16cid:durableId="2498D325"/>
   <w16cid:commentId w16cid:paraId="6499DE60" w16cid:durableId="43F70EAC"/>
   <w16cid:commentId w16cid:paraId="3B2C7685" w16cid:durableId="7E5A0EF0"/>
@@ -37258,6 +37411,7 @@
   <w:style w:type="character" w:default="1" w:styleId="Fuentedeprrafopredeter">
     <w:name w:val="Default Paragraph Font"/>
     <w:uiPriority w:val="1"/>
+    <w:semiHidden/>
     <w:unhideWhenUsed/>
   </w:style>
   <w:style w:type="table" w:default="1" w:styleId="Tablanormal">
@@ -39431,36 +39585,16 @@
 </file>
 
 <file path=customXml/item1.xml><?xml version="1.0" encoding="utf-8"?>
-<b:Sources xmlns:b="http://schemas.openxmlformats.org/officeDocument/2006/bibliography" xmlns="http://schemas.openxmlformats.org/officeDocument/2006/bibliography" SelectedStyle="\APASixthEditionOfficeOnline.xsl" StyleName="APA" Version="6"/>
-</file>
-
-<file path=customXml/item2.xml><?xml version="1.0" encoding="utf-8"?>
 <go:gDocsCustomXmlDataStorage xmlns:go="http://customooxmlschemas.google.com/" xmlns:r="http://schemas.openxmlformats.org/officeDocument/2006/relationships">
   <go:docsCustomData xmlns:go="http://customooxmlschemas.google.com/" roundtripDataSignature="AMtx7mh3w1sXrKwdjzYCxjbwPkf7wsIk5w==">AMUW2mWhRc/xLonLdtoI8dz4BVu2GREgE7++Eme5Ko+W5/2G+QfXPKxV7NwLPPaJ77IM2LrlHDguxVZnDKcg4iQIvJIe+zJ9DBWjUaWFI+z0k4HbdiCFsJo=</go:docsCustomData>
 </go:gDocsCustomXmlDataStorage>
 </file>
 
-<file path=customXml/item3.xml><?xml version="1.0" encoding="utf-8"?>
-<p:properties xmlns:p="http://schemas.microsoft.com/office/2006/metadata/properties" xmlns:xsi="http://www.w3.org/2001/XMLSchema-instance" xmlns:pc="http://schemas.microsoft.com/office/infopath/2007/PartnerControls">
-  <documentManagement>
-    <TaxCatchAll xmlns="13c90a0b-73bc-4dc0-be5f-28d77b615beb" xsi:nil="true"/>
-    <lcf76f155ced4ddcb4097134ff3c332f xmlns="13c93bba-48ce-428c-bfe5-88b42c19b028">
-      <Terms xmlns="http://schemas.microsoft.com/office/infopath/2007/PartnerControls"/>
-    </lcf76f155ced4ddcb4097134ff3c332f>
-  </documentManagement>
-</p:properties>
+<file path=customXml/item2.xml><?xml version="1.0" encoding="utf-8"?>
+<b:Sources xmlns:b="http://schemas.openxmlformats.org/officeDocument/2006/bibliography" xmlns="http://schemas.openxmlformats.org/officeDocument/2006/bibliography" SelectedStyle="\APASixthEditionOfficeOnline.xsl" StyleName="APA" Version="6"/>
 </file>
 
-<file path=customXml/item4.xml><?xml version="1.0" encoding="utf-8"?>
-<?mso-contentType ?>
-<FormTemplates xmlns="http://schemas.microsoft.com/sharepoint/v3/contenttype/forms">
-  <Display>DocumentLibraryForm</Display>
-  <Edit>DocumentLibraryForm</Edit>
-  <New>DocumentLibraryForm</New>
-</FormTemplates>
-</file>
-
-<file path=customXml/item5.xml><?xml version="1.0" encoding="utf-8"?>
+<file path=customXml/item3.xml><?xml version="1.0" encoding="utf-8"?>
 <ct:contentTypeSchema xmlns:ct="http://schemas.microsoft.com/office/2006/metadata/contentType" xmlns:ma="http://schemas.microsoft.com/office/2006/metadata/properties/metaAttributes" ct:_="" ma:_="" ma:contentTypeName="Documento" ma:contentTypeID="0x0101006A81D6BD42E8DF4C91013959704817E1" ma:contentTypeVersion="15" ma:contentTypeDescription="Crear nuevo documento." ma:contentTypeScope="" ma:versionID="bf4f72ffd194f0963ff564daca6869f7">
   <xsd:schema xmlns:xsd="http://www.w3.org/2001/XMLSchema" xmlns:xs="http://www.w3.org/2001/XMLSchema" xmlns:p="http://schemas.microsoft.com/office/2006/metadata/properties" xmlns:ns2="13c90a0b-73bc-4dc0-be5f-28d77b615beb" xmlns:ns3="13c93bba-48ce-428c-bfe5-88b42c19b028" targetNamespace="http://schemas.microsoft.com/office/2006/metadata/properties" ma:root="true" ma:fieldsID="8718d6f4873a5b1392a45044efa78385" ns2:_="" ns3:_="">
     <xsd:import namespace="13c90a0b-73bc-4dc0-be5f-28d77b615beb"/>
@@ -39695,15 +39829,27 @@
 </ct:contentTypeSchema>
 </file>
 
-<file path=customXml/itemProps1.xml><?xml version="1.0" encoding="utf-8"?>
-<ds:datastoreItem xmlns:ds="http://schemas.openxmlformats.org/officeDocument/2006/customXml" ds:itemID="{FB2B5782-7B67-493B-8115-AC0932B5BAA4}">
-  <ds:schemaRefs>
-    <ds:schemaRef ds:uri="http://schemas.openxmlformats.org/officeDocument/2006/bibliography"/>
-  </ds:schemaRefs>
-</ds:datastoreItem>
+<file path=customXml/item4.xml><?xml version="1.0" encoding="utf-8"?>
+<?mso-contentType ?>
+<FormTemplates xmlns="http://schemas.microsoft.com/sharepoint/v3/contenttype/forms">
+  <Display>DocumentLibraryForm</Display>
+  <Edit>DocumentLibraryForm</Edit>
+  <New>DocumentLibraryForm</New>
+</FormTemplates>
 </file>
 
-<file path=customXml/itemProps2.xml><?xml version="1.0" encoding="utf-8"?>
+<file path=customXml/item5.xml><?xml version="1.0" encoding="utf-8"?>
+<p:properties xmlns:p="http://schemas.microsoft.com/office/2006/metadata/properties" xmlns:xsi="http://www.w3.org/2001/XMLSchema-instance" xmlns:pc="http://schemas.microsoft.com/office/infopath/2007/PartnerControls">
+  <documentManagement>
+    <TaxCatchAll xmlns="13c90a0b-73bc-4dc0-be5f-28d77b615beb" xsi:nil="true"/>
+    <lcf76f155ced4ddcb4097134ff3c332f xmlns="13c93bba-48ce-428c-bfe5-88b42c19b028">
+      <Terms xmlns="http://schemas.microsoft.com/office/infopath/2007/PartnerControls"/>
+    </lcf76f155ced4ddcb4097134ff3c332f>
+  </documentManagement>
+</p:properties>
+</file>
+
+<file path=customXml/itemProps1.xml><?xml version="1.0" encoding="utf-8"?>
 <ds:datastoreItem xmlns:ds="http://schemas.openxmlformats.org/officeDocument/2006/customXml" ds:itemID="{11111111-1234-1234-1234-123412341234}">
   <ds:schemaRefs>
     <ds:schemaRef ds:uri="http://customooxmlschemas.google.com/"/>
@@ -39712,26 +39858,15 @@
 </ds:datastoreItem>
 </file>
 
-<file path=customXml/itemProps3.xml><?xml version="1.0" encoding="utf-8"?>
-<ds:datastoreItem xmlns:ds="http://schemas.openxmlformats.org/officeDocument/2006/customXml" ds:itemID="{9D9B1A75-0210-4935-8179-95DF20A26AD1}">
+<file path=customXml/itemProps2.xml><?xml version="1.0" encoding="utf-8"?>
+<ds:datastoreItem xmlns:ds="http://schemas.openxmlformats.org/officeDocument/2006/customXml" ds:itemID="{FB2B5782-7B67-493B-8115-AC0932B5BAA4}">
   <ds:schemaRefs>
-    <ds:schemaRef ds:uri="http://schemas.microsoft.com/office/2006/metadata/properties"/>
-    <ds:schemaRef ds:uri="http://schemas.microsoft.com/office/infopath/2007/PartnerControls"/>
-    <ds:schemaRef ds:uri="13c90a0b-73bc-4dc0-be5f-28d77b615beb"/>
-    <ds:schemaRef ds:uri="13c93bba-48ce-428c-bfe5-88b42c19b028"/>
+    <ds:schemaRef ds:uri="http://schemas.openxmlformats.org/officeDocument/2006/bibliography"/>
   </ds:schemaRefs>
 </ds:datastoreItem>
 </file>
 
-<file path=customXml/itemProps4.xml><?xml version="1.0" encoding="utf-8"?>
-<ds:datastoreItem xmlns:ds="http://schemas.openxmlformats.org/officeDocument/2006/customXml" ds:itemID="{83102ECF-E44F-4F73-A78F-FE313D1BFB9A}">
-  <ds:schemaRefs>
-    <ds:schemaRef ds:uri="http://schemas.microsoft.com/sharepoint/v3/contenttype/forms"/>
-  </ds:schemaRefs>
-</ds:datastoreItem>
-</file>
-
-<file path=customXml/itemProps5.xml><?xml version="1.0" encoding="utf-8"?>
+<file path=customXml/itemProps3.xml><?xml version="1.0" encoding="utf-8"?>
 <ds:datastoreItem xmlns:ds="http://schemas.openxmlformats.org/officeDocument/2006/customXml" ds:itemID="{0448D84C-95C0-44C2-BD44-CAF8706AEADB}">
   <ds:schemaRefs>
     <ds:schemaRef ds:uri="http://schemas.microsoft.com/office/2006/metadata/contentType"/>
@@ -39748,4 +39883,23 @@
     <ds:schemaRef ds:uri="http://schemas.microsoft.com/internal/obd"/>
   </ds:schemaRefs>
 </ds:datastoreItem>
+</file>
+
+<file path=customXml/itemProps4.xml><?xml version="1.0" encoding="utf-8"?>
+<ds:datastoreItem xmlns:ds="http://schemas.openxmlformats.org/officeDocument/2006/customXml" ds:itemID="{83102ECF-E44F-4F73-A78F-FE313D1BFB9A}">
+  <ds:schemaRefs>
+    <ds:schemaRef ds:uri="http://schemas.microsoft.com/sharepoint/v3/contenttype/forms"/>
+  </ds:schemaRefs>
+</ds:datastoreItem>
+</file>
+
+<file path=customXml/itemProps5.xml><?xml version="1.0" encoding="utf-8"?>
+<ds:datastoreItem xmlns:ds="http://schemas.openxmlformats.org/officeDocument/2006/customXml" ds:itemID="{9D9B1A75-0210-4935-8179-95DF20A26AD1}">
+  <ds:schemaRefs>
+    <ds:schemaRef ds:uri="http://schemas.microsoft.com/office/2006/metadata/properties"/>
+    <ds:schemaRef ds:uri="http://schemas.microsoft.com/office/infopath/2007/PartnerControls"/>
+    <ds:schemaRef ds:uri="13c90a0b-73bc-4dc0-be5f-28d77b615beb"/>
+    <ds:schemaRef ds:uri="13c93bba-48ce-428c-bfe5-88b42c19b028"/>
+  </ds:schemaRefs>
+</ds:datastoreItem>
 </file>